--- a/Train_of_thought.docx
+++ b/Train_of_thought.docx
@@ -37,6 +37,13 @@
           <w:lang w:val="ru-RU"/>
         </w:rPr>
       </w:r>
+      <w:r>
+        <w:rPr>
+          <w:highlight w:val="none"/>
+          <w:lang w:val="ru-RU"/>
+          <w14:ligatures w14:val="none"/>
+        </w:rPr>
+      </w:r>
     </w:p>
     <w:p>
       <w:pPr>
@@ -62,6 +69,13 @@
           <w:lang w:val="ru-RU"/>
         </w:rPr>
       </w:r>
+      <w:r>
+        <w:rPr>
+          <w:highlight w:val="none"/>
+          <w:lang w:val="ru-RU"/>
+          <w14:ligatures w14:val="none"/>
+        </w:rPr>
+      </w:r>
     </w:p>
     <w:tbl>
       <w:tblPr>
@@ -70,7 +84,7 @@
         <w:tblBorders/>
         <w:tblLayout w:type="fixed"/>
         <w:tblLook w:val="04A0" w:firstRow="1" w:lastRow="0" w:firstColumn="1" w:lastColumn="0" w:noHBand="0" w:noVBand="1"/>
-        <w:tblStyle w:val="11"/>
+        <w:tblStyle w:val="705"/>
       </w:tblPr>
       <w:tblGrid>
         <w:gridCol w:w="1108"/>
@@ -153,7 +167,12 @@
                 <w:lang w:val="ru-RU"/>
               </w:rPr>
             </w:r>
-            <w:r/>
+            <w:r>
+              <w:rPr>
+                <w:highlight w:val="none"/>
+                <w:lang w:val="ru-RU"/>
+              </w:rPr>
+            </w:r>
           </w:p>
         </w:tc>
         <w:tc>
@@ -187,7 +206,12 @@
                 <w:lang w:val="ru-RU"/>
               </w:rPr>
             </w:r>
-            <w:r/>
+            <w:r>
+              <w:rPr>
+                <w:highlight w:val="none"/>
+                <w:lang w:val="ru-RU"/>
+              </w:rPr>
+            </w:r>
           </w:p>
         </w:tc>
         <w:tc>
@@ -221,7 +245,12 @@
                 <w:lang w:val="ru-RU"/>
               </w:rPr>
             </w:r>
-            <w:r/>
+            <w:r>
+              <w:rPr>
+                <w:highlight w:val="none"/>
+                <w:lang w:val="ru-RU"/>
+              </w:rPr>
+            </w:r>
           </w:p>
         </w:tc>
         <w:tc>
@@ -255,7 +284,12 @@
                 <w:lang w:val="ru-RU"/>
               </w:rPr>
             </w:r>
-            <w:r/>
+            <w:r>
+              <w:rPr>
+                <w:highlight w:val="none"/>
+                <w:lang w:val="ru-RU"/>
+              </w:rPr>
+            </w:r>
           </w:p>
         </w:tc>
       </w:tr>
@@ -333,7 +367,12 @@
                 <w:lang w:val="ru-RU"/>
               </w:rPr>
             </w:r>
-            <w:r/>
+            <w:r>
+              <w:rPr>
+                <w:highlight w:val="none"/>
+                <w:lang w:val="ru-RU"/>
+              </w:rPr>
+            </w:r>
           </w:p>
         </w:tc>
         <w:tc>
@@ -367,7 +406,12 @@
                 <w:lang w:val="ru-RU"/>
               </w:rPr>
             </w:r>
-            <w:r/>
+            <w:r>
+              <w:rPr>
+                <w:highlight w:val="none"/>
+                <w:lang w:val="ru-RU"/>
+              </w:rPr>
+            </w:r>
           </w:p>
         </w:tc>
         <w:tc>
@@ -401,7 +445,12 @@
                 <w:lang w:val="ru-RU"/>
               </w:rPr>
             </w:r>
-            <w:r/>
+            <w:r>
+              <w:rPr>
+                <w:highlight w:val="none"/>
+                <w:lang w:val="ru-RU"/>
+              </w:rPr>
+            </w:r>
           </w:p>
         </w:tc>
         <w:tc>
@@ -435,7 +484,12 @@
                 <w:lang w:val="ru-RU"/>
               </w:rPr>
             </w:r>
-            <w:r/>
+            <w:r>
+              <w:rPr>
+                <w:highlight w:val="none"/>
+                <w:lang w:val="ru-RU"/>
+              </w:rPr>
+            </w:r>
           </w:p>
         </w:tc>
       </w:tr>
@@ -513,7 +567,12 @@
                 <w:lang w:val="ru-RU"/>
               </w:rPr>
             </w:r>
-            <w:r/>
+            <w:r>
+              <w:rPr>
+                <w:highlight w:val="none"/>
+                <w:lang w:val="ru-RU"/>
+              </w:rPr>
+            </w:r>
           </w:p>
         </w:tc>
         <w:tc>
@@ -547,7 +606,12 @@
                 <w:lang w:val="ru-RU"/>
               </w:rPr>
             </w:r>
-            <w:r/>
+            <w:r>
+              <w:rPr>
+                <w:highlight w:val="none"/>
+                <w:lang w:val="ru-RU"/>
+              </w:rPr>
+            </w:r>
           </w:p>
         </w:tc>
         <w:tc>
@@ -581,7 +645,12 @@
                 <w:lang w:val="ru-RU"/>
               </w:rPr>
             </w:r>
-            <w:r/>
+            <w:r>
+              <w:rPr>
+                <w:highlight w:val="none"/>
+                <w:lang w:val="ru-RU"/>
+              </w:rPr>
+            </w:r>
           </w:p>
         </w:tc>
         <w:tc>
@@ -615,7 +684,12 @@
                 <w:lang w:val="ru-RU"/>
               </w:rPr>
             </w:r>
-            <w:r/>
+            <w:r>
+              <w:rPr>
+                <w:highlight w:val="none"/>
+                <w:lang w:val="ru-RU"/>
+              </w:rPr>
+            </w:r>
           </w:p>
         </w:tc>
       </w:tr>
@@ -693,7 +767,12 @@
                 <w:lang w:val="ru-RU"/>
               </w:rPr>
             </w:r>
-            <w:r/>
+            <w:r>
+              <w:rPr>
+                <w:highlight w:val="none"/>
+                <w:lang w:val="ru-RU"/>
+              </w:rPr>
+            </w:r>
           </w:p>
         </w:tc>
         <w:tc>
@@ -727,7 +806,12 @@
                 <w:lang w:val="ru-RU"/>
               </w:rPr>
             </w:r>
-            <w:r/>
+            <w:r>
+              <w:rPr>
+                <w:highlight w:val="none"/>
+                <w:lang w:val="ru-RU"/>
+              </w:rPr>
+            </w:r>
           </w:p>
         </w:tc>
         <w:tc>
@@ -761,7 +845,12 @@
                 <w:lang w:val="ru-RU"/>
               </w:rPr>
             </w:r>
-            <w:r/>
+            <w:r>
+              <w:rPr>
+                <w:highlight w:val="none"/>
+                <w:lang w:val="ru-RU"/>
+              </w:rPr>
+            </w:r>
           </w:p>
         </w:tc>
         <w:tc>
@@ -795,7 +884,12 @@
                 <w:lang w:val="ru-RU"/>
               </w:rPr>
             </w:r>
-            <w:r/>
+            <w:r>
+              <w:rPr>
+                <w:highlight w:val="none"/>
+                <w:lang w:val="ru-RU"/>
+              </w:rPr>
+            </w:r>
           </w:p>
         </w:tc>
       </w:tr>
@@ -873,7 +967,12 @@
                 <w:lang w:val="ru-RU"/>
               </w:rPr>
             </w:r>
-            <w:r/>
+            <w:r>
+              <w:rPr>
+                <w:highlight w:val="none"/>
+                <w:lang w:val="ru-RU"/>
+              </w:rPr>
+            </w:r>
           </w:p>
         </w:tc>
         <w:tc>
@@ -907,7 +1006,12 @@
                 <w:lang w:val="ru-RU"/>
               </w:rPr>
             </w:r>
-            <w:r/>
+            <w:r>
+              <w:rPr>
+                <w:highlight w:val="none"/>
+                <w:lang w:val="ru-RU"/>
+              </w:rPr>
+            </w:r>
           </w:p>
         </w:tc>
         <w:tc>
@@ -941,7 +1045,12 @@
                 <w:lang w:val="ru-RU"/>
               </w:rPr>
             </w:r>
-            <w:r/>
+            <w:r>
+              <w:rPr>
+                <w:highlight w:val="none"/>
+                <w:lang w:val="ru-RU"/>
+              </w:rPr>
+            </w:r>
           </w:p>
         </w:tc>
         <w:tc>
@@ -975,7 +1084,12 @@
                 <w:lang w:val="ru-RU"/>
               </w:rPr>
             </w:r>
-            <w:r/>
+            <w:r>
+              <w:rPr>
+                <w:highlight w:val="none"/>
+                <w:lang w:val="ru-RU"/>
+              </w:rPr>
+            </w:r>
           </w:p>
         </w:tc>
       </w:tr>
@@ -1053,7 +1167,12 @@
                 <w:lang w:val="ru-RU"/>
               </w:rPr>
             </w:r>
-            <w:r/>
+            <w:r>
+              <w:rPr>
+                <w:highlight w:val="none"/>
+                <w:lang w:val="ru-RU"/>
+              </w:rPr>
+            </w:r>
           </w:p>
         </w:tc>
         <w:tc>
@@ -1087,7 +1206,12 @@
                 <w:lang w:val="ru-RU"/>
               </w:rPr>
             </w:r>
-            <w:r/>
+            <w:r>
+              <w:rPr>
+                <w:highlight w:val="none"/>
+                <w:lang w:val="ru-RU"/>
+              </w:rPr>
+            </w:r>
           </w:p>
         </w:tc>
         <w:tc>
@@ -1121,7 +1245,12 @@
                 <w:lang w:val="ru-RU"/>
               </w:rPr>
             </w:r>
-            <w:r/>
+            <w:r>
+              <w:rPr>
+                <w:highlight w:val="none"/>
+                <w:lang w:val="ru-RU"/>
+              </w:rPr>
+            </w:r>
           </w:p>
         </w:tc>
         <w:tc>
@@ -1155,7 +1284,12 @@
                 <w:lang w:val="ru-RU"/>
               </w:rPr>
             </w:r>
-            <w:r/>
+            <w:r>
+              <w:rPr>
+                <w:highlight w:val="none"/>
+                <w:lang w:val="ru-RU"/>
+              </w:rPr>
+            </w:r>
           </w:p>
         </w:tc>
       </w:tr>
@@ -1233,7 +1367,12 @@
                 <w:lang w:val="ru-RU"/>
               </w:rPr>
             </w:r>
-            <w:r/>
+            <w:r>
+              <w:rPr>
+                <w:highlight w:val="none"/>
+                <w:lang w:val="ru-RU"/>
+              </w:rPr>
+            </w:r>
           </w:p>
         </w:tc>
         <w:tc>
@@ -1267,7 +1406,12 @@
                 <w:lang w:val="ru-RU"/>
               </w:rPr>
             </w:r>
-            <w:r/>
+            <w:r>
+              <w:rPr>
+                <w:highlight w:val="none"/>
+                <w:lang w:val="ru-RU"/>
+              </w:rPr>
+            </w:r>
           </w:p>
         </w:tc>
         <w:tc>
@@ -1301,7 +1445,12 @@
                 <w:lang w:val="ru-RU"/>
               </w:rPr>
             </w:r>
-            <w:r/>
+            <w:r>
+              <w:rPr>
+                <w:highlight w:val="none"/>
+                <w:lang w:val="ru-RU"/>
+              </w:rPr>
+            </w:r>
           </w:p>
         </w:tc>
         <w:tc>
@@ -1335,7 +1484,12 @@
                 <w:lang w:val="ru-RU"/>
               </w:rPr>
             </w:r>
-            <w:r/>
+            <w:r>
+              <w:rPr>
+                <w:highlight w:val="none"/>
+                <w:lang w:val="ru-RU"/>
+              </w:rPr>
+            </w:r>
           </w:p>
         </w:tc>
       </w:tr>
@@ -1413,7 +1567,12 @@
                 <w:lang w:val="ru-RU"/>
               </w:rPr>
             </w:r>
-            <w:r/>
+            <w:r>
+              <w:rPr>
+                <w:highlight w:val="none"/>
+                <w:lang w:val="ru-RU"/>
+              </w:rPr>
+            </w:r>
           </w:p>
         </w:tc>
         <w:tc>
@@ -1447,7 +1606,12 @@
                 <w:lang w:val="ru-RU"/>
               </w:rPr>
             </w:r>
-            <w:r/>
+            <w:r>
+              <w:rPr>
+                <w:highlight w:val="none"/>
+                <w:lang w:val="ru-RU"/>
+              </w:rPr>
+            </w:r>
           </w:p>
         </w:tc>
         <w:tc>
@@ -1481,7 +1645,12 @@
                 <w:lang w:val="ru-RU"/>
               </w:rPr>
             </w:r>
-            <w:r/>
+            <w:r>
+              <w:rPr>
+                <w:highlight w:val="none"/>
+                <w:lang w:val="ru-RU"/>
+              </w:rPr>
+            </w:r>
           </w:p>
         </w:tc>
         <w:tc>
@@ -1515,7 +1684,12 @@
                 <w:lang w:val="ru-RU"/>
               </w:rPr>
             </w:r>
-            <w:r/>
+            <w:r>
+              <w:rPr>
+                <w:highlight w:val="none"/>
+                <w:lang w:val="ru-RU"/>
+              </w:rPr>
+            </w:r>
           </w:p>
         </w:tc>
       </w:tr>
@@ -1593,7 +1767,12 @@
                 <w:lang w:val="ru-RU"/>
               </w:rPr>
             </w:r>
-            <w:r/>
+            <w:r>
+              <w:rPr>
+                <w:highlight w:val="none"/>
+                <w:lang w:val="ru-RU"/>
+              </w:rPr>
+            </w:r>
           </w:p>
         </w:tc>
         <w:tc>
@@ -1627,7 +1806,12 @@
                 <w:lang w:val="ru-RU"/>
               </w:rPr>
             </w:r>
-            <w:r/>
+            <w:r>
+              <w:rPr>
+                <w:highlight w:val="none"/>
+                <w:lang w:val="ru-RU"/>
+              </w:rPr>
+            </w:r>
           </w:p>
         </w:tc>
         <w:tc>
@@ -1661,7 +1845,12 @@
                 <w:lang w:val="ru-RU"/>
               </w:rPr>
             </w:r>
-            <w:r/>
+            <w:r>
+              <w:rPr>
+                <w:highlight w:val="none"/>
+                <w:lang w:val="ru-RU"/>
+              </w:rPr>
+            </w:r>
           </w:p>
         </w:tc>
         <w:tc>
@@ -1695,7 +1884,12 @@
                 <w:lang w:val="ru-RU"/>
               </w:rPr>
             </w:r>
-            <w:r/>
+            <w:r>
+              <w:rPr>
+                <w:highlight w:val="none"/>
+                <w:lang w:val="ru-RU"/>
+              </w:rPr>
+            </w:r>
           </w:p>
         </w:tc>
       </w:tr>
@@ -1773,7 +1967,12 @@
                 <w:lang w:val="ru-RU"/>
               </w:rPr>
             </w:r>
-            <w:r/>
+            <w:r>
+              <w:rPr>
+                <w:highlight w:val="none"/>
+                <w:lang w:val="ru-RU"/>
+              </w:rPr>
+            </w:r>
           </w:p>
         </w:tc>
         <w:tc>
@@ -1807,7 +2006,12 @@
                 <w:lang w:val="ru-RU"/>
               </w:rPr>
             </w:r>
-            <w:r/>
+            <w:r>
+              <w:rPr>
+                <w:highlight w:val="none"/>
+                <w:lang w:val="ru-RU"/>
+              </w:rPr>
+            </w:r>
           </w:p>
         </w:tc>
         <w:tc>
@@ -1841,7 +2045,12 @@
                 <w:lang w:val="ru-RU"/>
               </w:rPr>
             </w:r>
-            <w:r/>
+            <w:r>
+              <w:rPr>
+                <w:highlight w:val="none"/>
+                <w:lang w:val="ru-RU"/>
+              </w:rPr>
+            </w:r>
           </w:p>
         </w:tc>
         <w:tc>
@@ -1875,7 +2084,12 @@
                 <w:lang w:val="ru-RU"/>
               </w:rPr>
             </w:r>
-            <w:r/>
+            <w:r>
+              <w:rPr>
+                <w:highlight w:val="none"/>
+                <w:lang w:val="ru-RU"/>
+              </w:rPr>
+            </w:r>
           </w:p>
         </w:tc>
       </w:tr>
@@ -1953,7 +2167,12 @@
                 <w:lang w:val="ru-RU"/>
               </w:rPr>
             </w:r>
-            <w:r/>
+            <w:r>
+              <w:rPr>
+                <w:highlight w:val="none"/>
+                <w:lang w:val="ru-RU"/>
+              </w:rPr>
+            </w:r>
           </w:p>
         </w:tc>
         <w:tc>
@@ -1987,7 +2206,12 @@
                 <w:lang w:val="ru-RU"/>
               </w:rPr>
             </w:r>
-            <w:r/>
+            <w:r>
+              <w:rPr>
+                <w:highlight w:val="none"/>
+                <w:lang w:val="ru-RU"/>
+              </w:rPr>
+            </w:r>
           </w:p>
         </w:tc>
         <w:tc>
@@ -2021,7 +2245,12 @@
                 <w:lang w:val="ru-RU"/>
               </w:rPr>
             </w:r>
-            <w:r/>
+            <w:r>
+              <w:rPr>
+                <w:highlight w:val="none"/>
+                <w:lang w:val="ru-RU"/>
+              </w:rPr>
+            </w:r>
           </w:p>
         </w:tc>
         <w:tc>
@@ -2055,7 +2284,12 @@
                 <w:lang w:val="ru-RU"/>
               </w:rPr>
             </w:r>
-            <w:r/>
+            <w:r>
+              <w:rPr>
+                <w:highlight w:val="none"/>
+                <w:lang w:val="ru-RU"/>
+              </w:rPr>
+            </w:r>
           </w:p>
         </w:tc>
       </w:tr>
@@ -2133,7 +2367,12 @@
                 <w:lang w:val="ru-RU"/>
               </w:rPr>
             </w:r>
-            <w:r/>
+            <w:r>
+              <w:rPr>
+                <w:highlight w:val="none"/>
+                <w:lang w:val="ru-RU"/>
+              </w:rPr>
+            </w:r>
           </w:p>
         </w:tc>
         <w:tc>
@@ -2167,7 +2406,12 @@
                 <w:lang w:val="ru-RU"/>
               </w:rPr>
             </w:r>
-            <w:r/>
+            <w:r>
+              <w:rPr>
+                <w:highlight w:val="none"/>
+                <w:lang w:val="ru-RU"/>
+              </w:rPr>
+            </w:r>
           </w:p>
         </w:tc>
         <w:tc>
@@ -2201,7 +2445,12 @@
                 <w:lang w:val="ru-RU"/>
               </w:rPr>
             </w:r>
-            <w:r/>
+            <w:r>
+              <w:rPr>
+                <w:highlight w:val="none"/>
+                <w:lang w:val="ru-RU"/>
+              </w:rPr>
+            </w:r>
           </w:p>
         </w:tc>
         <w:tc>
@@ -2235,7 +2484,12 @@
                 <w:lang w:val="ru-RU"/>
               </w:rPr>
             </w:r>
-            <w:r/>
+            <w:r>
+              <w:rPr>
+                <w:highlight w:val="none"/>
+                <w:lang w:val="ru-RU"/>
+              </w:rPr>
+            </w:r>
           </w:p>
         </w:tc>
       </w:tr>
@@ -2314,7 +2568,13 @@
                 <w:lang w:val="ru-RU"/>
               </w:rPr>
             </w:r>
-            <w:r/>
+            <w:r>
+              <w:rPr>
+                <w:highlight w:val="none"/>
+                <w:lang w:val="ru-RU"/>
+                <w14:ligatures w14:val="none"/>
+              </w:rPr>
+            </w:r>
           </w:p>
         </w:tc>
         <w:tc>
@@ -2349,7 +2609,13 @@
                 <w:lang w:val="ru-RU"/>
               </w:rPr>
             </w:r>
-            <w:r/>
+            <w:r>
+              <w:rPr>
+                <w:highlight w:val="none"/>
+                <w:lang w:val="ru-RU"/>
+                <w14:ligatures w14:val="none"/>
+              </w:rPr>
+            </w:r>
           </w:p>
         </w:tc>
         <w:tc>
@@ -2378,8 +2644,13 @@
               </w:rPr>
               <w:t xml:space="preserve">0.98</w:t>
             </w:r>
-            <w:r/>
-            <w:r/>
+            <w:r>
+              <w:rPr>
+                <w:highlight w:val="none"/>
+                <w:lang w:val="ru-RU"/>
+                <w14:ligatures w14:val="none"/>
+              </w:rPr>
+            </w:r>
           </w:p>
         </w:tc>
         <w:tc>
@@ -2406,8 +2677,11 @@
               </w:rPr>
               <w:t xml:space="preserve">1744</w:t>
             </w:r>
-            <w:r/>
-            <w:r/>
+            <w:r>
+              <w:rPr>
+                <w14:ligatures w14:val="none"/>
+              </w:rPr>
+            </w:r>
           </w:p>
         </w:tc>
       </w:tr>
@@ -2421,9 +2695,16 @@
           <w14:ligatures w14:val="none"/>
         </w:rPr>
       </w:pPr>
-      <w:r/>
-      <w:r/>
-      <w:r/>
+      <w:r>
+        <w:rPr>
+          <w14:ligatures w14:val="none"/>
+        </w:rPr>
+      </w:r>
+      <w:r>
+        <w:rPr>
+          <w14:ligatures w14:val="none"/>
+        </w:rPr>
+      </w:r>
     </w:p>
     <w:p>
       <w:pPr>
@@ -2448,7 +2729,7 @@
         <w:tblBorders/>
         <w:tblLayout w:type="fixed"/>
         <w:tblLook w:val="04A0" w:firstRow="1" w:lastRow="0" w:firstColumn="1" w:lastColumn="0" w:noHBand="0" w:noVBand="1"/>
-        <w:tblStyle w:val="11"/>
+        <w:tblStyle w:val="705"/>
       </w:tblPr>
       <w:tblGrid>
         <w:gridCol w:w="964"/>
@@ -2473,7 +2754,6 @@
                 <w:lang w:val="ru-RU"/>
               </w:rPr>
             </w:pPr>
-            <w:r/>
             <w:r>
               <w:rPr>
                 <w:lang w:val="ru-RU"/>
@@ -2515,8 +2795,11 @@
               </w:rPr>
               <w:t xml:space="preserve">Count</w:t>
             </w:r>
-            <w:r/>
-            <w:r/>
+            <w:r>
+              <w:rPr>
+                <w:lang w:val="ru-RU"/>
+              </w:rPr>
+            </w:r>
           </w:p>
         </w:tc>
       </w:tr>
@@ -2585,7 +2868,11 @@
                 <w:lang w:val="ru-RU"/>
               </w:rPr>
             </w:r>
-            <w:r/>
+            <w:r>
+              <w:rPr>
+                <w:lang w:val="ru-RU"/>
+              </w:rPr>
+            </w:r>
           </w:p>
         </w:tc>
       </w:tr>
@@ -2654,7 +2941,11 @@
                 <w:lang w:val="ru-RU"/>
               </w:rPr>
             </w:r>
-            <w:r/>
+            <w:r>
+              <w:rPr>
+                <w:lang w:val="ru-RU"/>
+              </w:rPr>
+            </w:r>
           </w:p>
         </w:tc>
       </w:tr>
@@ -2723,7 +3014,11 @@
                 <w:lang w:val="ru-RU"/>
               </w:rPr>
             </w:r>
-            <w:r/>
+            <w:r>
+              <w:rPr>
+                <w:lang w:val="ru-RU"/>
+              </w:rPr>
+            </w:r>
           </w:p>
         </w:tc>
       </w:tr>
@@ -2792,7 +3087,11 @@
                 <w:lang w:val="ru-RU"/>
               </w:rPr>
             </w:r>
-            <w:r/>
+            <w:r>
+              <w:rPr>
+                <w:lang w:val="ru-RU"/>
+              </w:rPr>
+            </w:r>
           </w:p>
         </w:tc>
       </w:tr>
@@ -2861,7 +3160,11 @@
                 <w:lang w:val="ru-RU"/>
               </w:rPr>
             </w:r>
-            <w:r/>
+            <w:r>
+              <w:rPr>
+                <w:lang w:val="ru-RU"/>
+              </w:rPr>
+            </w:r>
           </w:p>
         </w:tc>
       </w:tr>
@@ -2930,7 +3233,11 @@
                 <w:lang w:val="ru-RU"/>
               </w:rPr>
             </w:r>
-            <w:r/>
+            <w:r>
+              <w:rPr>
+                <w:lang w:val="ru-RU"/>
+              </w:rPr>
+            </w:r>
           </w:p>
         </w:tc>
       </w:tr>
@@ -2999,7 +3306,11 @@
                 <w:lang w:val="ru-RU"/>
               </w:rPr>
             </w:r>
-            <w:r/>
+            <w:r>
+              <w:rPr>
+                <w:lang w:val="ru-RU"/>
+              </w:rPr>
+            </w:r>
           </w:p>
         </w:tc>
       </w:tr>
@@ -3068,7 +3379,11 @@
                 <w:lang w:val="ru-RU"/>
               </w:rPr>
             </w:r>
-            <w:r/>
+            <w:r>
+              <w:rPr>
+                <w:lang w:val="ru-RU"/>
+              </w:rPr>
+            </w:r>
           </w:p>
         </w:tc>
       </w:tr>
@@ -3137,7 +3452,11 @@
                 <w:lang w:val="ru-RU"/>
               </w:rPr>
             </w:r>
-            <w:r/>
+            <w:r>
+              <w:rPr>
+                <w:lang w:val="ru-RU"/>
+              </w:rPr>
+            </w:r>
           </w:p>
         </w:tc>
       </w:tr>
@@ -3206,7 +3525,11 @@
                 <w:lang w:val="ru-RU"/>
               </w:rPr>
             </w:r>
-            <w:r/>
+            <w:r>
+              <w:rPr>
+                <w:lang w:val="ru-RU"/>
+              </w:rPr>
+            </w:r>
           </w:p>
         </w:tc>
       </w:tr>
@@ -3275,7 +3598,11 @@
                 <w:lang w:val="ru-RU"/>
               </w:rPr>
             </w:r>
-            <w:r/>
+            <w:r>
+              <w:rPr>
+                <w:lang w:val="ru-RU"/>
+              </w:rPr>
+            </w:r>
           </w:p>
         </w:tc>
       </w:tr>
@@ -3304,7 +3631,11 @@
               </w:rPr>
               <w:t xml:space="preserve">9</w:t>
             </w:r>
-            <w:r/>
+            <w:r>
+              <w:rPr>
+                <w:lang w:val="ru-RU"/>
+              </w:rPr>
+            </w:r>
             <w:r>
               <w:rPr>
                 <w:lang w:val="ru-RU"/>
@@ -3335,8 +3666,11 @@
               </w:rPr>
               <w:t xml:space="preserve">34</w:t>
             </w:r>
-            <w:r/>
-            <w:r/>
+            <w:r>
+              <w:rPr>
+                <w14:ligatures w14:val="none"/>
+              </w:rPr>
+            </w:r>
           </w:p>
         </w:tc>
       </w:tr>
@@ -3348,7 +3682,6 @@
         <w:ind/>
         <w:rPr/>
       </w:pPr>
-      <w:r/>
       <w:r/>
       <w:r/>
     </w:p>
@@ -3395,11 +3728,17 @@
           <w:lang w:val="ru-RU"/>
         </w:rPr>
       </w:r>
+      <w:r>
+        <w:rPr>
+          <w:highlight w:val="none"/>
+          <w:lang w:val="ru-RU"/>
+        </w:rPr>
+      </w:r>
     </w:p>
     <w:p>
       <w:pPr>
         <w:pBdr/>
-        <w:shd w:val="nil"/>
+        <w:shd w:val="nil" w:color="auto"/>
         <w:spacing/>
         <w:ind/>
         <w:rPr>
@@ -3426,23 +3765,24 @@
           <w:lang w:val="ru-RU"/>
         </w:rPr>
       </w:r>
-      <w:r>
+    </w:p>
+    <w:p>
+      <w:pPr>
+        <w:pBdr/>
+        <w:spacing/>
+        <w:ind/>
+        <w:jc w:val="center"/>
         <w:rPr>
           <w:highlight w:val="none"/>
-          <w:lang w:val="ru-RU" w:bidi="ru-RU"/>
+          <w:lang w:val="ru-RU"/>
         </w:rPr>
-      </w:r>
-      <w:r>
-        <w:rPr>
-          <w:highlight w:val="none"/>
-          <w:lang w:val="ru-RU" w:bidi="ru-RU"/>
-        </w:rPr>
-      </w:r>
+      </w:pPr>
       <w:r>
         <w:rPr>
           <w:highlight w:val="none"/>
           <w:lang w:val="ru-RU"/>
         </w:rPr>
+        <w:t xml:space="preserve">План:</w:t>
       </w:r>
       <w:r>
         <w:rPr>
@@ -3453,27 +3793,7 @@
     </w:p>
     <w:p>
       <w:pPr>
-        <w:pBdr/>
-        <w:spacing/>
-        <w:ind/>
-        <w:jc w:val="center"/>
-        <w:rPr>
-          <w:highlight w:val="none"/>
-          <w:lang w:val="ru-RU"/>
-        </w:rPr>
-      </w:pPr>
-      <w:r>
-        <w:rPr>
-          <w:highlight w:val="none"/>
-          <w:lang w:val="ru-RU"/>
-        </w:rPr>
-        <w:t xml:space="preserve">План:</w:t>
-      </w:r>
-      <w:r/>
-    </w:p>
-    <w:p>
-      <w:pPr>
-        <w:pStyle w:val="668"/>
+        <w:pStyle w:val="894"/>
         <w:numPr>
           <w:ilvl w:val="0"/>
           <w:numId w:val="2"/>
@@ -3495,7 +3815,7 @@
     </w:p>
     <w:p>
       <w:pPr>
-        <w:pStyle w:val="668"/>
+        <w:pStyle w:val="894"/>
         <w:numPr>
           <w:ilvl w:val="0"/>
           <w:numId w:val="2"/>
@@ -3517,7 +3837,7 @@
     </w:p>
     <w:p>
       <w:pPr>
-        <w:pStyle w:val="668"/>
+        <w:pStyle w:val="894"/>
         <w:numPr>
           <w:ilvl w:val="0"/>
           <w:numId w:val="2"/>
@@ -3539,7 +3859,7 @@
     </w:p>
     <w:p>
       <w:pPr>
-        <w:pStyle w:val="668"/>
+        <w:pStyle w:val="894"/>
         <w:numPr>
           <w:ilvl w:val="0"/>
           <w:numId w:val="2"/>
@@ -3561,7 +3881,7 @@
     </w:p>
     <w:p>
       <w:pPr>
-        <w:pStyle w:val="668"/>
+        <w:pStyle w:val="894"/>
         <w:numPr>
           <w:ilvl w:val="0"/>
           <w:numId w:val="2"/>
@@ -3591,7 +3911,6 @@
       </w:pPr>
       <w:r/>
       <w:r/>
-      <w:r/>
     </w:p>
     <w:p>
       <w:pPr>
@@ -3611,7 +3930,12 @@
         </w:rPr>
         <w:t xml:space="preserve">На моменте написания плана я понял что нужно идеально разобраться в колонках и удалить те которые не нужны.</w:t>
       </w:r>
-      <w:r/>
+      <w:r>
+        <w:rPr>
+          <w:highlight w:val="none"/>
+          <w:lang w:val="ru-RU"/>
+        </w:rPr>
+      </w:r>
     </w:p>
     <w:tbl>
       <w:tblPr>
@@ -3627,7 +3951,7 @@
         </w:tblBorders>
         <w:tblLayout w:type="fixed"/>
         <w:tblLook w:val="04A0" w:firstRow="1" w:lastRow="0" w:firstColumn="1" w:lastColumn="0" w:noHBand="0" w:noVBand="1"/>
-        <w:tblStyle w:val="11"/>
+        <w:tblStyle w:val="705"/>
       </w:tblPr>
       <w:tblGrid>
         <w:gridCol w:w="3984"/>
@@ -3652,7 +3976,7 @@
           <w:p>
             <w:pPr>
               <w:pBdr/>
-              <w:spacing w:after="0" w:before="0" w:line="240"/>
+              <w:spacing w:after="0" w:before="0" w:line="240" w:lineRule="auto"/>
               <w:ind w:right="0" w:firstLine="0" w:left="0"/>
               <w:jc w:val="both"/>
               <w:rPr/>
@@ -3686,7 +4010,7 @@
           <w:p>
             <w:pPr>
               <w:pBdr/>
-              <w:spacing w:after="0" w:before="0" w:line="240"/>
+              <w:spacing w:after="0" w:before="0" w:line="240" w:lineRule="auto"/>
               <w:ind w:right="0" w:firstLine="0" w:left="0"/>
               <w:jc w:val="both"/>
               <w:rPr/>
@@ -3723,7 +4047,7 @@
           <w:p>
             <w:pPr>
               <w:pBdr/>
-              <w:spacing w:after="0" w:before="0" w:line="240"/>
+              <w:spacing w:after="0" w:before="0" w:line="240" w:lineRule="auto"/>
               <w:ind w:right="0" w:firstLine="0" w:left="0"/>
               <w:jc w:val="both"/>
               <w:rPr/>
@@ -3756,7 +4080,7 @@
           <w:p>
             <w:pPr>
               <w:pBdr/>
-              <w:spacing w:after="0" w:before="0" w:line="240"/>
+              <w:spacing w:after="0" w:before="0" w:line="240" w:lineRule="auto"/>
               <w:ind w:right="0" w:firstLine="0" w:left="0"/>
               <w:jc w:val="both"/>
               <w:rPr/>
@@ -3792,7 +4116,7 @@
           <w:p>
             <w:pPr>
               <w:pBdr/>
-              <w:spacing w:after="0" w:before="0" w:line="240"/>
+              <w:spacing w:after="0" w:before="0" w:line="240" w:lineRule="auto"/>
               <w:ind w:right="0" w:firstLine="0" w:left="0"/>
               <w:jc w:val="both"/>
               <w:rPr/>
@@ -3825,7 +4149,7 @@
           <w:p>
             <w:pPr>
               <w:pBdr/>
-              <w:spacing w:after="0" w:before="0" w:line="240"/>
+              <w:spacing w:after="0" w:before="0" w:line="240" w:lineRule="auto"/>
               <w:ind w:right="0" w:firstLine="0" w:left="0"/>
               <w:jc w:val="both"/>
               <w:rPr/>
@@ -3861,7 +4185,7 @@
           <w:p>
             <w:pPr>
               <w:pBdr/>
-              <w:spacing w:after="0" w:before="0" w:line="240"/>
+              <w:spacing w:after="0" w:before="0" w:line="240" w:lineRule="auto"/>
               <w:ind w:right="0" w:firstLine="0" w:left="0"/>
               <w:jc w:val="both"/>
               <w:rPr/>
@@ -3894,7 +4218,7 @@
           <w:p>
             <w:pPr>
               <w:pBdr/>
-              <w:spacing w:after="0" w:before="0" w:line="240"/>
+              <w:spacing w:after="0" w:before="0" w:line="240" w:lineRule="auto"/>
               <w:ind w:right="0" w:firstLine="0" w:left="0"/>
               <w:jc w:val="both"/>
               <w:rPr/>
@@ -3930,7 +4254,7 @@
           <w:p>
             <w:pPr>
               <w:pBdr/>
-              <w:spacing w:after="0" w:before="0" w:line="240"/>
+              <w:spacing w:after="0" w:before="0" w:line="240" w:lineRule="auto"/>
               <w:ind w:right="0" w:firstLine="0" w:left="0"/>
               <w:jc w:val="both"/>
               <w:rPr/>
@@ -3963,7 +4287,7 @@
           <w:p>
             <w:pPr>
               <w:pBdr/>
-              <w:spacing w:after="0" w:before="0" w:line="240"/>
+              <w:spacing w:after="0" w:before="0" w:line="240" w:lineRule="auto"/>
               <w:ind w:right="0" w:firstLine="0" w:left="0"/>
               <w:jc w:val="both"/>
               <w:rPr/>
@@ -3999,7 +4323,7 @@
           <w:p>
             <w:pPr>
               <w:pBdr/>
-              <w:spacing w:after="0" w:before="0" w:line="240"/>
+              <w:spacing w:after="0" w:before="0" w:line="240" w:lineRule="auto"/>
               <w:ind w:right="0" w:firstLine="0" w:left="0"/>
               <w:jc w:val="both"/>
               <w:rPr/>
@@ -4032,7 +4356,7 @@
           <w:p>
             <w:pPr>
               <w:pBdr/>
-              <w:spacing w:after="0" w:before="0" w:line="240"/>
+              <w:spacing w:after="0" w:before="0" w:line="240" w:lineRule="auto"/>
               <w:ind w:right="0" w:firstLine="0" w:left="0"/>
               <w:jc w:val="both"/>
               <w:rPr/>
@@ -4068,7 +4392,7 @@
           <w:p>
             <w:pPr>
               <w:pBdr/>
-              <w:spacing w:after="0" w:before="0" w:line="240"/>
+              <w:spacing w:after="0" w:before="0" w:line="240" w:lineRule="auto"/>
               <w:ind w:right="0" w:firstLine="0" w:left="0"/>
               <w:jc w:val="both"/>
               <w:rPr/>
@@ -4101,7 +4425,7 @@
           <w:p>
             <w:pPr>
               <w:pBdr/>
-              <w:spacing w:after="0" w:before="0" w:line="240"/>
+              <w:spacing w:after="0" w:before="0" w:line="240" w:lineRule="auto"/>
               <w:ind w:right="0" w:firstLine="0" w:left="0"/>
               <w:jc w:val="both"/>
               <w:rPr/>
@@ -4137,7 +4461,7 @@
           <w:p>
             <w:pPr>
               <w:pBdr/>
-              <w:spacing w:after="0" w:before="0" w:line="240"/>
+              <w:spacing w:after="0" w:before="0" w:line="240" w:lineRule="auto"/>
               <w:ind w:right="0" w:firstLine="0" w:left="0"/>
               <w:jc w:val="both"/>
               <w:rPr/>
@@ -4170,7 +4494,7 @@
           <w:p>
             <w:pPr>
               <w:pBdr/>
-              <w:spacing w:after="0" w:before="0" w:line="240"/>
+              <w:spacing w:after="0" w:before="0" w:line="240" w:lineRule="auto"/>
               <w:ind w:right="0" w:firstLine="0" w:left="0"/>
               <w:jc w:val="both"/>
               <w:rPr/>
@@ -4206,7 +4530,7 @@
           <w:p>
             <w:pPr>
               <w:pBdr/>
-              <w:spacing w:after="0" w:before="0" w:line="240"/>
+              <w:spacing w:after="0" w:before="0" w:line="240" w:lineRule="auto"/>
               <w:ind w:right="0" w:firstLine="0" w:left="0"/>
               <w:jc w:val="both"/>
               <w:rPr/>
@@ -4239,7 +4563,7 @@
           <w:p>
             <w:pPr>
               <w:pBdr/>
-              <w:spacing w:after="0" w:before="0" w:line="240"/>
+              <w:spacing w:after="0" w:before="0" w:line="240" w:lineRule="auto"/>
               <w:ind w:right="0" w:firstLine="0" w:left="0"/>
               <w:jc w:val="both"/>
               <w:rPr/>
@@ -4275,7 +4599,7 @@
           <w:p>
             <w:pPr>
               <w:pBdr/>
-              <w:spacing w:after="0" w:before="0" w:line="240"/>
+              <w:spacing w:after="0" w:before="0" w:line="240" w:lineRule="auto"/>
               <w:ind w:right="0" w:firstLine="0" w:left="0"/>
               <w:jc w:val="both"/>
               <w:rPr/>
@@ -4308,7 +4632,7 @@
           <w:p>
             <w:pPr>
               <w:pBdr/>
-              <w:spacing w:after="0" w:before="0" w:line="240"/>
+              <w:spacing w:after="0" w:before="0" w:line="240" w:lineRule="auto"/>
               <w:ind w:right="0" w:firstLine="0" w:left="0"/>
               <w:jc w:val="both"/>
               <w:rPr/>
@@ -4334,7 +4658,6 @@
         <w:jc w:val="left"/>
         <w:rPr/>
       </w:pPr>
-      <w:r/>
       <w:r/>
       <w:r/>
     </w:p>
@@ -4356,7 +4679,12 @@
         </w:rPr>
         <w:t xml:space="preserve">Далее я решил избавится от нулевых колонок</w:t>
       </w:r>
-      <w:r/>
+      <w:r>
+        <w:rPr>
+          <w:highlight w:val="none"/>
+          <w:lang w:val="ru-RU"/>
+        </w:rPr>
+      </w:r>
     </w:p>
     <w:tbl>
       <w:tblPr>
@@ -4372,7 +4700,7 @@
         </w:tblBorders>
         <w:tblLayout w:type="fixed"/>
         <w:tblLook w:val="04A0" w:firstRow="1" w:lastRow="0" w:firstColumn="1" w:lastColumn="0" w:noHBand="0" w:noVBand="1"/>
-        <w:tblStyle w:val="11"/>
+        <w:tblStyle w:val="705"/>
       </w:tblPr>
       <w:tblGrid>
         <w:gridCol w:w="2641"/>
@@ -4397,7 +4725,7 @@
           <w:p>
             <w:pPr>
               <w:pBdr/>
-              <w:spacing w:after="0" w:before="0" w:line="240"/>
+              <w:spacing w:after="0" w:before="0" w:line="240" w:lineRule="auto"/>
               <w:ind w:right="-15" w:firstLine="0" w:left="268"/>
               <w:jc w:val="both"/>
               <w:rPr/>
@@ -4431,7 +4759,7 @@
           <w:p>
             <w:pPr>
               <w:pBdr/>
-              <w:spacing w:after="0" w:before="0" w:line="240"/>
+              <w:spacing w:after="0" w:before="0" w:line="240" w:lineRule="auto"/>
               <w:ind w:right="-15" w:firstLine="0" w:left="268"/>
               <w:jc w:val="both"/>
               <w:rPr/>
@@ -4468,7 +4796,7 @@
           <w:p>
             <w:pPr>
               <w:pBdr/>
-              <w:spacing w:after="0" w:before="0" w:line="240"/>
+              <w:spacing w:after="0" w:before="0" w:line="240" w:lineRule="auto"/>
               <w:ind w:right="-15" w:firstLine="0" w:left="268"/>
               <w:jc w:val="both"/>
               <w:rPr/>
@@ -4501,7 +4829,7 @@
           <w:p>
             <w:pPr>
               <w:pBdr/>
-              <w:spacing w:after="0" w:before="0" w:line="240"/>
+              <w:spacing w:after="0" w:before="0" w:line="240" w:lineRule="auto"/>
               <w:ind w:right="-15" w:firstLine="0" w:left="268"/>
               <w:jc w:val="both"/>
               <w:rPr/>
@@ -4537,7 +4865,7 @@
           <w:p>
             <w:pPr>
               <w:pBdr/>
-              <w:spacing w:after="0" w:before="0" w:line="240"/>
+              <w:spacing w:after="0" w:before="0" w:line="240" w:lineRule="auto"/>
               <w:ind w:right="-15" w:firstLine="0" w:left="268"/>
               <w:jc w:val="both"/>
               <w:rPr/>
@@ -4570,7 +4898,7 @@
           <w:p>
             <w:pPr>
               <w:pBdr/>
-              <w:spacing w:after="0" w:before="0" w:line="240"/>
+              <w:spacing w:after="0" w:before="0" w:line="240" w:lineRule="auto"/>
               <w:ind w:right="-15" w:firstLine="0" w:left="268"/>
               <w:jc w:val="both"/>
               <w:rPr/>
@@ -4606,7 +4934,7 @@
           <w:p>
             <w:pPr>
               <w:pBdr/>
-              <w:spacing w:after="0" w:before="0" w:line="240"/>
+              <w:spacing w:after="0" w:before="0" w:line="240" w:lineRule="auto"/>
               <w:ind w:right="-15" w:firstLine="0" w:left="268"/>
               <w:jc w:val="both"/>
               <w:rPr/>
@@ -4639,7 +4967,7 @@
           <w:p>
             <w:pPr>
               <w:pBdr/>
-              <w:spacing w:after="0" w:before="0" w:line="240"/>
+              <w:spacing w:after="0" w:before="0" w:line="240" w:lineRule="auto"/>
               <w:ind w:right="-15" w:firstLine="0" w:left="268"/>
               <w:jc w:val="both"/>
               <w:rPr/>
@@ -4675,7 +5003,7 @@
           <w:p>
             <w:pPr>
               <w:pBdr/>
-              <w:spacing w:after="0" w:before="0" w:line="240"/>
+              <w:spacing w:after="0" w:before="0" w:line="240" w:lineRule="auto"/>
               <w:ind w:right="-15" w:firstLine="0" w:left="268"/>
               <w:jc w:val="both"/>
               <w:rPr/>
@@ -4708,7 +5036,7 @@
           <w:p>
             <w:pPr>
               <w:pBdr/>
-              <w:spacing w:after="0" w:before="0" w:line="240"/>
+              <w:spacing w:after="0" w:before="0" w:line="240" w:lineRule="auto"/>
               <w:ind w:right="-15" w:firstLine="0" w:left="268"/>
               <w:jc w:val="both"/>
               <w:rPr/>
@@ -4744,7 +5072,7 @@
           <w:p>
             <w:pPr>
               <w:pBdr/>
-              <w:spacing w:after="0" w:before="0" w:line="240"/>
+              <w:spacing w:after="0" w:before="0" w:line="240" w:lineRule="auto"/>
               <w:ind w:right="-15" w:firstLine="0" w:left="268"/>
               <w:jc w:val="both"/>
               <w:rPr/>
@@ -4777,7 +5105,7 @@
           <w:p>
             <w:pPr>
               <w:pBdr/>
-              <w:spacing w:after="0" w:before="0" w:line="240"/>
+              <w:spacing w:after="0" w:before="0" w:line="240" w:lineRule="auto"/>
               <w:ind w:right="-15" w:firstLine="0" w:left="268"/>
               <w:jc w:val="both"/>
               <w:rPr/>
@@ -4813,7 +5141,7 @@
           <w:p>
             <w:pPr>
               <w:pBdr/>
-              <w:spacing w:after="0" w:before="0" w:line="240"/>
+              <w:spacing w:after="0" w:before="0" w:line="240" w:lineRule="auto"/>
               <w:ind w:right="-15" w:firstLine="0" w:left="268"/>
               <w:jc w:val="both"/>
               <w:rPr/>
@@ -4846,7 +5174,7 @@
           <w:p>
             <w:pPr>
               <w:pBdr/>
-              <w:spacing w:after="0" w:before="0" w:line="240"/>
+              <w:spacing w:after="0" w:before="0" w:line="240" w:lineRule="auto"/>
               <w:ind w:right="-15" w:firstLine="0" w:left="268"/>
               <w:jc w:val="both"/>
               <w:rPr/>
@@ -4882,7 +5210,7 @@
           <w:p>
             <w:pPr>
               <w:pBdr/>
-              <w:spacing w:after="0" w:before="0" w:line="240"/>
+              <w:spacing w:after="0" w:before="0" w:line="240" w:lineRule="auto"/>
               <w:ind w:right="-15" w:firstLine="0" w:left="268"/>
               <w:jc w:val="both"/>
               <w:rPr/>
@@ -4915,7 +5243,7 @@
           <w:p>
             <w:pPr>
               <w:pBdr/>
-              <w:spacing w:after="0" w:before="0" w:line="240"/>
+              <w:spacing w:after="0" w:before="0" w:line="240" w:lineRule="auto"/>
               <w:ind w:right="-15" w:firstLine="0" w:left="268"/>
               <w:jc w:val="both"/>
               <w:rPr/>
@@ -4951,7 +5279,7 @@
           <w:p>
             <w:pPr>
               <w:pBdr/>
-              <w:spacing w:after="0" w:before="0" w:line="240"/>
+              <w:spacing w:after="0" w:before="0" w:line="240" w:lineRule="auto"/>
               <w:ind w:right="-15" w:firstLine="0" w:left="268"/>
               <w:jc w:val="both"/>
               <w:rPr/>
@@ -4984,7 +5312,7 @@
           <w:p>
             <w:pPr>
               <w:pBdr/>
-              <w:spacing w:after="0" w:before="0" w:line="240"/>
+              <w:spacing w:after="0" w:before="0" w:line="240" w:lineRule="auto"/>
               <w:ind w:right="-15" w:firstLine="0" w:left="268"/>
               <w:jc w:val="both"/>
               <w:rPr/>
@@ -5020,7 +5348,7 @@
           <w:p>
             <w:pPr>
               <w:pBdr/>
-              <w:spacing w:after="0" w:before="0" w:line="240"/>
+              <w:spacing w:after="0" w:before="0" w:line="240" w:lineRule="auto"/>
               <w:ind w:right="-15" w:firstLine="0" w:left="268"/>
               <w:jc w:val="both"/>
               <w:rPr/>
@@ -5053,7 +5381,7 @@
           <w:p>
             <w:pPr>
               <w:pBdr/>
-              <w:spacing w:after="0" w:before="0" w:line="240"/>
+              <w:spacing w:after="0" w:before="0" w:line="240" w:lineRule="auto"/>
               <w:ind w:right="-15" w:firstLine="0" w:left="268"/>
               <w:jc w:val="both"/>
               <w:rPr/>
@@ -5089,7 +5417,7 @@
           <w:p>
             <w:pPr>
               <w:pBdr/>
-              <w:spacing w:after="0" w:before="0" w:line="240"/>
+              <w:spacing w:after="0" w:before="0" w:line="240" w:lineRule="auto"/>
               <w:ind w:right="-15" w:firstLine="0" w:left="268"/>
               <w:jc w:val="both"/>
               <w:rPr/>
@@ -5122,7 +5450,7 @@
           <w:p>
             <w:pPr>
               <w:pBdr/>
-              <w:spacing w:after="0" w:before="0" w:line="240"/>
+              <w:spacing w:after="0" w:before="0" w:line="240" w:lineRule="auto"/>
               <w:ind w:right="-15" w:firstLine="0" w:left="268"/>
               <w:jc w:val="both"/>
               <w:rPr/>
@@ -5158,7 +5486,7 @@
           <w:p>
             <w:pPr>
               <w:pBdr/>
-              <w:spacing w:after="0" w:before="0" w:line="240"/>
+              <w:spacing w:after="0" w:before="0" w:line="240" w:lineRule="auto"/>
               <w:ind w:right="-15" w:firstLine="0" w:left="268"/>
               <w:jc w:val="both"/>
               <w:rPr/>
@@ -5191,7 +5519,7 @@
           <w:p>
             <w:pPr>
               <w:pBdr/>
-              <w:spacing w:after="0" w:before="0" w:line="240"/>
+              <w:spacing w:after="0" w:before="0" w:line="240" w:lineRule="auto"/>
               <w:ind w:right="-15" w:firstLine="0" w:left="268"/>
               <w:jc w:val="both"/>
               <w:rPr/>
@@ -5227,7 +5555,7 @@
           <w:p>
             <w:pPr>
               <w:pBdr/>
-              <w:spacing w:after="0" w:before="0" w:line="240"/>
+              <w:spacing w:after="0" w:before="0" w:line="240" w:lineRule="auto"/>
               <w:ind w:right="-15" w:firstLine="0" w:left="268"/>
               <w:jc w:val="both"/>
               <w:rPr/>
@@ -5260,7 +5588,7 @@
           <w:p>
             <w:pPr>
               <w:pBdr/>
-              <w:spacing w:after="0" w:before="0" w:line="240"/>
+              <w:spacing w:after="0" w:before="0" w:line="240" w:lineRule="auto"/>
               <w:ind w:right="-15" w:firstLine="0" w:left="268"/>
               <w:jc w:val="both"/>
               <w:rPr/>
@@ -5296,7 +5624,7 @@
           <w:p>
             <w:pPr>
               <w:pBdr/>
-              <w:spacing w:after="0" w:before="0" w:line="240"/>
+              <w:spacing w:after="0" w:before="0" w:line="240" w:lineRule="auto"/>
               <w:ind w:right="-15" w:firstLine="0" w:left="268"/>
               <w:jc w:val="both"/>
               <w:rPr/>
@@ -5329,7 +5657,7 @@
           <w:p>
             <w:pPr>
               <w:pBdr/>
-              <w:spacing w:after="0" w:before="0" w:line="240"/>
+              <w:spacing w:after="0" w:before="0" w:line="240" w:lineRule="auto"/>
               <w:ind w:right="-15" w:firstLine="0" w:left="268"/>
               <w:jc w:val="both"/>
               <w:rPr/>
@@ -5365,7 +5693,7 @@
           <w:p>
             <w:pPr>
               <w:pBdr/>
-              <w:spacing w:after="0" w:before="0" w:line="240"/>
+              <w:spacing w:after="0" w:before="0" w:line="240" w:lineRule="auto"/>
               <w:ind w:right="-15" w:firstLine="0" w:left="268"/>
               <w:jc w:val="both"/>
               <w:rPr/>
@@ -5398,7 +5726,7 @@
           <w:p>
             <w:pPr>
               <w:pBdr/>
-              <w:spacing w:after="0" w:before="0" w:line="240"/>
+              <w:spacing w:after="0" w:before="0" w:line="240" w:lineRule="auto"/>
               <w:ind w:right="-15" w:firstLine="0" w:left="268"/>
               <w:jc w:val="both"/>
               <w:rPr/>
@@ -5434,7 +5762,7 @@
           <w:p>
             <w:pPr>
               <w:pBdr/>
-              <w:spacing w:after="0" w:before="0" w:line="240"/>
+              <w:spacing w:after="0" w:before="0" w:line="240" w:lineRule="auto"/>
               <w:ind w:right="-15" w:firstLine="0" w:left="268"/>
               <w:jc w:val="both"/>
               <w:rPr/>
@@ -5467,7 +5795,7 @@
           <w:p>
             <w:pPr>
               <w:pBdr/>
-              <w:spacing w:after="0" w:before="0" w:line="240"/>
+              <w:spacing w:after="0" w:before="0" w:line="240" w:lineRule="auto"/>
               <w:ind w:right="-15" w:firstLine="0" w:left="268"/>
               <w:jc w:val="both"/>
               <w:rPr/>
@@ -5503,7 +5831,7 @@
           <w:p>
             <w:pPr>
               <w:pBdr/>
-              <w:spacing w:after="0" w:before="0" w:line="240"/>
+              <w:spacing w:after="0" w:before="0" w:line="240" w:lineRule="auto"/>
               <w:ind w:right="-15" w:firstLine="0" w:left="268"/>
               <w:jc w:val="both"/>
               <w:rPr/>
@@ -5536,7 +5864,7 @@
           <w:p>
             <w:pPr>
               <w:pBdr/>
-              <w:spacing w:after="0" w:before="0" w:line="240"/>
+              <w:spacing w:after="0" w:before="0" w:line="240" w:lineRule="auto"/>
               <w:ind w:right="-15" w:firstLine="0" w:left="268"/>
               <w:jc w:val="both"/>
               <w:rPr/>
@@ -5572,7 +5900,7 @@
           <w:p>
             <w:pPr>
               <w:pBdr/>
-              <w:spacing w:after="0" w:before="0" w:line="240"/>
+              <w:spacing w:after="0" w:before="0" w:line="240" w:lineRule="auto"/>
               <w:ind w:right="-15" w:firstLine="0" w:left="268"/>
               <w:jc w:val="both"/>
               <w:rPr/>
@@ -5605,7 +5933,7 @@
           <w:p>
             <w:pPr>
               <w:pBdr/>
-              <w:spacing w:after="0" w:before="0" w:line="240"/>
+              <w:spacing w:after="0" w:before="0" w:line="240" w:lineRule="auto"/>
               <w:ind w:right="-15" w:firstLine="0" w:left="268"/>
               <w:jc w:val="both"/>
               <w:rPr/>
@@ -5641,7 +5969,7 @@
           <w:p>
             <w:pPr>
               <w:pBdr/>
-              <w:spacing w:after="0" w:before="0" w:line="240"/>
+              <w:spacing w:after="0" w:before="0" w:line="240" w:lineRule="auto"/>
               <w:ind w:right="-15" w:firstLine="0" w:left="268"/>
               <w:jc w:val="both"/>
               <w:rPr/>
@@ -5674,7 +6002,7 @@
           <w:p>
             <w:pPr>
               <w:pBdr/>
-              <w:spacing w:after="0" w:before="0" w:line="240"/>
+              <w:spacing w:after="0" w:before="0" w:line="240" w:lineRule="auto"/>
               <w:ind w:right="-15" w:firstLine="0" w:left="268"/>
               <w:jc w:val="both"/>
               <w:rPr/>
@@ -5710,7 +6038,7 @@
           <w:p>
             <w:pPr>
               <w:pBdr/>
-              <w:spacing w:after="0" w:before="0" w:line="240"/>
+              <w:spacing w:after="0" w:before="0" w:line="240" w:lineRule="auto"/>
               <w:ind w:right="-15" w:firstLine="0" w:left="268"/>
               <w:jc w:val="both"/>
               <w:rPr/>
@@ -5743,7 +6071,7 @@
           <w:p>
             <w:pPr>
               <w:pBdr/>
-              <w:spacing w:after="0" w:before="0" w:line="240"/>
+              <w:spacing w:after="0" w:before="0" w:line="240" w:lineRule="auto"/>
               <w:ind w:right="-15" w:firstLine="0" w:left="268"/>
               <w:jc w:val="both"/>
               <w:rPr/>
@@ -5779,7 +6107,7 @@
           <w:p>
             <w:pPr>
               <w:pBdr/>
-              <w:spacing w:after="0" w:before="0" w:line="240"/>
+              <w:spacing w:after="0" w:before="0" w:line="240" w:lineRule="auto"/>
               <w:ind w:right="-15" w:firstLine="0" w:left="268"/>
               <w:jc w:val="both"/>
               <w:rPr/>
@@ -5812,7 +6140,7 @@
           <w:p>
             <w:pPr>
               <w:pBdr/>
-              <w:spacing w:after="0" w:before="0" w:line="240"/>
+              <w:spacing w:after="0" w:before="0" w:line="240" w:lineRule="auto"/>
               <w:ind w:right="-15" w:firstLine="0" w:left="268"/>
               <w:jc w:val="both"/>
               <w:rPr/>
@@ -5838,12 +6166,3658 @@
         <w:jc w:val="left"/>
         <w:rPr/>
       </w:pPr>
+      <w:r/>
+      <w:r/>
+      <w:r/>
+    </w:p>
+    <w:p>
+      <w:pPr>
+        <w:pBdr/>
+        <w:spacing/>
+        <w:ind/>
+        <w:jc w:val="left"/>
+        <w:rPr>
+          <w:highlight w:val="none"/>
+          <w:lang w:val="en-US"/>
+        </w:rPr>
+      </w:pPr>
+      <w:r>
+        <w:rPr>
+          <w:highlight w:val="none"/>
+          <w:lang w:val="ru-RU"/>
+        </w:rPr>
+        <w:t xml:space="preserve">Качаем датасет меняя бесконечности медианным заполнением. Удаляем лишние метки, обьединяем минорные классы в один 99(другие) и используем </w:t>
+      </w:r>
+      <w:r>
+        <w:rPr>
+          <w:highlight w:val="none"/>
+          <w:lang w:val="en-US"/>
+        </w:rPr>
+        <w:t xml:space="preserve">smote </w:t>
+      </w:r>
+      <w:r>
+        <w:rPr>
+          <w:highlight w:val="none"/>
+          <w:lang w:val="ru-RU"/>
+        </w:rPr>
+        <w:t xml:space="preserve">в таким пропорциях:</w:t>
+      </w:r>
+      <w:r>
+        <w:t xml:space="preserve">8 в 2 раза 6,3,4,7,99 в 5 раз</w:t>
+      </w:r>
+      <w:r>
+        <w:rPr>
+          <w:highlight w:val="none"/>
+          <w:lang w:val="ru-RU"/>
+        </w:rPr>
+        <w:t xml:space="preserve">. Так как</w:t>
+      </w:r>
+      <w:r/>
       <w:r>
         <w:rPr>
           <w:highlight w:val="none"/>
           <w:lang w:val="ru-RU"/>
         </w:rPr>
       </w:r>
+      <w:r>
+        <w:rPr>
+          <w:highlight w:val="none"/>
+          <w:lang w:val="ru-RU"/>
+        </w:rPr>
+      </w:r>
+      <w:r>
+        <w:rPr>
+          <w:highlight w:val="none"/>
+          <w:lang w:val="ru-RU"/>
+        </w:rPr>
+        <w:t xml:space="preserve"> </w:t>
+      </w:r>
+      <w:r>
+        <w:t xml:space="preserve">GAN любит, когда распределение данных не супер-скудное. SMOTE выступает как «подложка» — делает минимум точек, а GAN уже вносит более сложное разнообразие.</w:t>
+      </w:r>
+      <w:r>
+        <w:rPr>
+          <w:highlight w:val="none"/>
+          <w:lang w:val="ru-RU"/>
+        </w:rPr>
+        <w:t xml:space="preserve"> Получаем после </w:t>
+      </w:r>
+      <w:r>
+        <w:rPr>
+          <w:highlight w:val="none"/>
+          <w:lang w:val="en-US"/>
+        </w:rPr>
+        <w:t xml:space="preserve">SMOTE</w:t>
+      </w:r>
+      <w:r>
+        <w:rPr>
+          <w:highlight w:val="none"/>
+          <w:lang w:val="ru-RU"/>
+        </w:rPr>
+      </w:r>
+    </w:p>
+    <w:tbl>
+      <w:tblPr>
+        <w:tblInd w:w="2264" w:type="dxa"/>
+        <w:tblW w:w="0" w:type="auto"/>
+        <w:tblBorders>
+          <w:top w:val="none" w:color="000000" w:sz="4" w:space="0"/>
+          <w:left w:val="none" w:color="000000" w:sz="4" w:space="0"/>
+          <w:bottom w:val="none" w:color="000000" w:sz="4" w:space="0"/>
+          <w:right w:val="none" w:color="000000" w:sz="4" w:space="0"/>
+          <w:insideH w:val="none" w:color="000000" w:sz="4" w:space="0"/>
+          <w:insideV w:val="none" w:color="000000" w:sz="4" w:space="0"/>
+        </w:tblBorders>
+        <w:tblLayout w:type="fixed"/>
+        <w:tblLook w:val="04A0" w:firstRow="1" w:lastRow="0" w:firstColumn="1" w:lastColumn="0" w:noHBand="0" w:noVBand="1"/>
+        <w:tblStyle w:val="705"/>
+      </w:tblPr>
+      <w:tblGrid>
+        <w:gridCol w:w="1115"/>
+        <w:gridCol w:w="1999"/>
+      </w:tblGrid>
+      <w:tr>
+        <w:trPr/>
+        <w:tc>
+          <w:tcPr>
+            <w:tcBorders/>
+            <w:tcMar>
+              <w:left w:w="15" w:type="dxa"/>
+              <w:top w:w="15" w:type="dxa"/>
+              <w:right w:w="15" w:type="dxa"/>
+              <w:bottom w:w="15" w:type="dxa"/>
+            </w:tcMar>
+            <w:tcW w:w="1115" w:type="dxa"/>
+            <w:vAlign w:val="center"/>
+            <w:textDirection w:val="lrTb"/>
+            <w:noWrap w:val="false"/>
+          </w:tcPr>
+          <w:p>
+            <w:pPr>
+              <w:pBdr/>
+              <w:spacing w:after="0" w:before="0" w:line="240"/>
+              <w:ind w:right="-15" w:firstLine="0" w:left="0"/>
+              <w:jc w:val="both"/>
+              <w:rPr/>
+            </w:pPr>
+            <w:r>
+              <w:rPr>
+                <w:rFonts w:ascii="Times New Roman" w:hAnsi="Times New Roman" w:eastAsia="Times New Roman" w:cs="Times New Roman"/>
+                <w:b/>
+                <w:color w:val="000000"/>
+                <w:sz w:val="24"/>
+              </w:rPr>
+              <w:t xml:space="preserve">Класс</w:t>
+            </w:r>
+            <w:r/>
+          </w:p>
+        </w:tc>
+        <w:tc>
+          <w:tcPr>
+            <w:tcBorders/>
+            <w:tcMar>
+              <w:left w:w="15" w:type="dxa"/>
+              <w:top w:w="15" w:type="dxa"/>
+              <w:right w:w="15" w:type="dxa"/>
+              <w:bottom w:w="15" w:type="dxa"/>
+            </w:tcMar>
+            <w:tcW w:w="1999" w:type="dxa"/>
+            <w:vAlign w:val="center"/>
+            <w:textDirection w:val="lrTb"/>
+            <w:noWrap w:val="false"/>
+          </w:tcPr>
+          <w:p>
+            <w:pPr>
+              <w:pBdr/>
+              <w:spacing w:after="0" w:before="0" w:line="240"/>
+              <w:ind w:right="-15" w:firstLine="0" w:left="0"/>
+              <w:jc w:val="both"/>
+              <w:rPr/>
+            </w:pPr>
+            <w:r>
+              <w:rPr>
+                <w:rFonts w:ascii="Times New Roman" w:hAnsi="Times New Roman" w:eastAsia="Times New Roman" w:cs="Times New Roman"/>
+                <w:b/>
+                <w:color w:val="000000"/>
+                <w:sz w:val="24"/>
+              </w:rPr>
+              <w:t xml:space="preserve">Количество образцов</w:t>
+            </w:r>
+            <w:r/>
+          </w:p>
+        </w:tc>
+      </w:tr>
+      <w:tr>
+        <w:trPr/>
+        <w:tc>
+          <w:tcPr>
+            <w:tcBorders/>
+            <w:tcMar>
+              <w:left w:w="15" w:type="dxa"/>
+              <w:top w:w="15" w:type="dxa"/>
+              <w:right w:w="15" w:type="dxa"/>
+              <w:bottom w:w="15" w:type="dxa"/>
+            </w:tcMar>
+            <w:tcW w:w="1115" w:type="dxa"/>
+            <w:vAlign w:val="center"/>
+            <w:textDirection w:val="lrTb"/>
+            <w:noWrap w:val="false"/>
+          </w:tcPr>
+          <w:p>
+            <w:pPr>
+              <w:pBdr/>
+              <w:spacing w:after="0" w:before="0" w:line="240"/>
+              <w:ind w:right="-15" w:firstLine="0" w:left="0"/>
+              <w:jc w:val="both"/>
+              <w:rPr/>
+            </w:pPr>
+            <w:r>
+              <w:rPr>
+                <w:rFonts w:ascii="Times New Roman" w:hAnsi="Times New Roman" w:eastAsia="Times New Roman" w:cs="Times New Roman"/>
+                <w:color w:val="000000"/>
+                <w:sz w:val="24"/>
+              </w:rPr>
+              <w:t xml:space="preserve">0</w:t>
+            </w:r>
+            <w:r/>
+          </w:p>
+        </w:tc>
+        <w:tc>
+          <w:tcPr>
+            <w:tcBorders/>
+            <w:tcMar>
+              <w:left w:w="15" w:type="dxa"/>
+              <w:top w:w="15" w:type="dxa"/>
+              <w:right w:w="15" w:type="dxa"/>
+              <w:bottom w:w="15" w:type="dxa"/>
+            </w:tcMar>
+            <w:tcW w:w="1999" w:type="dxa"/>
+            <w:vAlign w:val="center"/>
+            <w:textDirection w:val="lrTb"/>
+            <w:noWrap w:val="false"/>
+          </w:tcPr>
+          <w:p>
+            <w:pPr>
+              <w:pBdr/>
+              <w:spacing w:after="0" w:before="0" w:line="240"/>
+              <w:ind w:right="-15" w:firstLine="0" w:left="0"/>
+              <w:jc w:val="both"/>
+              <w:rPr/>
+            </w:pPr>
+            <w:r>
+              <w:rPr>
+                <w:rFonts w:ascii="Times New Roman" w:hAnsi="Times New Roman" w:eastAsia="Times New Roman" w:cs="Times New Roman"/>
+                <w:color w:val="000000"/>
+                <w:sz w:val="24"/>
+              </w:rPr>
+              <w:t xml:space="preserve">139 995</w:t>
+            </w:r>
+            <w:r/>
+          </w:p>
+        </w:tc>
+      </w:tr>
+      <w:tr>
+        <w:trPr/>
+        <w:tc>
+          <w:tcPr>
+            <w:tcBorders/>
+            <w:tcMar>
+              <w:left w:w="15" w:type="dxa"/>
+              <w:top w:w="15" w:type="dxa"/>
+              <w:right w:w="15" w:type="dxa"/>
+              <w:bottom w:w="15" w:type="dxa"/>
+            </w:tcMar>
+            <w:tcW w:w="1115" w:type="dxa"/>
+            <w:vAlign w:val="center"/>
+            <w:textDirection w:val="lrTb"/>
+            <w:noWrap w:val="false"/>
+          </w:tcPr>
+          <w:p>
+            <w:pPr>
+              <w:pBdr/>
+              <w:spacing w:after="0" w:before="0" w:line="240"/>
+              <w:ind w:right="-15" w:firstLine="0" w:left="0"/>
+              <w:jc w:val="both"/>
+              <w:rPr/>
+            </w:pPr>
+            <w:r>
+              <w:rPr>
+                <w:rFonts w:ascii="Times New Roman" w:hAnsi="Times New Roman" w:eastAsia="Times New Roman" w:cs="Times New Roman"/>
+                <w:color w:val="000000"/>
+                <w:sz w:val="24"/>
+              </w:rPr>
+              <w:t xml:space="preserve">2</w:t>
+            </w:r>
+            <w:r/>
+          </w:p>
+        </w:tc>
+        <w:tc>
+          <w:tcPr>
+            <w:tcBorders/>
+            <w:tcMar>
+              <w:left w:w="15" w:type="dxa"/>
+              <w:top w:w="15" w:type="dxa"/>
+              <w:right w:w="15" w:type="dxa"/>
+              <w:bottom w:w="15" w:type="dxa"/>
+            </w:tcMar>
+            <w:tcW w:w="1999" w:type="dxa"/>
+            <w:vAlign w:val="center"/>
+            <w:textDirection w:val="lrTb"/>
+            <w:noWrap w:val="false"/>
+          </w:tcPr>
+          <w:p>
+            <w:pPr>
+              <w:pBdr/>
+              <w:spacing w:after="0" w:before="0" w:line="240"/>
+              <w:ind w:right="-15" w:firstLine="0" w:left="0"/>
+              <w:jc w:val="both"/>
+              <w:rPr/>
+            </w:pPr>
+            <w:r>
+              <w:rPr>
+                <w:rFonts w:ascii="Times New Roman" w:hAnsi="Times New Roman" w:eastAsia="Times New Roman" w:cs="Times New Roman"/>
+                <w:color w:val="000000"/>
+                <w:sz w:val="24"/>
+              </w:rPr>
+              <w:t xml:space="preserve">109 626</w:t>
+            </w:r>
+            <w:r/>
+          </w:p>
+        </w:tc>
+      </w:tr>
+      <w:tr>
+        <w:trPr/>
+        <w:tc>
+          <w:tcPr>
+            <w:tcBorders/>
+            <w:tcMar>
+              <w:left w:w="15" w:type="dxa"/>
+              <w:top w:w="15" w:type="dxa"/>
+              <w:right w:w="15" w:type="dxa"/>
+              <w:bottom w:w="15" w:type="dxa"/>
+            </w:tcMar>
+            <w:tcW w:w="1115" w:type="dxa"/>
+            <w:vAlign w:val="center"/>
+            <w:textDirection w:val="lrTb"/>
+            <w:noWrap w:val="false"/>
+          </w:tcPr>
+          <w:p>
+            <w:pPr>
+              <w:pBdr/>
+              <w:spacing w:after="0" w:before="0" w:line="240"/>
+              <w:ind w:right="-15" w:firstLine="0" w:left="0"/>
+              <w:jc w:val="both"/>
+              <w:rPr/>
+            </w:pPr>
+            <w:r>
+              <w:rPr>
+                <w:rFonts w:ascii="Times New Roman" w:hAnsi="Times New Roman" w:eastAsia="Times New Roman" w:cs="Times New Roman"/>
+                <w:color w:val="000000"/>
+                <w:sz w:val="24"/>
+              </w:rPr>
+              <w:t xml:space="preserve">1</w:t>
+            </w:r>
+            <w:r/>
+          </w:p>
+        </w:tc>
+        <w:tc>
+          <w:tcPr>
+            <w:tcBorders/>
+            <w:tcMar>
+              <w:left w:w="15" w:type="dxa"/>
+              <w:top w:w="15" w:type="dxa"/>
+              <w:right w:w="15" w:type="dxa"/>
+              <w:bottom w:w="15" w:type="dxa"/>
+            </w:tcMar>
+            <w:tcW w:w="1999" w:type="dxa"/>
+            <w:vAlign w:val="center"/>
+            <w:textDirection w:val="lrTb"/>
+            <w:noWrap w:val="false"/>
+          </w:tcPr>
+          <w:p>
+            <w:pPr>
+              <w:pBdr/>
+              <w:spacing w:after="0" w:before="0" w:line="240"/>
+              <w:ind w:right="-15" w:firstLine="0" w:left="0"/>
+              <w:jc w:val="both"/>
+              <w:rPr/>
+            </w:pPr>
+            <w:r>
+              <w:rPr>
+                <w:rFonts w:ascii="Times New Roman" w:hAnsi="Times New Roman" w:eastAsia="Times New Roman" w:cs="Times New Roman"/>
+                <w:color w:val="000000"/>
+                <w:sz w:val="24"/>
+              </w:rPr>
+              <w:t xml:space="preserve">77 873</w:t>
+            </w:r>
+            <w:r/>
+          </w:p>
+        </w:tc>
+      </w:tr>
+      <w:tr>
+        <w:trPr/>
+        <w:tc>
+          <w:tcPr>
+            <w:tcBorders/>
+            <w:tcMar>
+              <w:left w:w="15" w:type="dxa"/>
+              <w:top w:w="15" w:type="dxa"/>
+              <w:right w:w="15" w:type="dxa"/>
+              <w:bottom w:w="15" w:type="dxa"/>
+            </w:tcMar>
+            <w:tcW w:w="1115" w:type="dxa"/>
+            <w:vAlign w:val="center"/>
+            <w:textDirection w:val="lrTb"/>
+            <w:noWrap w:val="false"/>
+          </w:tcPr>
+          <w:p>
+            <w:pPr>
+              <w:pBdr/>
+              <w:spacing w:after="0" w:before="0" w:line="240"/>
+              <w:ind w:right="-15" w:firstLine="0" w:left="0"/>
+              <w:jc w:val="both"/>
+              <w:rPr/>
+            </w:pPr>
+            <w:r>
+              <w:rPr>
+                <w:rFonts w:ascii="Times New Roman" w:hAnsi="Times New Roman" w:eastAsia="Times New Roman" w:cs="Times New Roman"/>
+                <w:color w:val="000000"/>
+                <w:sz w:val="24"/>
+              </w:rPr>
+              <w:t xml:space="preserve">11</w:t>
+            </w:r>
+            <w:r/>
+          </w:p>
+        </w:tc>
+        <w:tc>
+          <w:tcPr>
+            <w:tcBorders/>
+            <w:tcMar>
+              <w:left w:w="15" w:type="dxa"/>
+              <w:top w:w="15" w:type="dxa"/>
+              <w:right w:w="15" w:type="dxa"/>
+              <w:bottom w:w="15" w:type="dxa"/>
+            </w:tcMar>
+            <w:tcW w:w="1999" w:type="dxa"/>
+            <w:vAlign w:val="center"/>
+            <w:textDirection w:val="lrTb"/>
+            <w:noWrap w:val="false"/>
+          </w:tcPr>
+          <w:p>
+            <w:pPr>
+              <w:pBdr/>
+              <w:spacing w:after="0" w:before="0" w:line="240"/>
+              <w:ind w:right="-15" w:firstLine="0" w:left="0"/>
+              <w:jc w:val="both"/>
+              <w:rPr/>
+            </w:pPr>
+            <w:r>
+              <w:rPr>
+                <w:rFonts w:ascii="Times New Roman" w:hAnsi="Times New Roman" w:eastAsia="Times New Roman" w:cs="Times New Roman"/>
+                <w:color w:val="000000"/>
+                <w:sz w:val="24"/>
+              </w:rPr>
+              <w:t xml:space="preserve">6 105</w:t>
+            </w:r>
+            <w:r/>
+          </w:p>
+        </w:tc>
+      </w:tr>
+      <w:tr>
+        <w:trPr/>
+        <w:tc>
+          <w:tcPr>
+            <w:tcBorders/>
+            <w:tcMar>
+              <w:left w:w="15" w:type="dxa"/>
+              <w:top w:w="15" w:type="dxa"/>
+              <w:right w:w="15" w:type="dxa"/>
+              <w:bottom w:w="15" w:type="dxa"/>
+            </w:tcMar>
+            <w:tcW w:w="1115" w:type="dxa"/>
+            <w:vAlign w:val="center"/>
+            <w:textDirection w:val="lrTb"/>
+            <w:noWrap w:val="false"/>
+          </w:tcPr>
+          <w:p>
+            <w:pPr>
+              <w:pBdr/>
+              <w:spacing w:after="0" w:before="0" w:line="240"/>
+              <w:ind w:right="-15" w:firstLine="0" w:left="0"/>
+              <w:jc w:val="both"/>
+              <w:rPr/>
+            </w:pPr>
+            <w:r>
+              <w:rPr>
+                <w:rFonts w:ascii="Times New Roman" w:hAnsi="Times New Roman" w:eastAsia="Times New Roman" w:cs="Times New Roman"/>
+                <w:color w:val="000000"/>
+                <w:sz w:val="24"/>
+              </w:rPr>
+              <w:t xml:space="preserve">8</w:t>
+            </w:r>
+            <w:r/>
+          </w:p>
+        </w:tc>
+        <w:tc>
+          <w:tcPr>
+            <w:tcBorders/>
+            <w:tcMar>
+              <w:left w:w="15" w:type="dxa"/>
+              <w:top w:w="15" w:type="dxa"/>
+              <w:right w:w="15" w:type="dxa"/>
+              <w:bottom w:w="15" w:type="dxa"/>
+            </w:tcMar>
+            <w:tcW w:w="1999" w:type="dxa"/>
+            <w:vAlign w:val="center"/>
+            <w:textDirection w:val="lrTb"/>
+            <w:noWrap w:val="false"/>
+          </w:tcPr>
+          <w:p>
+            <w:pPr>
+              <w:pBdr/>
+              <w:spacing w:after="0" w:before="0" w:line="240"/>
+              <w:ind w:right="-15" w:firstLine="0" w:left="0"/>
+              <w:jc w:val="both"/>
+              <w:rPr/>
+            </w:pPr>
+            <w:r>
+              <w:rPr>
+                <w:rFonts w:ascii="Times New Roman" w:hAnsi="Times New Roman" w:eastAsia="Times New Roman" w:cs="Times New Roman"/>
+                <w:color w:val="000000"/>
+                <w:sz w:val="24"/>
+              </w:rPr>
+              <w:t xml:space="preserve">1 152</w:t>
+            </w:r>
+            <w:r/>
+          </w:p>
+        </w:tc>
+      </w:tr>
+      <w:tr>
+        <w:trPr/>
+        <w:tc>
+          <w:tcPr>
+            <w:tcBorders/>
+            <w:tcMar>
+              <w:left w:w="15" w:type="dxa"/>
+              <w:top w:w="15" w:type="dxa"/>
+              <w:right w:w="15" w:type="dxa"/>
+              <w:bottom w:w="15" w:type="dxa"/>
+            </w:tcMar>
+            <w:tcW w:w="1115" w:type="dxa"/>
+            <w:vAlign w:val="center"/>
+            <w:textDirection w:val="lrTb"/>
+            <w:noWrap w:val="false"/>
+          </w:tcPr>
+          <w:p>
+            <w:pPr>
+              <w:pBdr/>
+              <w:spacing w:after="0" w:before="0" w:line="240"/>
+              <w:ind w:right="-15" w:firstLine="0" w:left="0"/>
+              <w:jc w:val="both"/>
+              <w:rPr/>
+            </w:pPr>
+            <w:r>
+              <w:rPr>
+                <w:rFonts w:ascii="Times New Roman" w:hAnsi="Times New Roman" w:eastAsia="Times New Roman" w:cs="Times New Roman"/>
+                <w:color w:val="000000"/>
+                <w:sz w:val="24"/>
+              </w:rPr>
+              <w:t xml:space="preserve">6</w:t>
+            </w:r>
+            <w:r/>
+          </w:p>
+        </w:tc>
+        <w:tc>
+          <w:tcPr>
+            <w:tcBorders/>
+            <w:tcMar>
+              <w:left w:w="15" w:type="dxa"/>
+              <w:top w:w="15" w:type="dxa"/>
+              <w:right w:w="15" w:type="dxa"/>
+              <w:bottom w:w="15" w:type="dxa"/>
+            </w:tcMar>
+            <w:tcW w:w="1999" w:type="dxa"/>
+            <w:vAlign w:val="center"/>
+            <w:textDirection w:val="lrTb"/>
+            <w:noWrap w:val="false"/>
+          </w:tcPr>
+          <w:p>
+            <w:pPr>
+              <w:pBdr/>
+              <w:spacing w:after="0" w:before="0" w:line="240"/>
+              <w:ind w:right="-15" w:firstLine="0" w:left="0"/>
+              <w:jc w:val="both"/>
+              <w:rPr/>
+            </w:pPr>
+            <w:r>
+              <w:rPr>
+                <w:rFonts w:ascii="Times New Roman" w:hAnsi="Times New Roman" w:eastAsia="Times New Roman" w:cs="Times New Roman"/>
+                <w:color w:val="000000"/>
+                <w:sz w:val="24"/>
+              </w:rPr>
+              <w:t xml:space="preserve">675</w:t>
+            </w:r>
+            <w:r/>
+          </w:p>
+        </w:tc>
+      </w:tr>
+      <w:tr>
+        <w:trPr/>
+        <w:tc>
+          <w:tcPr>
+            <w:tcBorders/>
+            <w:tcMar>
+              <w:left w:w="15" w:type="dxa"/>
+              <w:top w:w="15" w:type="dxa"/>
+              <w:right w:w="15" w:type="dxa"/>
+              <w:bottom w:w="15" w:type="dxa"/>
+            </w:tcMar>
+            <w:tcW w:w="1115" w:type="dxa"/>
+            <w:vAlign w:val="center"/>
+            <w:textDirection w:val="lrTb"/>
+            <w:noWrap w:val="false"/>
+          </w:tcPr>
+          <w:p>
+            <w:pPr>
+              <w:pBdr/>
+              <w:spacing w:after="0" w:before="0" w:line="240"/>
+              <w:ind w:right="-15" w:firstLine="0" w:left="0"/>
+              <w:jc w:val="both"/>
+              <w:rPr/>
+            </w:pPr>
+            <w:r>
+              <w:rPr>
+                <w:rFonts w:ascii="Times New Roman" w:hAnsi="Times New Roman" w:eastAsia="Times New Roman" w:cs="Times New Roman"/>
+                <w:color w:val="000000"/>
+                <w:sz w:val="24"/>
+              </w:rPr>
+              <w:t xml:space="preserve">3</w:t>
+            </w:r>
+            <w:r/>
+          </w:p>
+        </w:tc>
+        <w:tc>
+          <w:tcPr>
+            <w:tcBorders/>
+            <w:tcMar>
+              <w:left w:w="15" w:type="dxa"/>
+              <w:top w:w="15" w:type="dxa"/>
+              <w:right w:w="15" w:type="dxa"/>
+              <w:bottom w:w="15" w:type="dxa"/>
+            </w:tcMar>
+            <w:tcW w:w="1999" w:type="dxa"/>
+            <w:vAlign w:val="center"/>
+            <w:textDirection w:val="lrTb"/>
+            <w:noWrap w:val="false"/>
+          </w:tcPr>
+          <w:p>
+            <w:pPr>
+              <w:pBdr/>
+              <w:spacing w:after="0" w:before="0" w:line="240"/>
+              <w:ind w:right="-15" w:firstLine="0" w:left="0"/>
+              <w:jc w:val="both"/>
+              <w:rPr/>
+            </w:pPr>
+            <w:r>
+              <w:rPr>
+                <w:rFonts w:ascii="Times New Roman" w:hAnsi="Times New Roman" w:eastAsia="Times New Roman" w:cs="Times New Roman"/>
+                <w:color w:val="000000"/>
+                <w:sz w:val="24"/>
+              </w:rPr>
+              <w:t xml:space="preserve">590</w:t>
+            </w:r>
+            <w:r/>
+          </w:p>
+        </w:tc>
+      </w:tr>
+      <w:tr>
+        <w:trPr/>
+        <w:tc>
+          <w:tcPr>
+            <w:tcBorders/>
+            <w:tcMar>
+              <w:left w:w="15" w:type="dxa"/>
+              <w:top w:w="15" w:type="dxa"/>
+              <w:right w:w="15" w:type="dxa"/>
+              <w:bottom w:w="15" w:type="dxa"/>
+            </w:tcMar>
+            <w:tcW w:w="1115" w:type="dxa"/>
+            <w:vAlign w:val="center"/>
+            <w:textDirection w:val="lrTb"/>
+            <w:noWrap w:val="false"/>
+          </w:tcPr>
+          <w:p>
+            <w:pPr>
+              <w:pBdr/>
+              <w:spacing w:after="0" w:before="0" w:line="240"/>
+              <w:ind w:right="-15" w:firstLine="0" w:left="0"/>
+              <w:jc w:val="both"/>
+              <w:rPr/>
+            </w:pPr>
+            <w:r>
+              <w:rPr>
+                <w:rFonts w:ascii="Times New Roman" w:hAnsi="Times New Roman" w:eastAsia="Times New Roman" w:cs="Times New Roman"/>
+                <w:color w:val="000000"/>
+                <w:sz w:val="24"/>
+              </w:rPr>
+              <w:t xml:space="preserve">4</w:t>
+            </w:r>
+            <w:r/>
+          </w:p>
+        </w:tc>
+        <w:tc>
+          <w:tcPr>
+            <w:tcBorders/>
+            <w:tcMar>
+              <w:left w:w="15" w:type="dxa"/>
+              <w:top w:w="15" w:type="dxa"/>
+              <w:right w:w="15" w:type="dxa"/>
+              <w:bottom w:w="15" w:type="dxa"/>
+            </w:tcMar>
+            <w:tcW w:w="1999" w:type="dxa"/>
+            <w:vAlign w:val="center"/>
+            <w:textDirection w:val="lrTb"/>
+            <w:noWrap w:val="false"/>
+          </w:tcPr>
+          <w:p>
+            <w:pPr>
+              <w:pBdr/>
+              <w:spacing w:after="0" w:before="0" w:line="240"/>
+              <w:ind w:right="-15" w:firstLine="0" w:left="0"/>
+              <w:jc w:val="both"/>
+              <w:rPr/>
+            </w:pPr>
+            <w:r>
+              <w:rPr>
+                <w:rFonts w:ascii="Times New Roman" w:hAnsi="Times New Roman" w:eastAsia="Times New Roman" w:cs="Times New Roman"/>
+                <w:color w:val="000000"/>
+                <w:sz w:val="24"/>
+              </w:rPr>
+              <w:t xml:space="preserve">575</w:t>
+            </w:r>
+            <w:r/>
+          </w:p>
+        </w:tc>
+      </w:tr>
+      <w:tr>
+        <w:trPr/>
+        <w:tc>
+          <w:tcPr>
+            <w:tcBorders/>
+            <w:tcMar>
+              <w:left w:w="15" w:type="dxa"/>
+              <w:top w:w="15" w:type="dxa"/>
+              <w:right w:w="15" w:type="dxa"/>
+              <w:bottom w:w="15" w:type="dxa"/>
+            </w:tcMar>
+            <w:tcW w:w="1115" w:type="dxa"/>
+            <w:vAlign w:val="center"/>
+            <w:textDirection w:val="lrTb"/>
+            <w:noWrap w:val="false"/>
+          </w:tcPr>
+          <w:p>
+            <w:pPr>
+              <w:pBdr/>
+              <w:spacing w:after="0" w:before="0" w:line="240"/>
+              <w:ind w:right="-15" w:firstLine="0" w:left="0"/>
+              <w:jc w:val="both"/>
+              <w:rPr/>
+            </w:pPr>
+            <w:r>
+              <w:rPr>
+                <w:rFonts w:ascii="Times New Roman" w:hAnsi="Times New Roman" w:eastAsia="Times New Roman" w:cs="Times New Roman"/>
+                <w:color w:val="000000"/>
+                <w:sz w:val="24"/>
+              </w:rPr>
+              <w:t xml:space="preserve">7</w:t>
+            </w:r>
+            <w:r/>
+          </w:p>
+        </w:tc>
+        <w:tc>
+          <w:tcPr>
+            <w:tcBorders/>
+            <w:tcMar>
+              <w:left w:w="15" w:type="dxa"/>
+              <w:top w:w="15" w:type="dxa"/>
+              <w:right w:w="15" w:type="dxa"/>
+              <w:bottom w:w="15" w:type="dxa"/>
+            </w:tcMar>
+            <w:tcW w:w="1999" w:type="dxa"/>
+            <w:vAlign w:val="center"/>
+            <w:textDirection w:val="lrTb"/>
+            <w:noWrap w:val="false"/>
+          </w:tcPr>
+          <w:p>
+            <w:pPr>
+              <w:pBdr/>
+              <w:spacing w:after="0" w:before="0" w:line="240"/>
+              <w:ind w:right="-15" w:firstLine="0" w:left="0"/>
+              <w:jc w:val="both"/>
+              <w:rPr/>
+            </w:pPr>
+            <w:r>
+              <w:rPr>
+                <w:rFonts w:ascii="Times New Roman" w:hAnsi="Times New Roman" w:eastAsia="Times New Roman" w:cs="Times New Roman"/>
+                <w:color w:val="000000"/>
+                <w:sz w:val="24"/>
+              </w:rPr>
+              <w:t xml:space="preserve">455</w:t>
+            </w:r>
+            <w:r/>
+          </w:p>
+        </w:tc>
+      </w:tr>
+      <w:tr>
+        <w:trPr/>
+        <w:tc>
+          <w:tcPr>
+            <w:tcBorders/>
+            <w:tcMar>
+              <w:left w:w="15" w:type="dxa"/>
+              <w:top w:w="15" w:type="dxa"/>
+              <w:right w:w="15" w:type="dxa"/>
+              <w:bottom w:w="15" w:type="dxa"/>
+            </w:tcMar>
+            <w:tcW w:w="1115" w:type="dxa"/>
+            <w:vAlign w:val="center"/>
+            <w:textDirection w:val="lrTb"/>
+            <w:noWrap w:val="false"/>
+          </w:tcPr>
+          <w:p>
+            <w:pPr>
+              <w:pBdr/>
+              <w:spacing w:after="0" w:before="0" w:line="240"/>
+              <w:ind w:right="-15" w:firstLine="0" w:left="0"/>
+              <w:jc w:val="both"/>
+              <w:rPr/>
+            </w:pPr>
+            <w:r>
+              <w:rPr>
+                <w:rFonts w:ascii="Times New Roman" w:hAnsi="Times New Roman" w:eastAsia="Times New Roman" w:cs="Times New Roman"/>
+                <w:color w:val="000000"/>
+                <w:sz w:val="24"/>
+              </w:rPr>
+              <w:t xml:space="preserve">99</w:t>
+            </w:r>
+            <w:r/>
+          </w:p>
+        </w:tc>
+        <w:tc>
+          <w:tcPr>
+            <w:tcBorders/>
+            <w:tcMar>
+              <w:left w:w="15" w:type="dxa"/>
+              <w:top w:w="15" w:type="dxa"/>
+              <w:right w:w="15" w:type="dxa"/>
+              <w:bottom w:w="15" w:type="dxa"/>
+            </w:tcMar>
+            <w:tcW w:w="1999" w:type="dxa"/>
+            <w:vAlign w:val="center"/>
+            <w:textDirection w:val="lrTb"/>
+            <w:noWrap w:val="false"/>
+          </w:tcPr>
+          <w:p>
+            <w:pPr>
+              <w:pBdr/>
+              <w:spacing w:after="0" w:before="0" w:line="240"/>
+              <w:ind w:right="-15" w:firstLine="0" w:left="0"/>
+              <w:jc w:val="both"/>
+              <w:rPr/>
+            </w:pPr>
+            <w:r>
+              <w:rPr>
+                <w:rFonts w:ascii="Times New Roman" w:hAnsi="Times New Roman" w:eastAsia="Times New Roman" w:cs="Times New Roman"/>
+                <w:color w:val="000000"/>
+                <w:sz w:val="24"/>
+              </w:rPr>
+              <w:t xml:space="preserve">410</w:t>
+            </w:r>
+            <w:r/>
+          </w:p>
+        </w:tc>
+      </w:tr>
+    </w:tbl>
+    <w:p>
+      <w:pPr>
+        <w:pBdr/>
+        <w:spacing/>
+        <w:ind w:right="0" w:firstLine="709" w:left="0"/>
+        <w:jc w:val="left"/>
+        <w:rPr>
+          <w:highlight w:val="none"/>
+          <w:lang w:val="ru-RU"/>
+        </w:rPr>
+      </w:pPr>
+      <w:r>
+        <w:rPr>
+          <w:highlight w:val="none"/>
+          <w:lang w:val="ru-RU"/>
+        </w:rPr>
+      </w:r>
+      <w:r>
+        <w:rPr>
+          <w:highlight w:val="none"/>
+          <w:lang w:val="ru-RU"/>
+        </w:rPr>
+      </w:r>
+      <w:r>
+        <w:rPr>
+          <w:highlight w:val="none"/>
+          <w:lang w:val="ru-RU"/>
+        </w:rPr>
+      </w:r>
+    </w:p>
+    <w:p>
+      <w:pPr>
+        <w:pBdr/>
+        <w:spacing/>
+        <w:ind w:right="0" w:firstLine="709" w:left="0"/>
+        <w:jc w:val="left"/>
+        <w:rPr>
+          <w:highlight w:val="none"/>
+          <w:lang w:val="en-US"/>
+        </w:rPr>
+      </w:pPr>
+      <w:r>
+        <w:rPr>
+          <w:highlight w:val="none"/>
+          <w:lang w:val="ru-RU" w:bidi="ru-RU"/>
+        </w:rPr>
+        <w:t xml:space="preserve">После </w:t>
+      </w:r>
+      <w:r>
+        <w:rPr>
+          <w:highlight w:val="none"/>
+          <w:lang w:val="en-US"/>
+        </w:rPr>
+        <w:t xml:space="preserve">gan</w:t>
+        <w:br/>
+      </w:r>
+      <w:r>
+        <w:rPr>
+          <w:highlight w:val="none"/>
+          <w:lang w:val="ru-RU"/>
+        </w:rPr>
+      </w:r>
+    </w:p>
+    <w:tbl>
+      <w:tblPr>
+        <w:tblInd w:w="2191" w:type="dxa"/>
+        <w:tblW w:w="0" w:type="auto"/>
+        <w:tblBorders>
+          <w:top w:val="none" w:color="000000" w:sz="4" w:space="0"/>
+          <w:left w:val="none" w:color="000000" w:sz="4" w:space="0"/>
+          <w:bottom w:val="none" w:color="000000" w:sz="4" w:space="0"/>
+          <w:right w:val="none" w:color="000000" w:sz="4" w:space="0"/>
+          <w:insideH w:val="none" w:color="000000" w:sz="4" w:space="0"/>
+          <w:insideV w:val="none" w:color="000000" w:sz="4" w:space="0"/>
+        </w:tblBorders>
+        <w:tblLayout w:type="fixed"/>
+        <w:tblLook w:val="04A0" w:firstRow="1" w:lastRow="0" w:firstColumn="1" w:lastColumn="0" w:noHBand="0" w:noVBand="1"/>
+        <w:tblStyle w:val="705"/>
+      </w:tblPr>
+      <w:tblGrid>
+        <w:gridCol w:w="1326"/>
+        <w:gridCol w:w="1749"/>
+      </w:tblGrid>
+      <w:tr>
+        <w:trPr/>
+        <w:tc>
+          <w:tcPr>
+            <w:tcBorders/>
+            <w:tcMar>
+              <w:left w:w="15" w:type="dxa"/>
+              <w:top w:w="15" w:type="dxa"/>
+              <w:right w:w="15" w:type="dxa"/>
+              <w:bottom w:w="15" w:type="dxa"/>
+            </w:tcMar>
+            <w:tcW w:w="1326" w:type="dxa"/>
+            <w:vAlign w:val="center"/>
+            <w:textDirection w:val="lrTb"/>
+            <w:noWrap w:val="false"/>
+          </w:tcPr>
+          <w:p>
+            <w:pPr>
+              <w:pBdr/>
+              <w:tabs>
+                <w:tab w:val="left" w:leader="none" w:pos="1417"/>
+              </w:tabs>
+              <w:spacing w:after="0" w:before="0" w:line="240"/>
+              <w:ind w:right="302" w:firstLine="0" w:left="0"/>
+              <w:jc w:val="both"/>
+              <w:rPr/>
+            </w:pPr>
+            <w:r>
+              <w:rPr>
+                <w:rFonts w:ascii="Times New Roman" w:hAnsi="Times New Roman" w:eastAsia="Times New Roman" w:cs="Times New Roman"/>
+                <w:b/>
+                <w:color w:val="000000"/>
+                <w:sz w:val="24"/>
+              </w:rPr>
+              <w:t xml:space="preserve">Label</w:t>
+            </w:r>
+            <w:r/>
+          </w:p>
+        </w:tc>
+        <w:tc>
+          <w:tcPr>
+            <w:tcBorders/>
+            <w:tcMar>
+              <w:left w:w="15" w:type="dxa"/>
+              <w:top w:w="15" w:type="dxa"/>
+              <w:right w:w="15" w:type="dxa"/>
+              <w:bottom w:w="15" w:type="dxa"/>
+            </w:tcMar>
+            <w:tcW w:w="1749" w:type="dxa"/>
+            <w:vAlign w:val="center"/>
+            <w:textDirection w:val="lrTb"/>
+            <w:noWrap w:val="false"/>
+          </w:tcPr>
+          <w:p>
+            <w:pPr>
+              <w:pBdr/>
+              <w:tabs>
+                <w:tab w:val="left" w:leader="none" w:pos="1417"/>
+              </w:tabs>
+              <w:spacing w:after="0" w:before="0" w:line="240"/>
+              <w:ind w:right="302" w:firstLine="0" w:left="0"/>
+              <w:jc w:val="both"/>
+              <w:rPr/>
+            </w:pPr>
+            <w:r>
+              <w:rPr>
+                <w:rFonts w:ascii="Times New Roman" w:hAnsi="Times New Roman" w:eastAsia="Times New Roman" w:cs="Times New Roman"/>
+                <w:b/>
+                <w:color w:val="000000"/>
+                <w:sz w:val="24"/>
+              </w:rPr>
+              <w:t xml:space="preserve">Значение</w:t>
+            </w:r>
+            <w:r/>
+          </w:p>
+        </w:tc>
+      </w:tr>
+      <w:tr>
+        <w:trPr/>
+        <w:tc>
+          <w:tcPr>
+            <w:tcBorders/>
+            <w:tcMar>
+              <w:left w:w="15" w:type="dxa"/>
+              <w:top w:w="15" w:type="dxa"/>
+              <w:right w:w="15" w:type="dxa"/>
+              <w:bottom w:w="15" w:type="dxa"/>
+            </w:tcMar>
+            <w:tcW w:w="1326" w:type="dxa"/>
+            <w:vAlign w:val="center"/>
+            <w:textDirection w:val="lrTb"/>
+            <w:noWrap w:val="false"/>
+          </w:tcPr>
+          <w:p>
+            <w:pPr>
+              <w:pBdr/>
+              <w:tabs>
+                <w:tab w:val="left" w:leader="none" w:pos="1417"/>
+              </w:tabs>
+              <w:spacing w:after="0" w:before="0" w:line="240"/>
+              <w:ind w:right="302" w:firstLine="0" w:left="0"/>
+              <w:jc w:val="both"/>
+              <w:rPr/>
+            </w:pPr>
+            <w:r>
+              <w:rPr>
+                <w:rFonts w:ascii="Times New Roman" w:hAnsi="Times New Roman" w:eastAsia="Times New Roman" w:cs="Times New Roman"/>
+                <w:color w:val="000000"/>
+                <w:sz w:val="24"/>
+              </w:rPr>
+              <w:t xml:space="preserve">0</w:t>
+            </w:r>
+            <w:r/>
+          </w:p>
+        </w:tc>
+        <w:tc>
+          <w:tcPr>
+            <w:tcBorders/>
+            <w:tcMar>
+              <w:left w:w="15" w:type="dxa"/>
+              <w:top w:w="15" w:type="dxa"/>
+              <w:right w:w="15" w:type="dxa"/>
+              <w:bottom w:w="15" w:type="dxa"/>
+            </w:tcMar>
+            <w:tcW w:w="1749" w:type="dxa"/>
+            <w:vAlign w:val="center"/>
+            <w:textDirection w:val="lrTb"/>
+            <w:noWrap w:val="false"/>
+          </w:tcPr>
+          <w:p>
+            <w:pPr>
+              <w:pBdr/>
+              <w:tabs>
+                <w:tab w:val="left" w:leader="none" w:pos="1417"/>
+              </w:tabs>
+              <w:spacing w:after="0" w:before="0" w:line="240"/>
+              <w:ind w:right="302" w:firstLine="0" w:left="0"/>
+              <w:jc w:val="both"/>
+              <w:rPr/>
+            </w:pPr>
+            <w:r>
+              <w:rPr>
+                <w:rFonts w:ascii="Times New Roman" w:hAnsi="Times New Roman" w:eastAsia="Times New Roman" w:cs="Times New Roman"/>
+                <w:color w:val="000000"/>
+                <w:sz w:val="24"/>
+              </w:rPr>
+              <w:t xml:space="preserve">139995</w:t>
+            </w:r>
+            <w:r/>
+          </w:p>
+        </w:tc>
+      </w:tr>
+      <w:tr>
+        <w:trPr/>
+        <w:tc>
+          <w:tcPr>
+            <w:tcBorders/>
+            <w:tcMar>
+              <w:left w:w="15" w:type="dxa"/>
+              <w:top w:w="15" w:type="dxa"/>
+              <w:right w:w="15" w:type="dxa"/>
+              <w:bottom w:w="15" w:type="dxa"/>
+            </w:tcMar>
+            <w:tcW w:w="1326" w:type="dxa"/>
+            <w:vAlign w:val="center"/>
+            <w:textDirection w:val="lrTb"/>
+            <w:noWrap w:val="false"/>
+          </w:tcPr>
+          <w:p>
+            <w:pPr>
+              <w:pBdr/>
+              <w:tabs>
+                <w:tab w:val="left" w:leader="none" w:pos="1417"/>
+              </w:tabs>
+              <w:spacing w:after="0" w:before="0" w:line="240"/>
+              <w:ind w:right="302" w:firstLine="0" w:left="0"/>
+              <w:jc w:val="both"/>
+              <w:rPr/>
+            </w:pPr>
+            <w:r>
+              <w:rPr>
+                <w:rFonts w:ascii="Times New Roman" w:hAnsi="Times New Roman" w:eastAsia="Times New Roman" w:cs="Times New Roman"/>
+                <w:color w:val="000000"/>
+                <w:sz w:val="24"/>
+              </w:rPr>
+              <w:t xml:space="preserve">2</w:t>
+            </w:r>
+            <w:r/>
+          </w:p>
+        </w:tc>
+        <w:tc>
+          <w:tcPr>
+            <w:tcBorders/>
+            <w:tcMar>
+              <w:left w:w="15" w:type="dxa"/>
+              <w:top w:w="15" w:type="dxa"/>
+              <w:right w:w="15" w:type="dxa"/>
+              <w:bottom w:w="15" w:type="dxa"/>
+            </w:tcMar>
+            <w:tcW w:w="1749" w:type="dxa"/>
+            <w:vAlign w:val="center"/>
+            <w:textDirection w:val="lrTb"/>
+            <w:noWrap w:val="false"/>
+          </w:tcPr>
+          <w:p>
+            <w:pPr>
+              <w:pBdr/>
+              <w:tabs>
+                <w:tab w:val="left" w:leader="none" w:pos="1417"/>
+              </w:tabs>
+              <w:spacing w:after="0" w:before="0" w:line="240"/>
+              <w:ind w:right="302" w:firstLine="0" w:left="0"/>
+              <w:jc w:val="both"/>
+              <w:rPr/>
+            </w:pPr>
+            <w:r>
+              <w:rPr>
+                <w:rFonts w:ascii="Times New Roman" w:hAnsi="Times New Roman" w:eastAsia="Times New Roman" w:cs="Times New Roman"/>
+                <w:color w:val="000000"/>
+                <w:sz w:val="24"/>
+              </w:rPr>
+              <w:t xml:space="preserve">109626</w:t>
+            </w:r>
+            <w:r/>
+          </w:p>
+        </w:tc>
+      </w:tr>
+      <w:tr>
+        <w:trPr/>
+        <w:tc>
+          <w:tcPr>
+            <w:tcBorders/>
+            <w:tcMar>
+              <w:left w:w="15" w:type="dxa"/>
+              <w:top w:w="15" w:type="dxa"/>
+              <w:right w:w="15" w:type="dxa"/>
+              <w:bottom w:w="15" w:type="dxa"/>
+            </w:tcMar>
+            <w:tcW w:w="1326" w:type="dxa"/>
+            <w:vAlign w:val="center"/>
+            <w:textDirection w:val="lrTb"/>
+            <w:noWrap w:val="false"/>
+          </w:tcPr>
+          <w:p>
+            <w:pPr>
+              <w:pBdr/>
+              <w:tabs>
+                <w:tab w:val="left" w:leader="none" w:pos="1417"/>
+              </w:tabs>
+              <w:spacing w:after="0" w:before="0" w:line="240"/>
+              <w:ind w:right="302" w:firstLine="0" w:left="0"/>
+              <w:jc w:val="both"/>
+              <w:rPr/>
+            </w:pPr>
+            <w:r>
+              <w:rPr>
+                <w:rFonts w:ascii="Times New Roman" w:hAnsi="Times New Roman" w:eastAsia="Times New Roman" w:cs="Times New Roman"/>
+                <w:color w:val="000000"/>
+                <w:sz w:val="24"/>
+              </w:rPr>
+              <w:t xml:space="preserve">1</w:t>
+            </w:r>
+            <w:r/>
+          </w:p>
+        </w:tc>
+        <w:tc>
+          <w:tcPr>
+            <w:tcBorders/>
+            <w:tcMar>
+              <w:left w:w="15" w:type="dxa"/>
+              <w:top w:w="15" w:type="dxa"/>
+              <w:right w:w="15" w:type="dxa"/>
+              <w:bottom w:w="15" w:type="dxa"/>
+            </w:tcMar>
+            <w:tcW w:w="1749" w:type="dxa"/>
+            <w:vAlign w:val="center"/>
+            <w:textDirection w:val="lrTb"/>
+            <w:noWrap w:val="false"/>
+          </w:tcPr>
+          <w:p>
+            <w:pPr>
+              <w:pBdr/>
+              <w:tabs>
+                <w:tab w:val="left" w:leader="none" w:pos="1417"/>
+              </w:tabs>
+              <w:spacing w:after="0" w:before="0" w:line="240"/>
+              <w:ind w:right="302" w:firstLine="0" w:left="0"/>
+              <w:jc w:val="both"/>
+              <w:rPr/>
+            </w:pPr>
+            <w:r>
+              <w:rPr>
+                <w:rFonts w:ascii="Times New Roman" w:hAnsi="Times New Roman" w:eastAsia="Times New Roman" w:cs="Times New Roman"/>
+                <w:color w:val="000000"/>
+                <w:sz w:val="24"/>
+              </w:rPr>
+              <w:t xml:space="preserve">77873</w:t>
+            </w:r>
+            <w:r/>
+          </w:p>
+        </w:tc>
+      </w:tr>
+      <w:tr>
+        <w:trPr/>
+        <w:tc>
+          <w:tcPr>
+            <w:tcBorders/>
+            <w:tcMar>
+              <w:left w:w="15" w:type="dxa"/>
+              <w:top w:w="15" w:type="dxa"/>
+              <w:right w:w="15" w:type="dxa"/>
+              <w:bottom w:w="15" w:type="dxa"/>
+            </w:tcMar>
+            <w:tcW w:w="1326" w:type="dxa"/>
+            <w:vAlign w:val="center"/>
+            <w:textDirection w:val="lrTb"/>
+            <w:noWrap w:val="false"/>
+          </w:tcPr>
+          <w:p>
+            <w:pPr>
+              <w:pBdr/>
+              <w:tabs>
+                <w:tab w:val="left" w:leader="none" w:pos="1417"/>
+              </w:tabs>
+              <w:spacing w:after="0" w:before="0" w:line="240"/>
+              <w:ind w:right="302" w:firstLine="0" w:left="0"/>
+              <w:jc w:val="both"/>
+              <w:rPr/>
+            </w:pPr>
+            <w:r>
+              <w:rPr>
+                <w:rFonts w:ascii="Times New Roman" w:hAnsi="Times New Roman" w:eastAsia="Times New Roman" w:cs="Times New Roman"/>
+                <w:color w:val="000000"/>
+                <w:sz w:val="24"/>
+              </w:rPr>
+              <w:t xml:space="preserve">8</w:t>
+            </w:r>
+            <w:r/>
+          </w:p>
+        </w:tc>
+        <w:tc>
+          <w:tcPr>
+            <w:tcBorders/>
+            <w:tcMar>
+              <w:left w:w="15" w:type="dxa"/>
+              <w:top w:w="15" w:type="dxa"/>
+              <w:right w:w="15" w:type="dxa"/>
+              <w:bottom w:w="15" w:type="dxa"/>
+            </w:tcMar>
+            <w:tcW w:w="1749" w:type="dxa"/>
+            <w:vAlign w:val="center"/>
+            <w:textDirection w:val="lrTb"/>
+            <w:noWrap w:val="false"/>
+          </w:tcPr>
+          <w:p>
+            <w:pPr>
+              <w:pBdr/>
+              <w:tabs>
+                <w:tab w:val="left" w:leader="none" w:pos="1417"/>
+              </w:tabs>
+              <w:spacing w:after="0" w:before="0" w:line="240"/>
+              <w:ind w:right="302" w:firstLine="0" w:left="0"/>
+              <w:jc w:val="both"/>
+              <w:rPr/>
+            </w:pPr>
+            <w:r>
+              <w:rPr>
+                <w:rFonts w:ascii="Times New Roman" w:hAnsi="Times New Roman" w:eastAsia="Times New Roman" w:cs="Times New Roman"/>
+                <w:color w:val="000000"/>
+                <w:sz w:val="24"/>
+              </w:rPr>
+              <w:t xml:space="preserve">21152</w:t>
+            </w:r>
+            <w:r/>
+          </w:p>
+        </w:tc>
+      </w:tr>
+      <w:tr>
+        <w:trPr/>
+        <w:tc>
+          <w:tcPr>
+            <w:tcBorders/>
+            <w:tcMar>
+              <w:left w:w="15" w:type="dxa"/>
+              <w:top w:w="15" w:type="dxa"/>
+              <w:right w:w="15" w:type="dxa"/>
+              <w:bottom w:w="15" w:type="dxa"/>
+            </w:tcMar>
+            <w:tcW w:w="1326" w:type="dxa"/>
+            <w:vAlign w:val="center"/>
+            <w:textDirection w:val="lrTb"/>
+            <w:noWrap w:val="false"/>
+          </w:tcPr>
+          <w:p>
+            <w:pPr>
+              <w:pBdr/>
+              <w:tabs>
+                <w:tab w:val="left" w:leader="none" w:pos="1417"/>
+              </w:tabs>
+              <w:spacing w:after="0" w:before="0" w:line="240"/>
+              <w:ind w:right="302" w:firstLine="0" w:left="0"/>
+              <w:jc w:val="both"/>
+              <w:rPr/>
+            </w:pPr>
+            <w:r>
+              <w:rPr>
+                <w:rFonts w:ascii="Times New Roman" w:hAnsi="Times New Roman" w:eastAsia="Times New Roman" w:cs="Times New Roman"/>
+                <w:color w:val="000000"/>
+                <w:sz w:val="24"/>
+              </w:rPr>
+              <w:t xml:space="preserve">6</w:t>
+            </w:r>
+            <w:r/>
+          </w:p>
+        </w:tc>
+        <w:tc>
+          <w:tcPr>
+            <w:tcBorders/>
+            <w:tcMar>
+              <w:left w:w="15" w:type="dxa"/>
+              <w:top w:w="15" w:type="dxa"/>
+              <w:right w:w="15" w:type="dxa"/>
+              <w:bottom w:w="15" w:type="dxa"/>
+            </w:tcMar>
+            <w:tcW w:w="1749" w:type="dxa"/>
+            <w:vAlign w:val="center"/>
+            <w:textDirection w:val="lrTb"/>
+            <w:noWrap w:val="false"/>
+          </w:tcPr>
+          <w:p>
+            <w:pPr>
+              <w:pBdr/>
+              <w:tabs>
+                <w:tab w:val="left" w:leader="none" w:pos="1417"/>
+              </w:tabs>
+              <w:spacing w:after="0" w:before="0" w:line="240"/>
+              <w:ind w:right="302" w:firstLine="0" w:left="0"/>
+              <w:jc w:val="both"/>
+              <w:rPr/>
+            </w:pPr>
+            <w:r>
+              <w:rPr>
+                <w:rFonts w:ascii="Times New Roman" w:hAnsi="Times New Roman" w:eastAsia="Times New Roman" w:cs="Times New Roman"/>
+                <w:color w:val="000000"/>
+                <w:sz w:val="24"/>
+              </w:rPr>
+              <w:t xml:space="preserve">20675</w:t>
+            </w:r>
+            <w:r/>
+          </w:p>
+        </w:tc>
+      </w:tr>
+      <w:tr>
+        <w:trPr/>
+        <w:tc>
+          <w:tcPr>
+            <w:tcBorders/>
+            <w:tcMar>
+              <w:left w:w="15" w:type="dxa"/>
+              <w:top w:w="15" w:type="dxa"/>
+              <w:right w:w="15" w:type="dxa"/>
+              <w:bottom w:w="15" w:type="dxa"/>
+            </w:tcMar>
+            <w:tcW w:w="1326" w:type="dxa"/>
+            <w:vAlign w:val="center"/>
+            <w:textDirection w:val="lrTb"/>
+            <w:noWrap w:val="false"/>
+          </w:tcPr>
+          <w:p>
+            <w:pPr>
+              <w:pBdr/>
+              <w:tabs>
+                <w:tab w:val="left" w:leader="none" w:pos="1417"/>
+              </w:tabs>
+              <w:spacing w:after="0" w:before="0" w:line="240"/>
+              <w:ind w:right="302" w:firstLine="0" w:left="0"/>
+              <w:jc w:val="both"/>
+              <w:rPr/>
+            </w:pPr>
+            <w:r>
+              <w:rPr>
+                <w:rFonts w:ascii="Times New Roman" w:hAnsi="Times New Roman" w:eastAsia="Times New Roman" w:cs="Times New Roman"/>
+                <w:color w:val="000000"/>
+                <w:sz w:val="24"/>
+              </w:rPr>
+              <w:t xml:space="preserve">3</w:t>
+            </w:r>
+            <w:r/>
+          </w:p>
+        </w:tc>
+        <w:tc>
+          <w:tcPr>
+            <w:tcBorders/>
+            <w:tcMar>
+              <w:left w:w="15" w:type="dxa"/>
+              <w:top w:w="15" w:type="dxa"/>
+              <w:right w:w="15" w:type="dxa"/>
+              <w:bottom w:w="15" w:type="dxa"/>
+            </w:tcMar>
+            <w:tcW w:w="1749" w:type="dxa"/>
+            <w:vAlign w:val="center"/>
+            <w:textDirection w:val="lrTb"/>
+            <w:noWrap w:val="false"/>
+          </w:tcPr>
+          <w:p>
+            <w:pPr>
+              <w:pBdr/>
+              <w:tabs>
+                <w:tab w:val="left" w:leader="none" w:pos="1417"/>
+              </w:tabs>
+              <w:spacing w:after="0" w:before="0" w:line="240"/>
+              <w:ind w:right="302" w:firstLine="0" w:left="0"/>
+              <w:jc w:val="both"/>
+              <w:rPr/>
+            </w:pPr>
+            <w:r>
+              <w:rPr>
+                <w:rFonts w:ascii="Times New Roman" w:hAnsi="Times New Roman" w:eastAsia="Times New Roman" w:cs="Times New Roman"/>
+                <w:color w:val="000000"/>
+                <w:sz w:val="24"/>
+              </w:rPr>
+              <w:t xml:space="preserve">20590</w:t>
+            </w:r>
+            <w:r/>
+          </w:p>
+        </w:tc>
+      </w:tr>
+      <w:tr>
+        <w:trPr/>
+        <w:tc>
+          <w:tcPr>
+            <w:tcBorders/>
+            <w:tcMar>
+              <w:left w:w="15" w:type="dxa"/>
+              <w:top w:w="15" w:type="dxa"/>
+              <w:right w:w="15" w:type="dxa"/>
+              <w:bottom w:w="15" w:type="dxa"/>
+            </w:tcMar>
+            <w:tcW w:w="1326" w:type="dxa"/>
+            <w:vAlign w:val="center"/>
+            <w:textDirection w:val="lrTb"/>
+            <w:noWrap w:val="false"/>
+          </w:tcPr>
+          <w:p>
+            <w:pPr>
+              <w:pBdr/>
+              <w:tabs>
+                <w:tab w:val="left" w:leader="none" w:pos="1417"/>
+              </w:tabs>
+              <w:spacing w:after="0" w:before="0" w:line="240"/>
+              <w:ind w:right="302" w:firstLine="0" w:left="0"/>
+              <w:jc w:val="both"/>
+              <w:rPr/>
+            </w:pPr>
+            <w:r>
+              <w:rPr>
+                <w:rFonts w:ascii="Times New Roman" w:hAnsi="Times New Roman" w:eastAsia="Times New Roman" w:cs="Times New Roman"/>
+                <w:color w:val="000000"/>
+                <w:sz w:val="24"/>
+              </w:rPr>
+              <w:t xml:space="preserve">4</w:t>
+            </w:r>
+            <w:r/>
+          </w:p>
+        </w:tc>
+        <w:tc>
+          <w:tcPr>
+            <w:tcBorders/>
+            <w:tcMar>
+              <w:left w:w="15" w:type="dxa"/>
+              <w:top w:w="15" w:type="dxa"/>
+              <w:right w:w="15" w:type="dxa"/>
+              <w:bottom w:w="15" w:type="dxa"/>
+            </w:tcMar>
+            <w:tcW w:w="1749" w:type="dxa"/>
+            <w:vAlign w:val="center"/>
+            <w:textDirection w:val="lrTb"/>
+            <w:noWrap w:val="false"/>
+          </w:tcPr>
+          <w:p>
+            <w:pPr>
+              <w:pBdr/>
+              <w:tabs>
+                <w:tab w:val="left" w:leader="none" w:pos="1417"/>
+              </w:tabs>
+              <w:spacing w:after="0" w:before="0" w:line="240"/>
+              <w:ind w:right="302" w:firstLine="0" w:left="0"/>
+              <w:jc w:val="both"/>
+              <w:rPr/>
+            </w:pPr>
+            <w:r>
+              <w:rPr>
+                <w:rFonts w:ascii="Times New Roman" w:hAnsi="Times New Roman" w:eastAsia="Times New Roman" w:cs="Times New Roman"/>
+                <w:color w:val="000000"/>
+                <w:sz w:val="24"/>
+              </w:rPr>
+              <w:t xml:space="preserve">20575</w:t>
+            </w:r>
+            <w:r/>
+          </w:p>
+        </w:tc>
+      </w:tr>
+      <w:tr>
+        <w:trPr/>
+        <w:tc>
+          <w:tcPr>
+            <w:tcBorders/>
+            <w:tcMar>
+              <w:left w:w="15" w:type="dxa"/>
+              <w:top w:w="15" w:type="dxa"/>
+              <w:right w:w="15" w:type="dxa"/>
+              <w:bottom w:w="15" w:type="dxa"/>
+            </w:tcMar>
+            <w:tcW w:w="1326" w:type="dxa"/>
+            <w:vAlign w:val="center"/>
+            <w:textDirection w:val="lrTb"/>
+            <w:noWrap w:val="false"/>
+          </w:tcPr>
+          <w:p>
+            <w:pPr>
+              <w:pBdr/>
+              <w:tabs>
+                <w:tab w:val="left" w:leader="none" w:pos="1417"/>
+              </w:tabs>
+              <w:spacing w:after="0" w:before="0" w:line="240"/>
+              <w:ind w:right="302" w:firstLine="0" w:left="0"/>
+              <w:jc w:val="both"/>
+              <w:rPr/>
+            </w:pPr>
+            <w:r>
+              <w:rPr>
+                <w:rFonts w:ascii="Times New Roman" w:hAnsi="Times New Roman" w:eastAsia="Times New Roman" w:cs="Times New Roman"/>
+                <w:color w:val="000000"/>
+                <w:sz w:val="24"/>
+              </w:rPr>
+              <w:t xml:space="preserve">7</w:t>
+            </w:r>
+            <w:r/>
+          </w:p>
+        </w:tc>
+        <w:tc>
+          <w:tcPr>
+            <w:tcBorders/>
+            <w:tcMar>
+              <w:left w:w="15" w:type="dxa"/>
+              <w:top w:w="15" w:type="dxa"/>
+              <w:right w:w="15" w:type="dxa"/>
+              <w:bottom w:w="15" w:type="dxa"/>
+            </w:tcMar>
+            <w:tcW w:w="1749" w:type="dxa"/>
+            <w:vAlign w:val="center"/>
+            <w:textDirection w:val="lrTb"/>
+            <w:noWrap w:val="false"/>
+          </w:tcPr>
+          <w:p>
+            <w:pPr>
+              <w:pBdr/>
+              <w:tabs>
+                <w:tab w:val="left" w:leader="none" w:pos="1417"/>
+              </w:tabs>
+              <w:spacing w:after="0" w:before="0" w:line="240"/>
+              <w:ind w:right="302" w:firstLine="0" w:left="0"/>
+              <w:jc w:val="both"/>
+              <w:rPr/>
+            </w:pPr>
+            <w:r>
+              <w:rPr>
+                <w:rFonts w:ascii="Times New Roman" w:hAnsi="Times New Roman" w:eastAsia="Times New Roman" w:cs="Times New Roman"/>
+                <w:color w:val="000000"/>
+                <w:sz w:val="24"/>
+              </w:rPr>
+              <w:t xml:space="preserve">20455</w:t>
+            </w:r>
+            <w:r/>
+          </w:p>
+        </w:tc>
+      </w:tr>
+      <w:tr>
+        <w:trPr/>
+        <w:tc>
+          <w:tcPr>
+            <w:tcBorders/>
+            <w:tcMar>
+              <w:left w:w="15" w:type="dxa"/>
+              <w:top w:w="15" w:type="dxa"/>
+              <w:right w:w="15" w:type="dxa"/>
+              <w:bottom w:w="15" w:type="dxa"/>
+            </w:tcMar>
+            <w:tcW w:w="1326" w:type="dxa"/>
+            <w:vAlign w:val="center"/>
+            <w:textDirection w:val="lrTb"/>
+            <w:noWrap w:val="false"/>
+          </w:tcPr>
+          <w:p>
+            <w:pPr>
+              <w:pBdr/>
+              <w:tabs>
+                <w:tab w:val="left" w:leader="none" w:pos="1417"/>
+              </w:tabs>
+              <w:spacing w:after="0" w:before="0" w:line="240"/>
+              <w:ind w:right="302" w:firstLine="0" w:left="0"/>
+              <w:jc w:val="both"/>
+              <w:rPr/>
+            </w:pPr>
+            <w:r>
+              <w:rPr>
+                <w:rFonts w:ascii="Times New Roman" w:hAnsi="Times New Roman" w:eastAsia="Times New Roman" w:cs="Times New Roman"/>
+                <w:color w:val="000000"/>
+                <w:sz w:val="24"/>
+              </w:rPr>
+              <w:t xml:space="preserve">99</w:t>
+            </w:r>
+            <w:r/>
+          </w:p>
+        </w:tc>
+        <w:tc>
+          <w:tcPr>
+            <w:tcBorders/>
+            <w:tcMar>
+              <w:left w:w="15" w:type="dxa"/>
+              <w:top w:w="15" w:type="dxa"/>
+              <w:right w:w="15" w:type="dxa"/>
+              <w:bottom w:w="15" w:type="dxa"/>
+            </w:tcMar>
+            <w:tcW w:w="1749" w:type="dxa"/>
+            <w:vAlign w:val="center"/>
+            <w:textDirection w:val="lrTb"/>
+            <w:noWrap w:val="false"/>
+          </w:tcPr>
+          <w:p>
+            <w:pPr>
+              <w:pBdr/>
+              <w:tabs>
+                <w:tab w:val="left" w:leader="none" w:pos="1417"/>
+              </w:tabs>
+              <w:spacing w:after="0" w:before="0" w:line="240"/>
+              <w:ind w:right="302" w:firstLine="0" w:left="0"/>
+              <w:jc w:val="both"/>
+              <w:rPr/>
+            </w:pPr>
+            <w:r>
+              <w:rPr>
+                <w:rFonts w:ascii="Times New Roman" w:hAnsi="Times New Roman" w:eastAsia="Times New Roman" w:cs="Times New Roman"/>
+                <w:color w:val="000000"/>
+                <w:sz w:val="24"/>
+              </w:rPr>
+              <w:t xml:space="preserve">20410</w:t>
+            </w:r>
+            <w:r/>
+          </w:p>
+        </w:tc>
+      </w:tr>
+      <w:tr>
+        <w:trPr/>
+        <w:tc>
+          <w:tcPr>
+            <w:tcBorders/>
+            <w:tcMar>
+              <w:left w:w="15" w:type="dxa"/>
+              <w:top w:w="15" w:type="dxa"/>
+              <w:right w:w="15" w:type="dxa"/>
+              <w:bottom w:w="15" w:type="dxa"/>
+            </w:tcMar>
+            <w:tcW w:w="1326" w:type="dxa"/>
+            <w:vAlign w:val="center"/>
+            <w:textDirection w:val="lrTb"/>
+            <w:noWrap w:val="false"/>
+          </w:tcPr>
+          <w:p>
+            <w:pPr>
+              <w:pBdr/>
+              <w:tabs>
+                <w:tab w:val="left" w:leader="none" w:pos="1417"/>
+              </w:tabs>
+              <w:spacing w:after="0" w:before="0" w:line="240"/>
+              <w:ind w:right="302" w:firstLine="0" w:left="0"/>
+              <w:jc w:val="both"/>
+              <w:rPr/>
+            </w:pPr>
+            <w:r>
+              <w:rPr>
+                <w:rFonts w:ascii="Times New Roman" w:hAnsi="Times New Roman" w:eastAsia="Times New Roman" w:cs="Times New Roman"/>
+                <w:color w:val="000000"/>
+                <w:sz w:val="24"/>
+              </w:rPr>
+              <w:t xml:space="preserve">11</w:t>
+            </w:r>
+            <w:r/>
+          </w:p>
+        </w:tc>
+        <w:tc>
+          <w:tcPr>
+            <w:tcBorders/>
+            <w:tcMar>
+              <w:left w:w="15" w:type="dxa"/>
+              <w:top w:w="15" w:type="dxa"/>
+              <w:right w:w="15" w:type="dxa"/>
+              <w:bottom w:w="15" w:type="dxa"/>
+            </w:tcMar>
+            <w:tcW w:w="1749" w:type="dxa"/>
+            <w:vAlign w:val="center"/>
+            <w:textDirection w:val="lrTb"/>
+            <w:noWrap w:val="false"/>
+          </w:tcPr>
+          <w:p>
+            <w:pPr>
+              <w:pBdr/>
+              <w:tabs>
+                <w:tab w:val="left" w:leader="none" w:pos="1417"/>
+              </w:tabs>
+              <w:spacing w:after="0" w:before="0" w:line="240"/>
+              <w:ind w:right="302" w:firstLine="0" w:left="0"/>
+              <w:jc w:val="both"/>
+              <w:rPr/>
+            </w:pPr>
+            <w:r>
+              <w:rPr>
+                <w:rFonts w:ascii="Times New Roman" w:hAnsi="Times New Roman" w:eastAsia="Times New Roman" w:cs="Times New Roman"/>
+                <w:color w:val="000000"/>
+                <w:sz w:val="24"/>
+              </w:rPr>
+              <w:t xml:space="preserve">16105</w:t>
+            </w:r>
+            <w:r/>
+          </w:p>
+        </w:tc>
+      </w:tr>
+    </w:tbl>
+    <w:p>
+      <w:pPr>
+        <w:pBdr/>
+        <w:shd w:val="nil"/>
+        <w:spacing/>
+        <w:ind/>
+        <w:rPr>
+          <w:highlight w:val="none"/>
+          <w:lang w:val="ru-RU"/>
+        </w:rPr>
+      </w:pPr>
+      <w:r>
+        <w:rPr>
+          <w:highlight w:val="none"/>
+          <w:lang w:val="ru-RU"/>
+        </w:rPr>
+        <w:br w:type="page" w:clear="all"/>
+      </w:r>
+      <w:r>
+        <w:rPr>
+          <w:highlight w:val="none"/>
+          <w:lang w:val="ru-RU"/>
+        </w:rPr>
+      </w:r>
+      <w:r>
+        <w:rPr>
+          <w:highlight w:val="none"/>
+          <w:lang w:val="ru-RU"/>
+        </w:rPr>
+      </w:r>
+    </w:p>
+    <w:tbl>
+      <w:tblPr>
+        <w:tblInd w:w="0" w:type="dxa"/>
+        <w:tblW w:w="0" w:type="auto"/>
+        <w:tblBorders>
+          <w:top w:val="none" w:color="000000" w:sz="4" w:space="0"/>
+          <w:left w:val="none" w:color="000000" w:sz="4" w:space="0"/>
+          <w:bottom w:val="none" w:color="000000" w:sz="4" w:space="0"/>
+          <w:right w:val="none" w:color="000000" w:sz="4" w:space="0"/>
+          <w:insideH w:val="none" w:color="000000" w:sz="4" w:space="0"/>
+          <w:insideV w:val="none" w:color="000000" w:sz="4" w:space="0"/>
+        </w:tblBorders>
+        <w:tblLayout w:type="autofit"/>
+        <w:tblLook w:val="04A0" w:firstRow="1" w:lastRow="0" w:firstColumn="1" w:lastColumn="0" w:noHBand="0" w:noVBand="1"/>
+        <w:tblStyle w:val="705"/>
+      </w:tblPr>
+      <w:tblGrid>
+        <w:gridCol w:w="576"/>
+        <w:gridCol w:w="924"/>
+        <w:gridCol w:w="636"/>
+        <w:gridCol w:w="876"/>
+        <w:gridCol w:w="792"/>
+      </w:tblGrid>
+      <w:tr>
+        <w:trPr/>
+        <w:tc>
+          <w:tcPr>
+            <w:tcBorders/>
+            <w:tcMar>
+              <w:left w:w="15" w:type="dxa"/>
+              <w:top w:w="15" w:type="dxa"/>
+              <w:right w:w="15" w:type="dxa"/>
+              <w:bottom w:w="15" w:type="dxa"/>
+            </w:tcMar>
+            <w:tcW w:w="576" w:type="dxa"/>
+            <w:vAlign w:val="center"/>
+            <w:textDirection w:val="lrTb"/>
+            <w:noWrap w:val="false"/>
+          </w:tcPr>
+          <w:p>
+            <w:pPr>
+              <w:pBdr/>
+              <w:spacing w:after="0" w:before="0" w:line="240"/>
+              <w:ind/>
+              <w:jc w:val="center"/>
+              <w:rPr/>
+            </w:pPr>
+            <w:r>
+              <w:rPr>
+                <w:rFonts w:ascii="Times New Roman" w:hAnsi="Times New Roman" w:eastAsia="Times New Roman" w:cs="Times New Roman"/>
+                <w:b/>
+                <w:color w:val="000000"/>
+                <w:sz w:val="24"/>
+              </w:rPr>
+              <w:t xml:space="preserve">Label</w:t>
+            </w:r>
+            <w:r/>
+          </w:p>
+        </w:tc>
+        <w:tc>
+          <w:tcPr>
+            <w:tcBorders/>
+            <w:tcMar>
+              <w:left w:w="15" w:type="dxa"/>
+              <w:top w:w="15" w:type="dxa"/>
+              <w:right w:w="15" w:type="dxa"/>
+              <w:bottom w:w="15" w:type="dxa"/>
+            </w:tcMar>
+            <w:tcW w:w="924" w:type="dxa"/>
+            <w:vAlign w:val="center"/>
+            <w:textDirection w:val="lrTb"/>
+            <w:noWrap w:val="false"/>
+          </w:tcPr>
+          <w:p>
+            <w:pPr>
+              <w:pBdr/>
+              <w:spacing w:after="0" w:before="0" w:line="240"/>
+              <w:ind/>
+              <w:jc w:val="center"/>
+              <w:rPr/>
+            </w:pPr>
+            <w:r>
+              <w:rPr>
+                <w:rFonts w:ascii="Times New Roman" w:hAnsi="Times New Roman" w:eastAsia="Times New Roman" w:cs="Times New Roman"/>
+                <w:b/>
+                <w:color w:val="000000"/>
+                <w:sz w:val="24"/>
+              </w:rPr>
+              <w:t xml:space="preserve">Precision</w:t>
+            </w:r>
+            <w:r/>
+          </w:p>
+        </w:tc>
+        <w:tc>
+          <w:tcPr>
+            <w:tcBorders/>
+            <w:tcMar>
+              <w:left w:w="15" w:type="dxa"/>
+              <w:top w:w="15" w:type="dxa"/>
+              <w:right w:w="15" w:type="dxa"/>
+              <w:bottom w:w="15" w:type="dxa"/>
+            </w:tcMar>
+            <w:tcW w:w="636" w:type="dxa"/>
+            <w:vAlign w:val="center"/>
+            <w:textDirection w:val="lrTb"/>
+            <w:noWrap w:val="false"/>
+          </w:tcPr>
+          <w:p>
+            <w:pPr>
+              <w:pBdr/>
+              <w:spacing w:after="0" w:before="0" w:line="240"/>
+              <w:ind/>
+              <w:jc w:val="center"/>
+              <w:rPr/>
+            </w:pPr>
+            <w:r>
+              <w:rPr>
+                <w:rFonts w:ascii="Times New Roman" w:hAnsi="Times New Roman" w:eastAsia="Times New Roman" w:cs="Times New Roman"/>
+                <w:b/>
+                <w:color w:val="000000"/>
+                <w:sz w:val="24"/>
+              </w:rPr>
+              <w:t xml:space="preserve">Recall</w:t>
+            </w:r>
+            <w:r/>
+          </w:p>
+        </w:tc>
+        <w:tc>
+          <w:tcPr>
+            <w:tcBorders/>
+            <w:tcMar>
+              <w:left w:w="15" w:type="dxa"/>
+              <w:top w:w="15" w:type="dxa"/>
+              <w:right w:w="15" w:type="dxa"/>
+              <w:bottom w:w="15" w:type="dxa"/>
+            </w:tcMar>
+            <w:tcW w:w="876" w:type="dxa"/>
+            <w:vAlign w:val="center"/>
+            <w:textDirection w:val="lrTb"/>
+            <w:noWrap w:val="false"/>
+          </w:tcPr>
+          <w:p>
+            <w:pPr>
+              <w:pBdr/>
+              <w:spacing w:after="0" w:before="0" w:line="240"/>
+              <w:ind/>
+              <w:jc w:val="center"/>
+              <w:rPr/>
+            </w:pPr>
+            <w:r>
+              <w:rPr>
+                <w:rFonts w:ascii="Times New Roman" w:hAnsi="Times New Roman" w:eastAsia="Times New Roman" w:cs="Times New Roman"/>
+                <w:b/>
+                <w:color w:val="000000"/>
+                <w:sz w:val="24"/>
+              </w:rPr>
+              <w:t xml:space="preserve">F1-score</w:t>
+            </w:r>
+            <w:r/>
+          </w:p>
+        </w:tc>
+        <w:tc>
+          <w:tcPr>
+            <w:tcBorders/>
+            <w:tcMar>
+              <w:left w:w="15" w:type="dxa"/>
+              <w:top w:w="15" w:type="dxa"/>
+              <w:right w:w="15" w:type="dxa"/>
+              <w:bottom w:w="15" w:type="dxa"/>
+            </w:tcMar>
+            <w:tcW w:w="792" w:type="dxa"/>
+            <w:vAlign w:val="center"/>
+            <w:textDirection w:val="lrTb"/>
+            <w:noWrap w:val="false"/>
+          </w:tcPr>
+          <w:p>
+            <w:pPr>
+              <w:pBdr/>
+              <w:spacing w:after="0" w:before="0" w:line="240"/>
+              <w:ind/>
+              <w:jc w:val="center"/>
+              <w:rPr/>
+            </w:pPr>
+            <w:r>
+              <w:rPr>
+                <w:rFonts w:ascii="Times New Roman" w:hAnsi="Times New Roman" w:eastAsia="Times New Roman" w:cs="Times New Roman"/>
+                <w:b/>
+                <w:color w:val="000000"/>
+                <w:sz w:val="24"/>
+              </w:rPr>
+              <w:t xml:space="preserve">Support</w:t>
+            </w:r>
+            <w:r/>
+          </w:p>
+        </w:tc>
+      </w:tr>
+      <w:tr>
+        <w:trPr/>
+        <w:tc>
+          <w:tcPr>
+            <w:tcBorders/>
+            <w:tcMar>
+              <w:left w:w="15" w:type="dxa"/>
+              <w:top w:w="15" w:type="dxa"/>
+              <w:right w:w="15" w:type="dxa"/>
+              <w:bottom w:w="15" w:type="dxa"/>
+            </w:tcMar>
+            <w:tcW w:w="576" w:type="dxa"/>
+            <w:vAlign w:val="center"/>
+            <w:textDirection w:val="lrTb"/>
+            <w:noWrap w:val="false"/>
+          </w:tcPr>
+          <w:p>
+            <w:pPr>
+              <w:pBdr/>
+              <w:spacing w:after="0" w:before="0" w:line="240"/>
+              <w:ind/>
+              <w:rPr/>
+            </w:pPr>
+            <w:r>
+              <w:rPr>
+                <w:rFonts w:ascii="Times New Roman" w:hAnsi="Times New Roman" w:eastAsia="Times New Roman" w:cs="Times New Roman"/>
+                <w:color w:val="000000"/>
+                <w:sz w:val="24"/>
+              </w:rPr>
+              <w:t xml:space="preserve">0</w:t>
+            </w:r>
+            <w:r/>
+          </w:p>
+        </w:tc>
+        <w:tc>
+          <w:tcPr>
+            <w:tcBorders/>
+            <w:tcMar>
+              <w:left w:w="15" w:type="dxa"/>
+              <w:top w:w="15" w:type="dxa"/>
+              <w:right w:w="15" w:type="dxa"/>
+              <w:bottom w:w="15" w:type="dxa"/>
+            </w:tcMar>
+            <w:tcW w:w="924" w:type="dxa"/>
+            <w:vAlign w:val="center"/>
+            <w:textDirection w:val="lrTb"/>
+            <w:noWrap w:val="false"/>
+          </w:tcPr>
+          <w:p>
+            <w:pPr>
+              <w:pBdr/>
+              <w:spacing w:after="0" w:before="0" w:line="240"/>
+              <w:ind/>
+              <w:rPr/>
+            </w:pPr>
+            <w:r>
+              <w:rPr>
+                <w:rFonts w:ascii="Times New Roman" w:hAnsi="Times New Roman" w:eastAsia="Times New Roman" w:cs="Times New Roman"/>
+                <w:color w:val="000000"/>
+                <w:sz w:val="24"/>
+              </w:rPr>
+              <w:t xml:space="preserve">0.99</w:t>
+            </w:r>
+            <w:r/>
+          </w:p>
+        </w:tc>
+        <w:tc>
+          <w:tcPr>
+            <w:tcBorders/>
+            <w:tcMar>
+              <w:left w:w="15" w:type="dxa"/>
+              <w:top w:w="15" w:type="dxa"/>
+              <w:right w:w="15" w:type="dxa"/>
+              <w:bottom w:w="15" w:type="dxa"/>
+            </w:tcMar>
+            <w:tcW w:w="636" w:type="dxa"/>
+            <w:vAlign w:val="center"/>
+            <w:textDirection w:val="lrTb"/>
+            <w:noWrap w:val="false"/>
+          </w:tcPr>
+          <w:p>
+            <w:pPr>
+              <w:pBdr/>
+              <w:spacing w:after="0" w:before="0" w:line="240"/>
+              <w:ind/>
+              <w:rPr/>
+            </w:pPr>
+            <w:r>
+              <w:rPr>
+                <w:rFonts w:ascii="Times New Roman" w:hAnsi="Times New Roman" w:eastAsia="Times New Roman" w:cs="Times New Roman"/>
+                <w:color w:val="000000"/>
+                <w:sz w:val="24"/>
+              </w:rPr>
+              <w:t xml:space="preserve">0.97</w:t>
+            </w:r>
+            <w:r/>
+          </w:p>
+        </w:tc>
+        <w:tc>
+          <w:tcPr>
+            <w:tcBorders/>
+            <w:tcMar>
+              <w:left w:w="15" w:type="dxa"/>
+              <w:top w:w="15" w:type="dxa"/>
+              <w:right w:w="15" w:type="dxa"/>
+              <w:bottom w:w="15" w:type="dxa"/>
+            </w:tcMar>
+            <w:tcW w:w="876" w:type="dxa"/>
+            <w:vAlign w:val="center"/>
+            <w:textDirection w:val="lrTb"/>
+            <w:noWrap w:val="false"/>
+          </w:tcPr>
+          <w:p>
+            <w:pPr>
+              <w:pBdr/>
+              <w:spacing w:after="0" w:before="0" w:line="240"/>
+              <w:ind/>
+              <w:rPr/>
+            </w:pPr>
+            <w:r>
+              <w:rPr>
+                <w:rFonts w:ascii="Times New Roman" w:hAnsi="Times New Roman" w:eastAsia="Times New Roman" w:cs="Times New Roman"/>
+                <w:color w:val="000000"/>
+                <w:sz w:val="24"/>
+              </w:rPr>
+              <w:t xml:space="preserve">0.98</w:t>
+            </w:r>
+            <w:r/>
+          </w:p>
+        </w:tc>
+        <w:tc>
+          <w:tcPr>
+            <w:tcBorders/>
+            <w:tcMar>
+              <w:left w:w="15" w:type="dxa"/>
+              <w:top w:w="15" w:type="dxa"/>
+              <w:right w:w="15" w:type="dxa"/>
+              <w:bottom w:w="15" w:type="dxa"/>
+            </w:tcMar>
+            <w:tcW w:w="792" w:type="dxa"/>
+            <w:vAlign w:val="center"/>
+            <w:textDirection w:val="lrTb"/>
+            <w:noWrap w:val="false"/>
+          </w:tcPr>
+          <w:p>
+            <w:pPr>
+              <w:pBdr/>
+              <w:spacing w:after="0" w:before="0" w:line="240"/>
+              <w:ind/>
+              <w:rPr/>
+            </w:pPr>
+            <w:r>
+              <w:rPr>
+                <w:rFonts w:ascii="Times New Roman" w:hAnsi="Times New Roman" w:eastAsia="Times New Roman" w:cs="Times New Roman"/>
+                <w:color w:val="000000"/>
+                <w:sz w:val="24"/>
+              </w:rPr>
+              <w:t xml:space="preserve">30000</w:t>
+            </w:r>
+            <w:r/>
+          </w:p>
+        </w:tc>
+      </w:tr>
+      <w:tr>
+        <w:trPr/>
+        <w:tc>
+          <w:tcPr>
+            <w:tcBorders/>
+            <w:tcMar>
+              <w:left w:w="15" w:type="dxa"/>
+              <w:top w:w="15" w:type="dxa"/>
+              <w:right w:w="15" w:type="dxa"/>
+              <w:bottom w:w="15" w:type="dxa"/>
+            </w:tcMar>
+            <w:tcW w:w="576" w:type="dxa"/>
+            <w:vAlign w:val="center"/>
+            <w:textDirection w:val="lrTb"/>
+            <w:noWrap w:val="false"/>
+          </w:tcPr>
+          <w:p>
+            <w:pPr>
+              <w:pBdr/>
+              <w:spacing w:after="0" w:before="0" w:line="240"/>
+              <w:ind/>
+              <w:rPr/>
+            </w:pPr>
+            <w:r>
+              <w:rPr>
+                <w:rFonts w:ascii="Times New Roman" w:hAnsi="Times New Roman" w:eastAsia="Times New Roman" w:cs="Times New Roman"/>
+                <w:color w:val="000000"/>
+                <w:sz w:val="24"/>
+              </w:rPr>
+              <w:t xml:space="preserve">1</w:t>
+            </w:r>
+            <w:r/>
+          </w:p>
+        </w:tc>
+        <w:tc>
+          <w:tcPr>
+            <w:tcBorders/>
+            <w:tcMar>
+              <w:left w:w="15" w:type="dxa"/>
+              <w:top w:w="15" w:type="dxa"/>
+              <w:right w:w="15" w:type="dxa"/>
+              <w:bottom w:w="15" w:type="dxa"/>
+            </w:tcMar>
+            <w:tcW w:w="924" w:type="dxa"/>
+            <w:vAlign w:val="center"/>
+            <w:textDirection w:val="lrTb"/>
+            <w:noWrap w:val="false"/>
+          </w:tcPr>
+          <w:p>
+            <w:pPr>
+              <w:pBdr/>
+              <w:spacing w:after="0" w:before="0" w:line="240"/>
+              <w:ind/>
+              <w:rPr/>
+            </w:pPr>
+            <w:r>
+              <w:rPr>
+                <w:rFonts w:ascii="Times New Roman" w:hAnsi="Times New Roman" w:eastAsia="Times New Roman" w:cs="Times New Roman"/>
+                <w:color w:val="000000"/>
+                <w:sz w:val="24"/>
+              </w:rPr>
+              <w:t xml:space="preserve">0.89</w:t>
+            </w:r>
+            <w:r/>
+          </w:p>
+        </w:tc>
+        <w:tc>
+          <w:tcPr>
+            <w:tcBorders/>
+            <w:tcMar>
+              <w:left w:w="15" w:type="dxa"/>
+              <w:top w:w="15" w:type="dxa"/>
+              <w:right w:w="15" w:type="dxa"/>
+              <w:bottom w:w="15" w:type="dxa"/>
+            </w:tcMar>
+            <w:tcW w:w="636" w:type="dxa"/>
+            <w:vAlign w:val="center"/>
+            <w:textDirection w:val="lrTb"/>
+            <w:noWrap w:val="false"/>
+          </w:tcPr>
+          <w:p>
+            <w:pPr>
+              <w:pBdr/>
+              <w:spacing w:after="0" w:before="0" w:line="240"/>
+              <w:ind/>
+              <w:rPr/>
+            </w:pPr>
+            <w:r>
+              <w:rPr>
+                <w:rFonts w:ascii="Times New Roman" w:hAnsi="Times New Roman" w:eastAsia="Times New Roman" w:cs="Times New Roman"/>
+                <w:color w:val="000000"/>
+                <w:sz w:val="24"/>
+              </w:rPr>
+              <w:t xml:space="preserve">0.99</w:t>
+            </w:r>
+            <w:r/>
+          </w:p>
+        </w:tc>
+        <w:tc>
+          <w:tcPr>
+            <w:tcBorders/>
+            <w:tcMar>
+              <w:left w:w="15" w:type="dxa"/>
+              <w:top w:w="15" w:type="dxa"/>
+              <w:right w:w="15" w:type="dxa"/>
+              <w:bottom w:w="15" w:type="dxa"/>
+            </w:tcMar>
+            <w:tcW w:w="876" w:type="dxa"/>
+            <w:vAlign w:val="center"/>
+            <w:textDirection w:val="lrTb"/>
+            <w:noWrap w:val="false"/>
+          </w:tcPr>
+          <w:p>
+            <w:pPr>
+              <w:pBdr/>
+              <w:spacing w:after="0" w:before="0" w:line="240"/>
+              <w:ind/>
+              <w:rPr/>
+            </w:pPr>
+            <w:r>
+              <w:rPr>
+                <w:rFonts w:ascii="Times New Roman" w:hAnsi="Times New Roman" w:eastAsia="Times New Roman" w:cs="Times New Roman"/>
+                <w:color w:val="000000"/>
+                <w:sz w:val="24"/>
+              </w:rPr>
+              <w:t xml:space="preserve">0.94</w:t>
+            </w:r>
+            <w:r/>
+          </w:p>
+        </w:tc>
+        <w:tc>
+          <w:tcPr>
+            <w:tcBorders/>
+            <w:tcMar>
+              <w:left w:w="15" w:type="dxa"/>
+              <w:top w:w="15" w:type="dxa"/>
+              <w:right w:w="15" w:type="dxa"/>
+              <w:bottom w:w="15" w:type="dxa"/>
+            </w:tcMar>
+            <w:tcW w:w="792" w:type="dxa"/>
+            <w:vAlign w:val="center"/>
+            <w:textDirection w:val="lrTb"/>
+            <w:noWrap w:val="false"/>
+          </w:tcPr>
+          <w:p>
+            <w:pPr>
+              <w:pBdr/>
+              <w:spacing w:after="0" w:before="0" w:line="240"/>
+              <w:ind/>
+              <w:rPr/>
+            </w:pPr>
+            <w:r>
+              <w:rPr>
+                <w:rFonts w:ascii="Times New Roman" w:hAnsi="Times New Roman" w:eastAsia="Times New Roman" w:cs="Times New Roman"/>
+                <w:color w:val="000000"/>
+                <w:sz w:val="24"/>
+              </w:rPr>
+              <w:t xml:space="preserve">16688</w:t>
+            </w:r>
+            <w:r/>
+          </w:p>
+        </w:tc>
+      </w:tr>
+      <w:tr>
+        <w:trPr/>
+        <w:tc>
+          <w:tcPr>
+            <w:tcBorders/>
+            <w:tcMar>
+              <w:left w:w="15" w:type="dxa"/>
+              <w:top w:w="15" w:type="dxa"/>
+              <w:right w:w="15" w:type="dxa"/>
+              <w:bottom w:w="15" w:type="dxa"/>
+            </w:tcMar>
+            <w:tcW w:w="576" w:type="dxa"/>
+            <w:vAlign w:val="center"/>
+            <w:textDirection w:val="lrTb"/>
+            <w:noWrap w:val="false"/>
+          </w:tcPr>
+          <w:p>
+            <w:pPr>
+              <w:pBdr/>
+              <w:spacing w:after="0" w:before="0" w:line="240"/>
+              <w:ind/>
+              <w:rPr/>
+            </w:pPr>
+            <w:r>
+              <w:rPr>
+                <w:rFonts w:ascii="Times New Roman" w:hAnsi="Times New Roman" w:eastAsia="Times New Roman" w:cs="Times New Roman"/>
+                <w:color w:val="000000"/>
+                <w:sz w:val="24"/>
+              </w:rPr>
+              <w:t xml:space="preserve">2</w:t>
+            </w:r>
+            <w:r/>
+          </w:p>
+        </w:tc>
+        <w:tc>
+          <w:tcPr>
+            <w:tcBorders/>
+            <w:tcMar>
+              <w:left w:w="15" w:type="dxa"/>
+              <w:top w:w="15" w:type="dxa"/>
+              <w:right w:w="15" w:type="dxa"/>
+              <w:bottom w:w="15" w:type="dxa"/>
+            </w:tcMar>
+            <w:tcW w:w="924" w:type="dxa"/>
+            <w:vAlign w:val="center"/>
+            <w:textDirection w:val="lrTb"/>
+            <w:noWrap w:val="false"/>
+          </w:tcPr>
+          <w:p>
+            <w:pPr>
+              <w:pBdr/>
+              <w:spacing w:after="0" w:before="0" w:line="240"/>
+              <w:ind/>
+              <w:rPr/>
+            </w:pPr>
+            <w:r>
+              <w:rPr>
+                <w:rFonts w:ascii="Times New Roman" w:hAnsi="Times New Roman" w:eastAsia="Times New Roman" w:cs="Times New Roman"/>
+                <w:color w:val="000000"/>
+                <w:sz w:val="24"/>
+              </w:rPr>
+              <w:t xml:space="preserve">1.00</w:t>
+            </w:r>
+            <w:r/>
+          </w:p>
+        </w:tc>
+        <w:tc>
+          <w:tcPr>
+            <w:tcBorders/>
+            <w:tcMar>
+              <w:left w:w="15" w:type="dxa"/>
+              <w:top w:w="15" w:type="dxa"/>
+              <w:right w:w="15" w:type="dxa"/>
+              <w:bottom w:w="15" w:type="dxa"/>
+            </w:tcMar>
+            <w:tcW w:w="636" w:type="dxa"/>
+            <w:vAlign w:val="center"/>
+            <w:textDirection w:val="lrTb"/>
+            <w:noWrap w:val="false"/>
+          </w:tcPr>
+          <w:p>
+            <w:pPr>
+              <w:pBdr/>
+              <w:spacing w:after="0" w:before="0" w:line="240"/>
+              <w:ind/>
+              <w:rPr/>
+            </w:pPr>
+            <w:r>
+              <w:rPr>
+                <w:rFonts w:ascii="Times New Roman" w:hAnsi="Times New Roman" w:eastAsia="Times New Roman" w:cs="Times New Roman"/>
+                <w:color w:val="000000"/>
+                <w:sz w:val="24"/>
+              </w:rPr>
+              <w:t xml:space="preserve">0.95</w:t>
+            </w:r>
+            <w:r/>
+          </w:p>
+        </w:tc>
+        <w:tc>
+          <w:tcPr>
+            <w:tcBorders/>
+            <w:tcMar>
+              <w:left w:w="15" w:type="dxa"/>
+              <w:top w:w="15" w:type="dxa"/>
+              <w:right w:w="15" w:type="dxa"/>
+              <w:bottom w:w="15" w:type="dxa"/>
+            </w:tcMar>
+            <w:tcW w:w="876" w:type="dxa"/>
+            <w:vAlign w:val="center"/>
+            <w:textDirection w:val="lrTb"/>
+            <w:noWrap w:val="false"/>
+          </w:tcPr>
+          <w:p>
+            <w:pPr>
+              <w:pBdr/>
+              <w:spacing w:after="0" w:before="0" w:line="240"/>
+              <w:ind/>
+              <w:rPr/>
+            </w:pPr>
+            <w:r>
+              <w:rPr>
+                <w:rFonts w:ascii="Times New Roman" w:hAnsi="Times New Roman" w:eastAsia="Times New Roman" w:cs="Times New Roman"/>
+                <w:color w:val="000000"/>
+                <w:sz w:val="24"/>
+              </w:rPr>
+              <w:t xml:space="preserve">0.97</w:t>
+            </w:r>
+            <w:r/>
+          </w:p>
+        </w:tc>
+        <w:tc>
+          <w:tcPr>
+            <w:tcBorders/>
+            <w:tcMar>
+              <w:left w:w="15" w:type="dxa"/>
+              <w:top w:w="15" w:type="dxa"/>
+              <w:right w:w="15" w:type="dxa"/>
+              <w:bottom w:w="15" w:type="dxa"/>
+            </w:tcMar>
+            <w:tcW w:w="792" w:type="dxa"/>
+            <w:vAlign w:val="center"/>
+            <w:textDirection w:val="lrTb"/>
+            <w:noWrap w:val="false"/>
+          </w:tcPr>
+          <w:p>
+            <w:pPr>
+              <w:pBdr/>
+              <w:spacing w:after="0" w:before="0" w:line="240"/>
+              <w:ind/>
+              <w:rPr/>
+            </w:pPr>
+            <w:r>
+              <w:rPr>
+                <w:rFonts w:ascii="Times New Roman" w:hAnsi="Times New Roman" w:eastAsia="Times New Roman" w:cs="Times New Roman"/>
+                <w:color w:val="000000"/>
+                <w:sz w:val="24"/>
+              </w:rPr>
+              <w:t xml:space="preserve">23492</w:t>
+            </w:r>
+            <w:r/>
+          </w:p>
+        </w:tc>
+      </w:tr>
+      <w:tr>
+        <w:trPr/>
+        <w:tc>
+          <w:tcPr>
+            <w:tcBorders/>
+            <w:tcMar>
+              <w:left w:w="15" w:type="dxa"/>
+              <w:top w:w="15" w:type="dxa"/>
+              <w:right w:w="15" w:type="dxa"/>
+              <w:bottom w:w="15" w:type="dxa"/>
+            </w:tcMar>
+            <w:tcW w:w="576" w:type="dxa"/>
+            <w:vAlign w:val="center"/>
+            <w:textDirection w:val="lrTb"/>
+            <w:noWrap w:val="false"/>
+          </w:tcPr>
+          <w:p>
+            <w:pPr>
+              <w:pBdr/>
+              <w:spacing w:after="0" w:before="0" w:line="240"/>
+              <w:ind/>
+              <w:rPr/>
+            </w:pPr>
+            <w:r>
+              <w:rPr>
+                <w:rFonts w:ascii="Times New Roman" w:hAnsi="Times New Roman" w:eastAsia="Times New Roman" w:cs="Times New Roman"/>
+                <w:color w:val="000000"/>
+                <w:sz w:val="24"/>
+              </w:rPr>
+              <w:t xml:space="preserve">3</w:t>
+            </w:r>
+            <w:r/>
+          </w:p>
+        </w:tc>
+        <w:tc>
+          <w:tcPr>
+            <w:tcBorders/>
+            <w:tcMar>
+              <w:left w:w="15" w:type="dxa"/>
+              <w:top w:w="15" w:type="dxa"/>
+              <w:right w:w="15" w:type="dxa"/>
+              <w:bottom w:w="15" w:type="dxa"/>
+            </w:tcMar>
+            <w:tcW w:w="924" w:type="dxa"/>
+            <w:vAlign w:val="center"/>
+            <w:textDirection w:val="lrTb"/>
+            <w:noWrap w:val="false"/>
+          </w:tcPr>
+          <w:p>
+            <w:pPr>
+              <w:pBdr/>
+              <w:spacing w:after="0" w:before="0" w:line="240"/>
+              <w:ind/>
+              <w:rPr/>
+            </w:pPr>
+            <w:r>
+              <w:rPr>
+                <w:rFonts w:ascii="Times New Roman" w:hAnsi="Times New Roman" w:eastAsia="Times New Roman" w:cs="Times New Roman"/>
+                <w:color w:val="000000"/>
+                <w:sz w:val="24"/>
+              </w:rPr>
+              <w:t xml:space="preserve">0.40</w:t>
+            </w:r>
+            <w:r/>
+          </w:p>
+        </w:tc>
+        <w:tc>
+          <w:tcPr>
+            <w:tcBorders/>
+            <w:tcMar>
+              <w:left w:w="15" w:type="dxa"/>
+              <w:top w:w="15" w:type="dxa"/>
+              <w:right w:w="15" w:type="dxa"/>
+              <w:bottom w:w="15" w:type="dxa"/>
+            </w:tcMar>
+            <w:tcW w:w="636" w:type="dxa"/>
+            <w:vAlign w:val="center"/>
+            <w:textDirection w:val="lrTb"/>
+            <w:noWrap w:val="false"/>
+          </w:tcPr>
+          <w:p>
+            <w:pPr>
+              <w:pBdr/>
+              <w:spacing w:after="0" w:before="0" w:line="240"/>
+              <w:ind/>
+              <w:rPr/>
+            </w:pPr>
+            <w:r>
+              <w:rPr>
+                <w:rFonts w:ascii="Times New Roman" w:hAnsi="Times New Roman" w:eastAsia="Times New Roman" w:cs="Times New Roman"/>
+                <w:color w:val="000000"/>
+                <w:sz w:val="24"/>
+              </w:rPr>
+              <w:t xml:space="preserve">0.16</w:t>
+            </w:r>
+            <w:r/>
+          </w:p>
+        </w:tc>
+        <w:tc>
+          <w:tcPr>
+            <w:tcBorders/>
+            <w:tcMar>
+              <w:left w:w="15" w:type="dxa"/>
+              <w:top w:w="15" w:type="dxa"/>
+              <w:right w:w="15" w:type="dxa"/>
+              <w:bottom w:w="15" w:type="dxa"/>
+            </w:tcMar>
+            <w:tcW w:w="876" w:type="dxa"/>
+            <w:vAlign w:val="center"/>
+            <w:textDirection w:val="lrTb"/>
+            <w:noWrap w:val="false"/>
+          </w:tcPr>
+          <w:p>
+            <w:pPr>
+              <w:pBdr/>
+              <w:spacing w:after="0" w:before="0" w:line="240"/>
+              <w:ind/>
+              <w:rPr/>
+            </w:pPr>
+            <w:r>
+              <w:rPr>
+                <w:rFonts w:ascii="Times New Roman" w:hAnsi="Times New Roman" w:eastAsia="Times New Roman" w:cs="Times New Roman"/>
+                <w:color w:val="000000"/>
+                <w:sz w:val="24"/>
+              </w:rPr>
+              <w:t xml:space="preserve">0.23</w:t>
+            </w:r>
+            <w:r/>
+          </w:p>
+        </w:tc>
+        <w:tc>
+          <w:tcPr>
+            <w:tcBorders/>
+            <w:tcMar>
+              <w:left w:w="15" w:type="dxa"/>
+              <w:top w:w="15" w:type="dxa"/>
+              <w:right w:w="15" w:type="dxa"/>
+              <w:bottom w:w="15" w:type="dxa"/>
+            </w:tcMar>
+            <w:tcW w:w="792" w:type="dxa"/>
+            <w:vAlign w:val="center"/>
+            <w:textDirection w:val="lrTb"/>
+            <w:noWrap w:val="false"/>
+          </w:tcPr>
+          <w:p>
+            <w:pPr>
+              <w:pBdr/>
+              <w:spacing w:after="0" w:before="0" w:line="240"/>
+              <w:ind/>
+              <w:rPr/>
+            </w:pPr>
+            <w:r>
+              <w:rPr>
+                <w:rFonts w:ascii="Times New Roman" w:hAnsi="Times New Roman" w:eastAsia="Times New Roman" w:cs="Times New Roman"/>
+                <w:color w:val="000000"/>
+                <w:sz w:val="24"/>
+              </w:rPr>
+              <w:t xml:space="preserve">25</w:t>
+            </w:r>
+            <w:r/>
+          </w:p>
+        </w:tc>
+      </w:tr>
+      <w:tr>
+        <w:trPr/>
+        <w:tc>
+          <w:tcPr>
+            <w:tcBorders/>
+            <w:tcMar>
+              <w:left w:w="15" w:type="dxa"/>
+              <w:top w:w="15" w:type="dxa"/>
+              <w:right w:w="15" w:type="dxa"/>
+              <w:bottom w:w="15" w:type="dxa"/>
+            </w:tcMar>
+            <w:tcW w:w="576" w:type="dxa"/>
+            <w:vAlign w:val="center"/>
+            <w:textDirection w:val="lrTb"/>
+            <w:noWrap w:val="false"/>
+          </w:tcPr>
+          <w:p>
+            <w:pPr>
+              <w:pBdr/>
+              <w:spacing w:after="0" w:before="0" w:line="240"/>
+              <w:ind/>
+              <w:rPr/>
+            </w:pPr>
+            <w:r>
+              <w:rPr>
+                <w:rFonts w:ascii="Times New Roman" w:hAnsi="Times New Roman" w:eastAsia="Times New Roman" w:cs="Times New Roman"/>
+                <w:color w:val="000000"/>
+                <w:sz w:val="24"/>
+              </w:rPr>
+              <w:t xml:space="preserve">4</w:t>
+            </w:r>
+            <w:r/>
+          </w:p>
+        </w:tc>
+        <w:tc>
+          <w:tcPr>
+            <w:tcBorders/>
+            <w:tcMar>
+              <w:left w:w="15" w:type="dxa"/>
+              <w:top w:w="15" w:type="dxa"/>
+              <w:right w:w="15" w:type="dxa"/>
+              <w:bottom w:w="15" w:type="dxa"/>
+            </w:tcMar>
+            <w:tcW w:w="924" w:type="dxa"/>
+            <w:vAlign w:val="center"/>
+            <w:textDirection w:val="lrTb"/>
+            <w:noWrap w:val="false"/>
+          </w:tcPr>
+          <w:p>
+            <w:pPr>
+              <w:pBdr/>
+              <w:spacing w:after="0" w:before="0" w:line="240"/>
+              <w:ind/>
+              <w:rPr/>
+            </w:pPr>
+            <w:r>
+              <w:rPr>
+                <w:rFonts w:ascii="Times New Roman" w:hAnsi="Times New Roman" w:eastAsia="Times New Roman" w:cs="Times New Roman"/>
+                <w:color w:val="000000"/>
+                <w:sz w:val="24"/>
+              </w:rPr>
+              <w:t xml:space="preserve">0.00</w:t>
+            </w:r>
+            <w:r/>
+          </w:p>
+        </w:tc>
+        <w:tc>
+          <w:tcPr>
+            <w:tcBorders/>
+            <w:tcMar>
+              <w:left w:w="15" w:type="dxa"/>
+              <w:top w:w="15" w:type="dxa"/>
+              <w:right w:w="15" w:type="dxa"/>
+              <w:bottom w:w="15" w:type="dxa"/>
+            </w:tcMar>
+            <w:tcW w:w="636" w:type="dxa"/>
+            <w:vAlign w:val="center"/>
+            <w:textDirection w:val="lrTb"/>
+            <w:noWrap w:val="false"/>
+          </w:tcPr>
+          <w:p>
+            <w:pPr>
+              <w:pBdr/>
+              <w:spacing w:after="0" w:before="0" w:line="240"/>
+              <w:ind/>
+              <w:rPr/>
+            </w:pPr>
+            <w:r>
+              <w:rPr>
+                <w:rFonts w:ascii="Times New Roman" w:hAnsi="Times New Roman" w:eastAsia="Times New Roman" w:cs="Times New Roman"/>
+                <w:color w:val="000000"/>
+                <w:sz w:val="24"/>
+              </w:rPr>
+              <w:t xml:space="preserve">0.00</w:t>
+            </w:r>
+            <w:r/>
+          </w:p>
+        </w:tc>
+        <w:tc>
+          <w:tcPr>
+            <w:tcBorders/>
+            <w:tcMar>
+              <w:left w:w="15" w:type="dxa"/>
+              <w:top w:w="15" w:type="dxa"/>
+              <w:right w:w="15" w:type="dxa"/>
+              <w:bottom w:w="15" w:type="dxa"/>
+            </w:tcMar>
+            <w:tcW w:w="876" w:type="dxa"/>
+            <w:vAlign w:val="center"/>
+            <w:textDirection w:val="lrTb"/>
+            <w:noWrap w:val="false"/>
+          </w:tcPr>
+          <w:p>
+            <w:pPr>
+              <w:pBdr/>
+              <w:spacing w:after="0" w:before="0" w:line="240"/>
+              <w:ind/>
+              <w:rPr/>
+            </w:pPr>
+            <w:r>
+              <w:rPr>
+                <w:rFonts w:ascii="Times New Roman" w:hAnsi="Times New Roman" w:eastAsia="Times New Roman" w:cs="Times New Roman"/>
+                <w:color w:val="000000"/>
+                <w:sz w:val="24"/>
+              </w:rPr>
+              <w:t xml:space="preserve">0.00</w:t>
+            </w:r>
+            <w:r/>
+          </w:p>
+        </w:tc>
+        <w:tc>
+          <w:tcPr>
+            <w:tcBorders/>
+            <w:tcMar>
+              <w:left w:w="15" w:type="dxa"/>
+              <w:top w:w="15" w:type="dxa"/>
+              <w:right w:w="15" w:type="dxa"/>
+              <w:bottom w:w="15" w:type="dxa"/>
+            </w:tcMar>
+            <w:tcW w:w="792" w:type="dxa"/>
+            <w:vAlign w:val="center"/>
+            <w:textDirection w:val="lrTb"/>
+            <w:noWrap w:val="false"/>
+          </w:tcPr>
+          <w:p>
+            <w:pPr>
+              <w:pBdr/>
+              <w:spacing w:after="0" w:before="0" w:line="240"/>
+              <w:ind/>
+              <w:rPr/>
+            </w:pPr>
+            <w:r>
+              <w:rPr>
+                <w:rFonts w:ascii="Times New Roman" w:hAnsi="Times New Roman" w:eastAsia="Times New Roman" w:cs="Times New Roman"/>
+                <w:color w:val="000000"/>
+                <w:sz w:val="24"/>
+              </w:rPr>
+              <w:t xml:space="preserve">24</w:t>
+            </w:r>
+            <w:r/>
+          </w:p>
+        </w:tc>
+      </w:tr>
+      <w:tr>
+        <w:trPr/>
+        <w:tc>
+          <w:tcPr>
+            <w:tcBorders/>
+            <w:tcMar>
+              <w:left w:w="15" w:type="dxa"/>
+              <w:top w:w="15" w:type="dxa"/>
+              <w:right w:w="15" w:type="dxa"/>
+              <w:bottom w:w="15" w:type="dxa"/>
+            </w:tcMar>
+            <w:tcW w:w="576" w:type="dxa"/>
+            <w:vAlign w:val="center"/>
+            <w:textDirection w:val="lrTb"/>
+            <w:noWrap w:val="false"/>
+          </w:tcPr>
+          <w:p>
+            <w:pPr>
+              <w:pBdr/>
+              <w:spacing w:after="0" w:before="0" w:line="240"/>
+              <w:ind/>
+              <w:rPr/>
+            </w:pPr>
+            <w:r>
+              <w:rPr>
+                <w:rFonts w:ascii="Times New Roman" w:hAnsi="Times New Roman" w:eastAsia="Times New Roman" w:cs="Times New Roman"/>
+                <w:color w:val="000000"/>
+                <w:sz w:val="24"/>
+              </w:rPr>
+              <w:t xml:space="preserve">6</w:t>
+            </w:r>
+            <w:r/>
+          </w:p>
+        </w:tc>
+        <w:tc>
+          <w:tcPr>
+            <w:tcBorders/>
+            <w:tcMar>
+              <w:left w:w="15" w:type="dxa"/>
+              <w:top w:w="15" w:type="dxa"/>
+              <w:right w:w="15" w:type="dxa"/>
+              <w:bottom w:w="15" w:type="dxa"/>
+            </w:tcMar>
+            <w:tcW w:w="924" w:type="dxa"/>
+            <w:vAlign w:val="center"/>
+            <w:textDirection w:val="lrTb"/>
+            <w:noWrap w:val="false"/>
+          </w:tcPr>
+          <w:p>
+            <w:pPr>
+              <w:pBdr/>
+              <w:spacing w:after="0" w:before="0" w:line="240"/>
+              <w:ind/>
+              <w:rPr/>
+            </w:pPr>
+            <w:r>
+              <w:rPr>
+                <w:rFonts w:ascii="Times New Roman" w:hAnsi="Times New Roman" w:eastAsia="Times New Roman" w:cs="Times New Roman"/>
+                <w:color w:val="000000"/>
+                <w:sz w:val="24"/>
+              </w:rPr>
+              <w:t xml:space="preserve">0.43</w:t>
+            </w:r>
+            <w:r/>
+          </w:p>
+        </w:tc>
+        <w:tc>
+          <w:tcPr>
+            <w:tcBorders/>
+            <w:tcMar>
+              <w:left w:w="15" w:type="dxa"/>
+              <w:top w:w="15" w:type="dxa"/>
+              <w:right w:w="15" w:type="dxa"/>
+              <w:bottom w:w="15" w:type="dxa"/>
+            </w:tcMar>
+            <w:tcW w:w="636" w:type="dxa"/>
+            <w:vAlign w:val="center"/>
+            <w:textDirection w:val="lrTb"/>
+            <w:noWrap w:val="false"/>
+          </w:tcPr>
+          <w:p>
+            <w:pPr>
+              <w:pBdr/>
+              <w:spacing w:after="0" w:before="0" w:line="240"/>
+              <w:ind/>
+              <w:rPr/>
+            </w:pPr>
+            <w:r>
+              <w:rPr>
+                <w:rFonts w:ascii="Times New Roman" w:hAnsi="Times New Roman" w:eastAsia="Times New Roman" w:cs="Times New Roman"/>
+                <w:color w:val="000000"/>
+                <w:sz w:val="24"/>
+              </w:rPr>
+              <w:t xml:space="preserve">0.34</w:t>
+            </w:r>
+            <w:r/>
+          </w:p>
+        </w:tc>
+        <w:tc>
+          <w:tcPr>
+            <w:tcBorders/>
+            <w:tcMar>
+              <w:left w:w="15" w:type="dxa"/>
+              <w:top w:w="15" w:type="dxa"/>
+              <w:right w:w="15" w:type="dxa"/>
+              <w:bottom w:w="15" w:type="dxa"/>
+            </w:tcMar>
+            <w:tcW w:w="876" w:type="dxa"/>
+            <w:vAlign w:val="center"/>
+            <w:textDirection w:val="lrTb"/>
+            <w:noWrap w:val="false"/>
+          </w:tcPr>
+          <w:p>
+            <w:pPr>
+              <w:pBdr/>
+              <w:spacing w:after="0" w:before="0" w:line="240"/>
+              <w:ind/>
+              <w:rPr/>
+            </w:pPr>
+            <w:r>
+              <w:rPr>
+                <w:rFonts w:ascii="Times New Roman" w:hAnsi="Times New Roman" w:eastAsia="Times New Roman" w:cs="Times New Roman"/>
+                <w:color w:val="000000"/>
+                <w:sz w:val="24"/>
+              </w:rPr>
+              <w:t xml:space="preserve">0.38</w:t>
+            </w:r>
+            <w:r/>
+          </w:p>
+        </w:tc>
+        <w:tc>
+          <w:tcPr>
+            <w:tcBorders/>
+            <w:tcMar>
+              <w:left w:w="15" w:type="dxa"/>
+              <w:top w:w="15" w:type="dxa"/>
+              <w:right w:w="15" w:type="dxa"/>
+              <w:bottom w:w="15" w:type="dxa"/>
+            </w:tcMar>
+            <w:tcW w:w="792" w:type="dxa"/>
+            <w:vAlign w:val="center"/>
+            <w:textDirection w:val="lrTb"/>
+            <w:noWrap w:val="false"/>
+          </w:tcPr>
+          <w:p>
+            <w:pPr>
+              <w:pBdr/>
+              <w:spacing w:after="0" w:before="0" w:line="240"/>
+              <w:ind/>
+              <w:rPr/>
+            </w:pPr>
+            <w:r>
+              <w:rPr>
+                <w:rFonts w:ascii="Times New Roman" w:hAnsi="Times New Roman" w:eastAsia="Times New Roman" w:cs="Times New Roman"/>
+                <w:color w:val="000000"/>
+                <w:sz w:val="24"/>
+              </w:rPr>
+              <w:t xml:space="preserve">29</w:t>
+            </w:r>
+            <w:r/>
+          </w:p>
+        </w:tc>
+      </w:tr>
+      <w:tr>
+        <w:trPr/>
+        <w:tc>
+          <w:tcPr>
+            <w:tcBorders/>
+            <w:tcMar>
+              <w:left w:w="15" w:type="dxa"/>
+              <w:top w:w="15" w:type="dxa"/>
+              <w:right w:w="15" w:type="dxa"/>
+              <w:bottom w:w="15" w:type="dxa"/>
+            </w:tcMar>
+            <w:tcW w:w="576" w:type="dxa"/>
+            <w:vAlign w:val="center"/>
+            <w:textDirection w:val="lrTb"/>
+            <w:noWrap w:val="false"/>
+          </w:tcPr>
+          <w:p>
+            <w:pPr>
+              <w:pBdr/>
+              <w:spacing w:after="0" w:before="0" w:line="240"/>
+              <w:ind/>
+              <w:rPr/>
+            </w:pPr>
+            <w:r>
+              <w:rPr>
+                <w:rFonts w:ascii="Times New Roman" w:hAnsi="Times New Roman" w:eastAsia="Times New Roman" w:cs="Times New Roman"/>
+                <w:color w:val="000000"/>
+                <w:sz w:val="24"/>
+              </w:rPr>
+              <w:t xml:space="preserve">7</w:t>
+            </w:r>
+            <w:r/>
+          </w:p>
+        </w:tc>
+        <w:tc>
+          <w:tcPr>
+            <w:tcBorders/>
+            <w:tcMar>
+              <w:left w:w="15" w:type="dxa"/>
+              <w:top w:w="15" w:type="dxa"/>
+              <w:right w:w="15" w:type="dxa"/>
+              <w:bottom w:w="15" w:type="dxa"/>
+            </w:tcMar>
+            <w:tcW w:w="924" w:type="dxa"/>
+            <w:vAlign w:val="center"/>
+            <w:textDirection w:val="lrTb"/>
+            <w:noWrap w:val="false"/>
+          </w:tcPr>
+          <w:p>
+            <w:pPr>
+              <w:pBdr/>
+              <w:spacing w:after="0" w:before="0" w:line="240"/>
+              <w:ind/>
+              <w:rPr/>
+            </w:pPr>
+            <w:r>
+              <w:rPr>
+                <w:rFonts w:ascii="Times New Roman" w:hAnsi="Times New Roman" w:eastAsia="Times New Roman" w:cs="Times New Roman"/>
+                <w:color w:val="000000"/>
+                <w:sz w:val="24"/>
+              </w:rPr>
+              <w:t xml:space="preserve">0.33</w:t>
+            </w:r>
+            <w:r/>
+          </w:p>
+        </w:tc>
+        <w:tc>
+          <w:tcPr>
+            <w:tcBorders/>
+            <w:tcMar>
+              <w:left w:w="15" w:type="dxa"/>
+              <w:top w:w="15" w:type="dxa"/>
+              <w:right w:w="15" w:type="dxa"/>
+              <w:bottom w:w="15" w:type="dxa"/>
+            </w:tcMar>
+            <w:tcW w:w="636" w:type="dxa"/>
+            <w:vAlign w:val="center"/>
+            <w:textDirection w:val="lrTb"/>
+            <w:noWrap w:val="false"/>
+          </w:tcPr>
+          <w:p>
+            <w:pPr>
+              <w:pBdr/>
+              <w:spacing w:after="0" w:before="0" w:line="240"/>
+              <w:ind/>
+              <w:rPr/>
+            </w:pPr>
+            <w:r>
+              <w:rPr>
+                <w:rFonts w:ascii="Times New Roman" w:hAnsi="Times New Roman" w:eastAsia="Times New Roman" w:cs="Times New Roman"/>
+                <w:color w:val="000000"/>
+                <w:sz w:val="24"/>
+              </w:rPr>
+              <w:t xml:space="preserve">0.10</w:t>
+            </w:r>
+            <w:r/>
+          </w:p>
+        </w:tc>
+        <w:tc>
+          <w:tcPr>
+            <w:tcBorders/>
+            <w:tcMar>
+              <w:left w:w="15" w:type="dxa"/>
+              <w:top w:w="15" w:type="dxa"/>
+              <w:right w:w="15" w:type="dxa"/>
+              <w:bottom w:w="15" w:type="dxa"/>
+            </w:tcMar>
+            <w:tcW w:w="876" w:type="dxa"/>
+            <w:vAlign w:val="center"/>
+            <w:textDirection w:val="lrTb"/>
+            <w:noWrap w:val="false"/>
+          </w:tcPr>
+          <w:p>
+            <w:pPr>
+              <w:pBdr/>
+              <w:spacing w:after="0" w:before="0" w:line="240"/>
+              <w:ind/>
+              <w:rPr/>
+            </w:pPr>
+            <w:r>
+              <w:rPr>
+                <w:rFonts w:ascii="Times New Roman" w:hAnsi="Times New Roman" w:eastAsia="Times New Roman" w:cs="Times New Roman"/>
+                <w:color w:val="000000"/>
+                <w:sz w:val="24"/>
+              </w:rPr>
+              <w:t xml:space="preserve">0.15</w:t>
+            </w:r>
+            <w:r/>
+          </w:p>
+        </w:tc>
+        <w:tc>
+          <w:tcPr>
+            <w:tcBorders/>
+            <w:tcMar>
+              <w:left w:w="15" w:type="dxa"/>
+              <w:top w:w="15" w:type="dxa"/>
+              <w:right w:w="15" w:type="dxa"/>
+              <w:bottom w:w="15" w:type="dxa"/>
+            </w:tcMar>
+            <w:tcW w:w="792" w:type="dxa"/>
+            <w:vAlign w:val="center"/>
+            <w:textDirection w:val="lrTb"/>
+            <w:noWrap w:val="false"/>
+          </w:tcPr>
+          <w:p>
+            <w:pPr>
+              <w:pBdr/>
+              <w:spacing w:after="0" w:before="0" w:line="240"/>
+              <w:ind/>
+              <w:rPr/>
+            </w:pPr>
+            <w:r>
+              <w:rPr>
+                <w:rFonts w:ascii="Times New Roman" w:hAnsi="Times New Roman" w:eastAsia="Times New Roman" w:cs="Times New Roman"/>
+                <w:color w:val="000000"/>
+                <w:sz w:val="24"/>
+              </w:rPr>
+              <w:t xml:space="preserve">20</w:t>
+            </w:r>
+            <w:r/>
+          </w:p>
+        </w:tc>
+      </w:tr>
+      <w:tr>
+        <w:trPr/>
+        <w:tc>
+          <w:tcPr>
+            <w:tcBorders/>
+            <w:tcMar>
+              <w:left w:w="15" w:type="dxa"/>
+              <w:top w:w="15" w:type="dxa"/>
+              <w:right w:w="15" w:type="dxa"/>
+              <w:bottom w:w="15" w:type="dxa"/>
+            </w:tcMar>
+            <w:tcW w:w="576" w:type="dxa"/>
+            <w:vAlign w:val="center"/>
+            <w:textDirection w:val="lrTb"/>
+            <w:noWrap w:val="false"/>
+          </w:tcPr>
+          <w:p>
+            <w:pPr>
+              <w:pBdr/>
+              <w:spacing w:after="0" w:before="0" w:line="240"/>
+              <w:ind/>
+              <w:rPr/>
+            </w:pPr>
+            <w:r>
+              <w:rPr>
+                <w:rFonts w:ascii="Times New Roman" w:hAnsi="Times New Roman" w:eastAsia="Times New Roman" w:cs="Times New Roman"/>
+                <w:color w:val="000000"/>
+                <w:sz w:val="24"/>
+              </w:rPr>
+              <w:t xml:space="preserve">8</w:t>
+            </w:r>
+            <w:r/>
+          </w:p>
+        </w:tc>
+        <w:tc>
+          <w:tcPr>
+            <w:tcBorders/>
+            <w:tcMar>
+              <w:left w:w="15" w:type="dxa"/>
+              <w:top w:w="15" w:type="dxa"/>
+              <w:right w:w="15" w:type="dxa"/>
+              <w:bottom w:w="15" w:type="dxa"/>
+            </w:tcMar>
+            <w:tcW w:w="924" w:type="dxa"/>
+            <w:vAlign w:val="center"/>
+            <w:textDirection w:val="lrTb"/>
+            <w:noWrap w:val="false"/>
+          </w:tcPr>
+          <w:p>
+            <w:pPr>
+              <w:pBdr/>
+              <w:spacing w:after="0" w:before="0" w:line="240"/>
+              <w:ind/>
+              <w:rPr/>
+            </w:pPr>
+            <w:r>
+              <w:rPr>
+                <w:rFonts w:ascii="Times New Roman" w:hAnsi="Times New Roman" w:eastAsia="Times New Roman" w:cs="Times New Roman"/>
+                <w:color w:val="000000"/>
+                <w:sz w:val="24"/>
+              </w:rPr>
+              <w:t xml:space="preserve">0.42</w:t>
+            </w:r>
+            <w:r/>
+          </w:p>
+        </w:tc>
+        <w:tc>
+          <w:tcPr>
+            <w:tcBorders/>
+            <w:tcMar>
+              <w:left w:w="15" w:type="dxa"/>
+              <w:top w:w="15" w:type="dxa"/>
+              <w:right w:w="15" w:type="dxa"/>
+              <w:bottom w:w="15" w:type="dxa"/>
+            </w:tcMar>
+            <w:tcW w:w="636" w:type="dxa"/>
+            <w:vAlign w:val="center"/>
+            <w:textDirection w:val="lrTb"/>
+            <w:noWrap w:val="false"/>
+          </w:tcPr>
+          <w:p>
+            <w:pPr>
+              <w:pBdr/>
+              <w:spacing w:after="0" w:before="0" w:line="240"/>
+              <w:ind/>
+              <w:rPr/>
+            </w:pPr>
+            <w:r>
+              <w:rPr>
+                <w:rFonts w:ascii="Times New Roman" w:hAnsi="Times New Roman" w:eastAsia="Times New Roman" w:cs="Times New Roman"/>
+                <w:color w:val="000000"/>
+                <w:sz w:val="24"/>
+              </w:rPr>
+              <w:t xml:space="preserve">0.31</w:t>
+            </w:r>
+            <w:r/>
+          </w:p>
+        </w:tc>
+        <w:tc>
+          <w:tcPr>
+            <w:tcBorders/>
+            <w:tcMar>
+              <w:left w:w="15" w:type="dxa"/>
+              <w:top w:w="15" w:type="dxa"/>
+              <w:right w:w="15" w:type="dxa"/>
+              <w:bottom w:w="15" w:type="dxa"/>
+            </w:tcMar>
+            <w:tcW w:w="876" w:type="dxa"/>
+            <w:vAlign w:val="center"/>
+            <w:textDirection w:val="lrTb"/>
+            <w:noWrap w:val="false"/>
+          </w:tcPr>
+          <w:p>
+            <w:pPr>
+              <w:pBdr/>
+              <w:spacing w:after="0" w:before="0" w:line="240"/>
+              <w:ind/>
+              <w:rPr/>
+            </w:pPr>
+            <w:r>
+              <w:rPr>
+                <w:rFonts w:ascii="Times New Roman" w:hAnsi="Times New Roman" w:eastAsia="Times New Roman" w:cs="Times New Roman"/>
+                <w:color w:val="000000"/>
+                <w:sz w:val="24"/>
+              </w:rPr>
+              <w:t xml:space="preserve">0.36</w:t>
+            </w:r>
+            <w:r/>
+          </w:p>
+        </w:tc>
+        <w:tc>
+          <w:tcPr>
+            <w:tcBorders/>
+            <w:tcMar>
+              <w:left w:w="15" w:type="dxa"/>
+              <w:top w:w="15" w:type="dxa"/>
+              <w:right w:w="15" w:type="dxa"/>
+              <w:bottom w:w="15" w:type="dxa"/>
+            </w:tcMar>
+            <w:tcW w:w="792" w:type="dxa"/>
+            <w:vAlign w:val="center"/>
+            <w:textDirection w:val="lrTb"/>
+            <w:noWrap w:val="false"/>
+          </w:tcPr>
+          <w:p>
+            <w:pPr>
+              <w:pBdr/>
+              <w:spacing w:after="0" w:before="0" w:line="240"/>
+              <w:ind/>
+              <w:rPr/>
+            </w:pPr>
+            <w:r>
+              <w:rPr>
+                <w:rFonts w:ascii="Times New Roman" w:hAnsi="Times New Roman" w:eastAsia="Times New Roman" w:cs="Times New Roman"/>
+                <w:color w:val="000000"/>
+                <w:sz w:val="24"/>
+              </w:rPr>
+              <w:t xml:space="preserve">124</w:t>
+            </w:r>
+            <w:r/>
+          </w:p>
+        </w:tc>
+      </w:tr>
+      <w:tr>
+        <w:trPr/>
+        <w:tc>
+          <w:tcPr>
+            <w:tcBorders/>
+            <w:tcMar>
+              <w:left w:w="15" w:type="dxa"/>
+              <w:top w:w="15" w:type="dxa"/>
+              <w:right w:w="15" w:type="dxa"/>
+              <w:bottom w:w="15" w:type="dxa"/>
+            </w:tcMar>
+            <w:tcW w:w="576" w:type="dxa"/>
+            <w:vAlign w:val="center"/>
+            <w:textDirection w:val="lrTb"/>
+            <w:noWrap w:val="false"/>
+          </w:tcPr>
+          <w:p>
+            <w:pPr>
+              <w:pBdr/>
+              <w:spacing w:after="0" w:before="0" w:line="240"/>
+              <w:ind/>
+              <w:rPr/>
+            </w:pPr>
+            <w:r>
+              <w:rPr>
+                <w:rFonts w:ascii="Times New Roman" w:hAnsi="Times New Roman" w:eastAsia="Times New Roman" w:cs="Times New Roman"/>
+                <w:color w:val="000000"/>
+                <w:sz w:val="24"/>
+              </w:rPr>
+              <w:t xml:space="preserve">11</w:t>
+            </w:r>
+            <w:r/>
+          </w:p>
+        </w:tc>
+        <w:tc>
+          <w:tcPr>
+            <w:tcBorders/>
+            <w:tcMar>
+              <w:left w:w="15" w:type="dxa"/>
+              <w:top w:w="15" w:type="dxa"/>
+              <w:right w:w="15" w:type="dxa"/>
+              <w:bottom w:w="15" w:type="dxa"/>
+            </w:tcMar>
+            <w:tcW w:w="924" w:type="dxa"/>
+            <w:vAlign w:val="center"/>
+            <w:textDirection w:val="lrTb"/>
+            <w:noWrap w:val="false"/>
+          </w:tcPr>
+          <w:p>
+            <w:pPr>
+              <w:pBdr/>
+              <w:spacing w:after="0" w:before="0" w:line="240"/>
+              <w:ind/>
+              <w:rPr/>
+            </w:pPr>
+            <w:r>
+              <w:rPr>
+                <w:rFonts w:ascii="Times New Roman" w:hAnsi="Times New Roman" w:eastAsia="Times New Roman" w:cs="Times New Roman"/>
+                <w:color w:val="000000"/>
+                <w:sz w:val="24"/>
+              </w:rPr>
+              <w:t xml:space="preserve">1.00</w:t>
+            </w:r>
+            <w:r/>
+          </w:p>
+        </w:tc>
+        <w:tc>
+          <w:tcPr>
+            <w:tcBorders/>
+            <w:tcMar>
+              <w:left w:w="15" w:type="dxa"/>
+              <w:top w:w="15" w:type="dxa"/>
+              <w:right w:w="15" w:type="dxa"/>
+              <w:bottom w:w="15" w:type="dxa"/>
+            </w:tcMar>
+            <w:tcW w:w="636" w:type="dxa"/>
+            <w:vAlign w:val="center"/>
+            <w:textDirection w:val="lrTb"/>
+            <w:noWrap w:val="false"/>
+          </w:tcPr>
+          <w:p>
+            <w:pPr>
+              <w:pBdr/>
+              <w:spacing w:after="0" w:before="0" w:line="240"/>
+              <w:ind/>
+              <w:rPr/>
+            </w:pPr>
+            <w:r>
+              <w:rPr>
+                <w:rFonts w:ascii="Times New Roman" w:hAnsi="Times New Roman" w:eastAsia="Times New Roman" w:cs="Times New Roman"/>
+                <w:color w:val="000000"/>
+                <w:sz w:val="24"/>
+              </w:rPr>
+              <w:t xml:space="preserve">0.97</w:t>
+            </w:r>
+            <w:r/>
+          </w:p>
+        </w:tc>
+        <w:tc>
+          <w:tcPr>
+            <w:tcBorders/>
+            <w:tcMar>
+              <w:left w:w="15" w:type="dxa"/>
+              <w:top w:w="15" w:type="dxa"/>
+              <w:right w:w="15" w:type="dxa"/>
+              <w:bottom w:w="15" w:type="dxa"/>
+            </w:tcMar>
+            <w:tcW w:w="876" w:type="dxa"/>
+            <w:vAlign w:val="center"/>
+            <w:textDirection w:val="lrTb"/>
+            <w:noWrap w:val="false"/>
+          </w:tcPr>
+          <w:p>
+            <w:pPr>
+              <w:pBdr/>
+              <w:spacing w:after="0" w:before="0" w:line="240"/>
+              <w:ind/>
+              <w:rPr/>
+            </w:pPr>
+            <w:r>
+              <w:rPr>
+                <w:rFonts w:ascii="Times New Roman" w:hAnsi="Times New Roman" w:eastAsia="Times New Roman" w:cs="Times New Roman"/>
+                <w:color w:val="000000"/>
+                <w:sz w:val="24"/>
+              </w:rPr>
+              <w:t xml:space="preserve">0.98</w:t>
+            </w:r>
+            <w:r/>
+          </w:p>
+        </w:tc>
+        <w:tc>
+          <w:tcPr>
+            <w:tcBorders/>
+            <w:tcMar>
+              <w:left w:w="15" w:type="dxa"/>
+              <w:top w:w="15" w:type="dxa"/>
+              <w:right w:w="15" w:type="dxa"/>
+              <w:bottom w:w="15" w:type="dxa"/>
+            </w:tcMar>
+            <w:tcW w:w="792" w:type="dxa"/>
+            <w:vAlign w:val="center"/>
+            <w:textDirection w:val="lrTb"/>
+            <w:noWrap w:val="false"/>
+          </w:tcPr>
+          <w:p>
+            <w:pPr>
+              <w:pBdr/>
+              <w:spacing w:after="0" w:before="0" w:line="240"/>
+              <w:ind/>
+              <w:rPr/>
+            </w:pPr>
+            <w:r>
+              <w:rPr>
+                <w:rFonts w:ascii="Times New Roman" w:hAnsi="Times New Roman" w:eastAsia="Times New Roman" w:cs="Times New Roman"/>
+                <w:color w:val="000000"/>
+                <w:sz w:val="24"/>
+              </w:rPr>
+              <w:t xml:space="preserve">1308</w:t>
+            </w:r>
+            <w:r/>
+          </w:p>
+        </w:tc>
+      </w:tr>
+      <w:tr>
+        <w:trPr/>
+        <w:tc>
+          <w:tcPr>
+            <w:tcBorders/>
+            <w:tcMar>
+              <w:left w:w="15" w:type="dxa"/>
+              <w:top w:w="15" w:type="dxa"/>
+              <w:right w:w="15" w:type="dxa"/>
+              <w:bottom w:w="15" w:type="dxa"/>
+            </w:tcMar>
+            <w:tcW w:w="576" w:type="dxa"/>
+            <w:vAlign w:val="center"/>
+            <w:textDirection w:val="lrTb"/>
+            <w:noWrap w:val="false"/>
+          </w:tcPr>
+          <w:p>
+            <w:pPr>
+              <w:pBdr/>
+              <w:spacing w:after="0" w:before="0" w:line="240"/>
+              <w:ind/>
+              <w:rPr/>
+            </w:pPr>
+            <w:r>
+              <w:rPr>
+                <w:rFonts w:ascii="Times New Roman" w:hAnsi="Times New Roman" w:eastAsia="Times New Roman" w:cs="Times New Roman"/>
+                <w:color w:val="000000"/>
+                <w:sz w:val="24"/>
+              </w:rPr>
+              <w:t xml:space="preserve">99</w:t>
+            </w:r>
+            <w:r/>
+          </w:p>
+        </w:tc>
+        <w:tc>
+          <w:tcPr>
+            <w:tcBorders/>
+            <w:tcMar>
+              <w:left w:w="15" w:type="dxa"/>
+              <w:top w:w="15" w:type="dxa"/>
+              <w:right w:w="15" w:type="dxa"/>
+              <w:bottom w:w="15" w:type="dxa"/>
+            </w:tcMar>
+            <w:tcW w:w="924" w:type="dxa"/>
+            <w:vAlign w:val="center"/>
+            <w:textDirection w:val="lrTb"/>
+            <w:noWrap w:val="false"/>
+          </w:tcPr>
+          <w:p>
+            <w:pPr>
+              <w:pBdr/>
+              <w:spacing w:after="0" w:before="0" w:line="240"/>
+              <w:ind/>
+              <w:rPr/>
+            </w:pPr>
+            <w:r>
+              <w:rPr>
+                <w:rFonts w:ascii="Times New Roman" w:hAnsi="Times New Roman" w:eastAsia="Times New Roman" w:cs="Times New Roman"/>
+                <w:color w:val="000000"/>
+                <w:sz w:val="24"/>
+              </w:rPr>
+              <w:t xml:space="preserve">0.33</w:t>
+            </w:r>
+            <w:r/>
+          </w:p>
+        </w:tc>
+        <w:tc>
+          <w:tcPr>
+            <w:tcBorders/>
+            <w:tcMar>
+              <w:left w:w="15" w:type="dxa"/>
+              <w:top w:w="15" w:type="dxa"/>
+              <w:right w:w="15" w:type="dxa"/>
+              <w:bottom w:w="15" w:type="dxa"/>
+            </w:tcMar>
+            <w:tcW w:w="636" w:type="dxa"/>
+            <w:vAlign w:val="center"/>
+            <w:textDirection w:val="lrTb"/>
+            <w:noWrap w:val="false"/>
+          </w:tcPr>
+          <w:p>
+            <w:pPr>
+              <w:pBdr/>
+              <w:spacing w:after="0" w:before="0" w:line="240"/>
+              <w:ind/>
+              <w:rPr/>
+            </w:pPr>
+            <w:r>
+              <w:rPr>
+                <w:rFonts w:ascii="Times New Roman" w:hAnsi="Times New Roman" w:eastAsia="Times New Roman" w:cs="Times New Roman"/>
+                <w:color w:val="000000"/>
+                <w:sz w:val="24"/>
+              </w:rPr>
+              <w:t xml:space="preserve">0.11</w:t>
+            </w:r>
+            <w:r/>
+          </w:p>
+        </w:tc>
+        <w:tc>
+          <w:tcPr>
+            <w:tcBorders/>
+            <w:tcMar>
+              <w:left w:w="15" w:type="dxa"/>
+              <w:top w:w="15" w:type="dxa"/>
+              <w:right w:w="15" w:type="dxa"/>
+              <w:bottom w:w="15" w:type="dxa"/>
+            </w:tcMar>
+            <w:tcW w:w="876" w:type="dxa"/>
+            <w:vAlign w:val="center"/>
+            <w:textDirection w:val="lrTb"/>
+            <w:noWrap w:val="false"/>
+          </w:tcPr>
+          <w:p>
+            <w:pPr>
+              <w:pBdr/>
+              <w:spacing w:after="0" w:before="0" w:line="240"/>
+              <w:ind/>
+              <w:rPr/>
+            </w:pPr>
+            <w:r>
+              <w:rPr>
+                <w:rFonts w:ascii="Times New Roman" w:hAnsi="Times New Roman" w:eastAsia="Times New Roman" w:cs="Times New Roman"/>
+                <w:color w:val="000000"/>
+                <w:sz w:val="24"/>
+              </w:rPr>
+              <w:t xml:space="preserve">0.17</w:t>
+            </w:r>
+            <w:r/>
+          </w:p>
+        </w:tc>
+        <w:tc>
+          <w:tcPr>
+            <w:tcBorders/>
+            <w:tcMar>
+              <w:left w:w="15" w:type="dxa"/>
+              <w:top w:w="15" w:type="dxa"/>
+              <w:right w:w="15" w:type="dxa"/>
+              <w:bottom w:w="15" w:type="dxa"/>
+            </w:tcMar>
+            <w:tcW w:w="792" w:type="dxa"/>
+            <w:vAlign w:val="center"/>
+            <w:textDirection w:val="lrTb"/>
+            <w:noWrap w:val="false"/>
+          </w:tcPr>
+          <w:p>
+            <w:pPr>
+              <w:pBdr/>
+              <w:spacing w:after="0" w:before="0" w:line="240"/>
+              <w:ind/>
+              <w:rPr/>
+            </w:pPr>
+            <w:r>
+              <w:rPr>
+                <w:rFonts w:ascii="Times New Roman" w:hAnsi="Times New Roman" w:eastAsia="Times New Roman" w:cs="Times New Roman"/>
+                <w:color w:val="000000"/>
+                <w:sz w:val="24"/>
+              </w:rPr>
+              <w:t xml:space="preserve">18</w:t>
+            </w:r>
+            <w:r/>
+          </w:p>
+        </w:tc>
+      </w:tr>
+    </w:tbl>
+    <w:p>
+      <w:pPr>
+        <w:pBdr/>
+        <w:spacing/>
+        <w:ind w:right="0" w:firstLine="709" w:left="0"/>
+        <w:jc w:val="left"/>
+        <w:rPr>
+          <w:highlight w:val="none"/>
+          <w:lang w:val="ru-RU"/>
+        </w:rPr>
+      </w:pPr>
       <w:r>
         <w:rPr>
           <w:highlight w:val="none"/>
@@ -5874,7 +9848,6 @@
         <w:ind/>
         <w:rPr/>
       </w:pPr>
-      <w:r/>
       <w:r>
         <w:separator/>
       </w:r>
@@ -5889,7 +9862,6 @@
         <w:ind/>
         <w:rPr/>
       </w:pPr>
-      <w:r/>
       <w:r>
         <w:continuationSeparator/>
       </w:r>
@@ -5909,7 +9881,6 @@
         <w:ind/>
         <w:rPr/>
       </w:pPr>
-      <w:r/>
       <w:r>
         <w:separator/>
       </w:r>
@@ -5924,7 +9895,6 @@
         <w:ind/>
         <w:rPr/>
       </w:pPr>
-      <w:r/>
       <w:r>
         <w:continuationSeparator/>
       </w:r>
@@ -6377,9 +10347,9 @@
     <w:lsdException w:name="Bibliography" w:uiPriority="37"/>
     <w:lsdException w:name="TOC Heading" w:uiPriority="39" w:qFormat="1"/>
   </w:latentStyles>
-  <w:style w:type="table" w:styleId="11">
+  <w:style w:type="table" w:styleId="705">
     <w:name w:val="Table Grid"/>
-    <w:basedOn w:val="665"/>
+    <w:basedOn w:val="891"/>
     <w:uiPriority w:val="59"/>
     <w:pPr>
       <w:pBdr/>
@@ -6576,9 +10546,9 @@
       </w:tcPr>
     </w:tblStylePr>
   </w:style>
-  <w:style w:type="table" w:styleId="12">
+  <w:style w:type="table" w:styleId="706">
     <w:name w:val="Table Grid Light"/>
-    <w:basedOn w:val="665"/>
+    <w:basedOn w:val="891"/>
     <w:uiPriority w:val="59"/>
     <w:pPr>
       <w:pBdr/>
@@ -6775,9 +10745,9 @@
       </w:tcPr>
     </w:tblStylePr>
   </w:style>
-  <w:style w:type="table" w:styleId="13">
+  <w:style w:type="table" w:styleId="707">
     <w:name w:val="Plain Table 1"/>
-    <w:basedOn w:val="665"/>
+    <w:basedOn w:val="891"/>
     <w:uiPriority w:val="59"/>
     <w:pPr>
       <w:pBdr/>
@@ -7000,9 +10970,9 @@
       </w:tcPr>
     </w:tblStylePr>
   </w:style>
-  <w:style w:type="table" w:styleId="14">
+  <w:style w:type="table" w:styleId="708">
     <w:name w:val="Plain Table 2"/>
-    <w:basedOn w:val="665"/>
+    <w:basedOn w:val="891"/>
     <w:uiPriority w:val="59"/>
     <w:pPr>
       <w:pBdr/>
@@ -7233,9 +11203,9 @@
       </w:tcPr>
     </w:tblStylePr>
   </w:style>
-  <w:style w:type="table" w:styleId="15">
+  <w:style w:type="table" w:styleId="709">
     <w:name w:val="Plain Table 3"/>
-    <w:basedOn w:val="665"/>
+    <w:basedOn w:val="891"/>
     <w:uiPriority w:val="99"/>
     <w:pPr>
       <w:pBdr/>
@@ -7463,9 +11433,9 @@
       </w:tcPr>
     </w:tblStylePr>
   </w:style>
-  <w:style w:type="table" w:styleId="16">
+  <w:style w:type="table" w:styleId="710">
     <w:name w:val="Plain Table 4"/>
-    <w:basedOn w:val="665"/>
+    <w:basedOn w:val="891"/>
     <w:uiPriority w:val="99"/>
     <w:pPr>
       <w:pBdr/>
@@ -7679,9 +11649,9 @@
       </w:tcPr>
     </w:tblStylePr>
   </w:style>
-  <w:style w:type="table" w:styleId="17">
+  <w:style w:type="table" w:styleId="711">
     <w:name w:val="Plain Table 5"/>
-    <w:basedOn w:val="665"/>
+    <w:basedOn w:val="891"/>
     <w:uiPriority w:val="99"/>
     <w:pPr>
       <w:pBdr/>
@@ -7912,9 +11882,9 @@
       </w:tcPr>
     </w:tblStylePr>
   </w:style>
-  <w:style w:type="table" w:styleId="18">
+  <w:style w:type="table" w:styleId="712">
     <w:name w:val="Grid Table 1 Light"/>
-    <w:basedOn w:val="665"/>
+    <w:basedOn w:val="891"/>
     <w:uiPriority w:val="99"/>
     <w:pPr>
       <w:pBdr/>
@@ -8135,9 +12105,9 @@
       </w:tcPr>
     </w:tblStylePr>
   </w:style>
-  <w:style w:type="table" w:styleId="19">
+  <w:style w:type="table" w:styleId="713">
     <w:name w:val="Grid Table 1 Light - Accent 1"/>
-    <w:basedOn w:val="665"/>
+    <w:basedOn w:val="891"/>
     <w:uiPriority w:val="99"/>
     <w:pPr>
       <w:pBdr/>
@@ -8358,9 +12328,9 @@
       </w:tcPr>
     </w:tblStylePr>
   </w:style>
-  <w:style w:type="table" w:styleId="20">
+  <w:style w:type="table" w:styleId="714">
     <w:name w:val="Grid Table 1 Light - Accent 2"/>
-    <w:basedOn w:val="665"/>
+    <w:basedOn w:val="891"/>
     <w:uiPriority w:val="99"/>
     <w:pPr>
       <w:pBdr/>
@@ -8581,9 +12551,9 @@
       </w:tcPr>
     </w:tblStylePr>
   </w:style>
-  <w:style w:type="table" w:styleId="21">
+  <w:style w:type="table" w:styleId="715">
     <w:name w:val="Grid Table 1 Light - Accent 3"/>
-    <w:basedOn w:val="665"/>
+    <w:basedOn w:val="891"/>
     <w:uiPriority w:val="99"/>
     <w:pPr>
       <w:pBdr/>
@@ -8804,9 +12774,9 @@
       </w:tcPr>
     </w:tblStylePr>
   </w:style>
-  <w:style w:type="table" w:styleId="22">
+  <w:style w:type="table" w:styleId="716">
     <w:name w:val="Grid Table 1 Light - Accent 4"/>
-    <w:basedOn w:val="665"/>
+    <w:basedOn w:val="891"/>
     <w:uiPriority w:val="99"/>
     <w:pPr>
       <w:pBdr/>
@@ -9027,9 +12997,9 @@
       </w:tcPr>
     </w:tblStylePr>
   </w:style>
-  <w:style w:type="table" w:styleId="23">
+  <w:style w:type="table" w:styleId="717">
     <w:name w:val="Grid Table 1 Light - Accent 5"/>
-    <w:basedOn w:val="665"/>
+    <w:basedOn w:val="891"/>
     <w:uiPriority w:val="99"/>
     <w:pPr>
       <w:pBdr/>
@@ -9250,9 +13220,9 @@
       </w:tcPr>
     </w:tblStylePr>
   </w:style>
-  <w:style w:type="table" w:styleId="24">
+  <w:style w:type="table" w:styleId="718">
     <w:name w:val="Grid Table 1 Light - Accent 6"/>
-    <w:basedOn w:val="665"/>
+    <w:basedOn w:val="891"/>
     <w:uiPriority w:val="99"/>
     <w:pPr>
       <w:pBdr/>
@@ -9473,9 +13443,9 @@
       </w:tcPr>
     </w:tblStylePr>
   </w:style>
-  <w:style w:type="table" w:styleId="25">
+  <w:style w:type="table" w:styleId="719">
     <w:name w:val="Grid Table 2"/>
-    <w:basedOn w:val="665"/>
+    <w:basedOn w:val="891"/>
     <w:uiPriority w:val="99"/>
     <w:pPr>
       <w:pBdr/>
@@ -9705,9 +13675,9 @@
       </w:tcPr>
     </w:tblStylePr>
   </w:style>
-  <w:style w:type="table" w:styleId="26">
+  <w:style w:type="table" w:styleId="720">
     <w:name w:val="Grid Table 2 - Accent 1"/>
-    <w:basedOn w:val="665"/>
+    <w:basedOn w:val="891"/>
     <w:uiPriority w:val="99"/>
     <w:pPr>
       <w:pBdr/>
@@ -9937,9 +13907,9 @@
       </w:tcPr>
     </w:tblStylePr>
   </w:style>
-  <w:style w:type="table" w:styleId="27">
+  <w:style w:type="table" w:styleId="721">
     <w:name w:val="Grid Table 2 - Accent 2"/>
-    <w:basedOn w:val="665"/>
+    <w:basedOn w:val="891"/>
     <w:uiPriority w:val="99"/>
     <w:pPr>
       <w:pBdr/>
@@ -10169,9 +14139,9 @@
       </w:tcPr>
     </w:tblStylePr>
   </w:style>
-  <w:style w:type="table" w:styleId="28">
+  <w:style w:type="table" w:styleId="722">
     <w:name w:val="Grid Table 2 - Accent 3"/>
-    <w:basedOn w:val="665"/>
+    <w:basedOn w:val="891"/>
     <w:uiPriority w:val="99"/>
     <w:pPr>
       <w:pBdr/>
@@ -10401,9 +14371,9 @@
       </w:tcPr>
     </w:tblStylePr>
   </w:style>
-  <w:style w:type="table" w:styleId="29">
+  <w:style w:type="table" w:styleId="723">
     <w:name w:val="Grid Table 2 - Accent 4"/>
-    <w:basedOn w:val="665"/>
+    <w:basedOn w:val="891"/>
     <w:uiPriority w:val="99"/>
     <w:pPr>
       <w:pBdr/>
@@ -10633,9 +14603,9 @@
       </w:tcPr>
     </w:tblStylePr>
   </w:style>
-  <w:style w:type="table" w:styleId="30">
+  <w:style w:type="table" w:styleId="724">
     <w:name w:val="Grid Table 2 - Accent 5"/>
-    <w:basedOn w:val="665"/>
+    <w:basedOn w:val="891"/>
     <w:uiPriority w:val="99"/>
     <w:pPr>
       <w:pBdr/>
@@ -10865,9 +14835,9 @@
       </w:tcPr>
     </w:tblStylePr>
   </w:style>
-  <w:style w:type="table" w:styleId="31">
+  <w:style w:type="table" w:styleId="725">
     <w:name w:val="Grid Table 2 - Accent 6"/>
-    <w:basedOn w:val="665"/>
+    <w:basedOn w:val="891"/>
     <w:uiPriority w:val="99"/>
     <w:pPr>
       <w:pBdr/>
@@ -11097,9 +15067,9 @@
       </w:tcPr>
     </w:tblStylePr>
   </w:style>
-  <w:style w:type="table" w:styleId="32">
+  <w:style w:type="table" w:styleId="726">
     <w:name w:val="Grid Table 3"/>
-    <w:basedOn w:val="665"/>
+    <w:basedOn w:val="891"/>
     <w:uiPriority w:val="99"/>
     <w:pPr>
       <w:pBdr/>
@@ -11198,29 +15168,6 @@
         <w:tblBorders/>
       </w:tblPr>
       <w:tcPr>
-        <w:shd w:color="ffffff"/>
-        <w:tcBorders>
-          <w:top w:val="none" w:color="000000" w:sz="4" w:space="0"/>
-          <w:left w:val="none" w:color="000000" w:sz="4" w:space="0"/>
-          <w:bottom w:val="none" w:color="000000" w:sz="4" w:space="0"/>
-          <w:right w:val="none" w:color="000000" w:sz="4" w:space="0"/>
-        </w:tcBorders>
-      </w:tcPr>
-    </w:tblStylePr>
-    <w:tblStylePr w:type="firstRow">
-      <w:rPr>
-        <w:b/>
-        <w:color w:val="404040"/>
-      </w:rPr>
-      <w:pPr>
-        <w:pBdr/>
-        <w:spacing/>
-        <w:ind/>
-      </w:pPr>
-      <w:tblPr>
-        <w:tblBorders/>
-      </w:tblPr>
-      <w:tcPr>
         <w:shd w:val="clear" w:color="ffffff"/>
         <w:tcBorders>
           <w:top w:val="none" w:color="000000" w:sz="4" w:space="0"/>
@@ -11230,30 +15177,7 @@
         </w:tcBorders>
       </w:tcPr>
     </w:tblStylePr>
-    <w:tblStylePr w:type="lastCol">
-      <w:rPr>
-        <w:i/>
-        <w:color w:val="404040"/>
-      </w:rPr>
-      <w:pPr>
-        <w:pBdr/>
-        <w:spacing/>
-        <w:ind/>
-      </w:pPr>
-      <w:tblPr>
-        <w:tblBorders/>
-      </w:tblPr>
-      <w:tcPr>
-        <w:shd w:color="ffffff"/>
-        <w:tcBorders>
-          <w:top w:val="none" w:color="000000" w:sz="4" w:space="0"/>
-          <w:left w:val="none" w:color="000000" w:sz="4" w:space="0"/>
-          <w:bottom w:val="none" w:color="000000" w:sz="4" w:space="0"/>
-          <w:right w:val="none" w:color="000000" w:sz="4" w:space="0"/>
-        </w:tcBorders>
-      </w:tcPr>
-    </w:tblStylePr>
-    <w:tblStylePr w:type="lastRow">
+    <w:tblStylePr w:type="firstRow">
       <w:rPr>
         <w:b/>
         <w:color w:val="404040"/>
@@ -11276,6 +15200,52 @@
         </w:tcBorders>
       </w:tcPr>
     </w:tblStylePr>
+    <w:tblStylePr w:type="lastCol">
+      <w:rPr>
+        <w:i/>
+        <w:color w:val="404040"/>
+      </w:rPr>
+      <w:pPr>
+        <w:pBdr/>
+        <w:spacing/>
+        <w:ind/>
+      </w:pPr>
+      <w:tblPr>
+        <w:tblBorders/>
+      </w:tblPr>
+      <w:tcPr>
+        <w:shd w:val="clear" w:color="ffffff"/>
+        <w:tcBorders>
+          <w:top w:val="none" w:color="000000" w:sz="4" w:space="0"/>
+          <w:left w:val="none" w:color="000000" w:sz="4" w:space="0"/>
+          <w:bottom w:val="none" w:color="000000" w:sz="4" w:space="0"/>
+          <w:right w:val="none" w:color="000000" w:sz="4" w:space="0"/>
+        </w:tcBorders>
+      </w:tcPr>
+    </w:tblStylePr>
+    <w:tblStylePr w:type="lastRow">
+      <w:rPr>
+        <w:b/>
+        <w:color w:val="404040"/>
+      </w:rPr>
+      <w:pPr>
+        <w:pBdr/>
+        <w:spacing/>
+        <w:ind/>
+      </w:pPr>
+      <w:tblPr>
+        <w:tblBorders/>
+      </w:tblPr>
+      <w:tcPr>
+        <w:shd w:val="clear" w:color="ffffff"/>
+        <w:tcBorders>
+          <w:top w:val="none" w:color="000000" w:sz="4" w:space="0"/>
+          <w:left w:val="none" w:color="000000" w:sz="4" w:space="0"/>
+          <w:bottom w:val="none" w:color="000000" w:sz="4" w:space="0"/>
+          <w:right w:val="none" w:color="000000" w:sz="4" w:space="0"/>
+        </w:tcBorders>
+      </w:tcPr>
+    </w:tblStylePr>
     <w:tblStylePr w:type="nwCell">
       <w:pPr>
         <w:pBdr/>
@@ -11342,9 +15312,9 @@
       </w:tcPr>
     </w:tblStylePr>
   </w:style>
-  <w:style w:type="table" w:styleId="33">
+  <w:style w:type="table" w:styleId="727">
     <w:name w:val="Grid Table 3 - Accent 1"/>
-    <w:basedOn w:val="665"/>
+    <w:basedOn w:val="891"/>
     <w:uiPriority w:val="99"/>
     <w:pPr>
       <w:pBdr/>
@@ -11443,29 +15413,6 @@
         <w:tblBorders/>
       </w:tblPr>
       <w:tcPr>
-        <w:shd w:color="ffffff"/>
-        <w:tcBorders>
-          <w:top w:val="none" w:color="000000" w:sz="4" w:space="0"/>
-          <w:left w:val="none" w:color="000000" w:sz="4" w:space="0"/>
-          <w:bottom w:val="none" w:color="000000" w:sz="4" w:space="0"/>
-          <w:right w:val="none" w:color="000000" w:sz="4" w:space="0"/>
-        </w:tcBorders>
-      </w:tcPr>
-    </w:tblStylePr>
-    <w:tblStylePr w:type="firstRow">
-      <w:rPr>
-        <w:b/>
-        <w:color w:val="404040"/>
-      </w:rPr>
-      <w:pPr>
-        <w:pBdr/>
-        <w:spacing/>
-        <w:ind/>
-      </w:pPr>
-      <w:tblPr>
-        <w:tblBorders/>
-      </w:tblPr>
-      <w:tcPr>
         <w:shd w:val="clear" w:color="ffffff"/>
         <w:tcBorders>
           <w:top w:val="none" w:color="000000" w:sz="4" w:space="0"/>
@@ -11475,30 +15422,7 @@
         </w:tcBorders>
       </w:tcPr>
     </w:tblStylePr>
-    <w:tblStylePr w:type="lastCol">
-      <w:rPr>
-        <w:i/>
-        <w:color w:val="404040"/>
-      </w:rPr>
-      <w:pPr>
-        <w:pBdr/>
-        <w:spacing/>
-        <w:ind/>
-      </w:pPr>
-      <w:tblPr>
-        <w:tblBorders/>
-      </w:tblPr>
-      <w:tcPr>
-        <w:shd w:color="ffffff"/>
-        <w:tcBorders>
-          <w:top w:val="none" w:color="000000" w:sz="4" w:space="0"/>
-          <w:left w:val="none" w:color="000000" w:sz="4" w:space="0"/>
-          <w:bottom w:val="none" w:color="000000" w:sz="4" w:space="0"/>
-          <w:right w:val="none" w:color="000000" w:sz="4" w:space="0"/>
-        </w:tcBorders>
-      </w:tcPr>
-    </w:tblStylePr>
-    <w:tblStylePr w:type="lastRow">
+    <w:tblStylePr w:type="firstRow">
       <w:rPr>
         <w:b/>
         <w:color w:val="404040"/>
@@ -11521,6 +15445,52 @@
         </w:tcBorders>
       </w:tcPr>
     </w:tblStylePr>
+    <w:tblStylePr w:type="lastCol">
+      <w:rPr>
+        <w:i/>
+        <w:color w:val="404040"/>
+      </w:rPr>
+      <w:pPr>
+        <w:pBdr/>
+        <w:spacing/>
+        <w:ind/>
+      </w:pPr>
+      <w:tblPr>
+        <w:tblBorders/>
+      </w:tblPr>
+      <w:tcPr>
+        <w:shd w:val="clear" w:color="ffffff"/>
+        <w:tcBorders>
+          <w:top w:val="none" w:color="000000" w:sz="4" w:space="0"/>
+          <w:left w:val="none" w:color="000000" w:sz="4" w:space="0"/>
+          <w:bottom w:val="none" w:color="000000" w:sz="4" w:space="0"/>
+          <w:right w:val="none" w:color="000000" w:sz="4" w:space="0"/>
+        </w:tcBorders>
+      </w:tcPr>
+    </w:tblStylePr>
+    <w:tblStylePr w:type="lastRow">
+      <w:rPr>
+        <w:b/>
+        <w:color w:val="404040"/>
+      </w:rPr>
+      <w:pPr>
+        <w:pBdr/>
+        <w:spacing/>
+        <w:ind/>
+      </w:pPr>
+      <w:tblPr>
+        <w:tblBorders/>
+      </w:tblPr>
+      <w:tcPr>
+        <w:shd w:val="clear" w:color="ffffff"/>
+        <w:tcBorders>
+          <w:top w:val="none" w:color="000000" w:sz="4" w:space="0"/>
+          <w:left w:val="none" w:color="000000" w:sz="4" w:space="0"/>
+          <w:bottom w:val="none" w:color="000000" w:sz="4" w:space="0"/>
+          <w:right w:val="none" w:color="000000" w:sz="4" w:space="0"/>
+        </w:tcBorders>
+      </w:tcPr>
+    </w:tblStylePr>
     <w:tblStylePr w:type="nwCell">
       <w:pPr>
         <w:pBdr/>
@@ -11587,9 +15557,9 @@
       </w:tcPr>
     </w:tblStylePr>
   </w:style>
-  <w:style w:type="table" w:styleId="34">
+  <w:style w:type="table" w:styleId="728">
     <w:name w:val="Grid Table 3 - Accent 2"/>
-    <w:basedOn w:val="665"/>
+    <w:basedOn w:val="891"/>
     <w:uiPriority w:val="99"/>
     <w:pPr>
       <w:pBdr/>
@@ -11688,29 +15658,6 @@
         <w:tblBorders/>
       </w:tblPr>
       <w:tcPr>
-        <w:shd w:color="ffffff"/>
-        <w:tcBorders>
-          <w:top w:val="none" w:color="000000" w:sz="4" w:space="0"/>
-          <w:left w:val="none" w:color="000000" w:sz="4" w:space="0"/>
-          <w:bottom w:val="none" w:color="000000" w:sz="4" w:space="0"/>
-          <w:right w:val="none" w:color="000000" w:sz="4" w:space="0"/>
-        </w:tcBorders>
-      </w:tcPr>
-    </w:tblStylePr>
-    <w:tblStylePr w:type="firstRow">
-      <w:rPr>
-        <w:b/>
-        <w:color w:val="404040"/>
-      </w:rPr>
-      <w:pPr>
-        <w:pBdr/>
-        <w:spacing/>
-        <w:ind/>
-      </w:pPr>
-      <w:tblPr>
-        <w:tblBorders/>
-      </w:tblPr>
-      <w:tcPr>
         <w:shd w:val="clear" w:color="ffffff"/>
         <w:tcBorders>
           <w:top w:val="none" w:color="000000" w:sz="4" w:space="0"/>
@@ -11720,30 +15667,7 @@
         </w:tcBorders>
       </w:tcPr>
     </w:tblStylePr>
-    <w:tblStylePr w:type="lastCol">
-      <w:rPr>
-        <w:i/>
-        <w:color w:val="404040"/>
-      </w:rPr>
-      <w:pPr>
-        <w:pBdr/>
-        <w:spacing/>
-        <w:ind/>
-      </w:pPr>
-      <w:tblPr>
-        <w:tblBorders/>
-      </w:tblPr>
-      <w:tcPr>
-        <w:shd w:color="ffffff"/>
-        <w:tcBorders>
-          <w:top w:val="none" w:color="000000" w:sz="4" w:space="0"/>
-          <w:left w:val="none" w:color="000000" w:sz="4" w:space="0"/>
-          <w:bottom w:val="none" w:color="000000" w:sz="4" w:space="0"/>
-          <w:right w:val="none" w:color="000000" w:sz="4" w:space="0"/>
-        </w:tcBorders>
-      </w:tcPr>
-    </w:tblStylePr>
-    <w:tblStylePr w:type="lastRow">
+    <w:tblStylePr w:type="firstRow">
       <w:rPr>
         <w:b/>
         <w:color w:val="404040"/>
@@ -11766,6 +15690,52 @@
         </w:tcBorders>
       </w:tcPr>
     </w:tblStylePr>
+    <w:tblStylePr w:type="lastCol">
+      <w:rPr>
+        <w:i/>
+        <w:color w:val="404040"/>
+      </w:rPr>
+      <w:pPr>
+        <w:pBdr/>
+        <w:spacing/>
+        <w:ind/>
+      </w:pPr>
+      <w:tblPr>
+        <w:tblBorders/>
+      </w:tblPr>
+      <w:tcPr>
+        <w:shd w:val="clear" w:color="ffffff"/>
+        <w:tcBorders>
+          <w:top w:val="none" w:color="000000" w:sz="4" w:space="0"/>
+          <w:left w:val="none" w:color="000000" w:sz="4" w:space="0"/>
+          <w:bottom w:val="none" w:color="000000" w:sz="4" w:space="0"/>
+          <w:right w:val="none" w:color="000000" w:sz="4" w:space="0"/>
+        </w:tcBorders>
+      </w:tcPr>
+    </w:tblStylePr>
+    <w:tblStylePr w:type="lastRow">
+      <w:rPr>
+        <w:b/>
+        <w:color w:val="404040"/>
+      </w:rPr>
+      <w:pPr>
+        <w:pBdr/>
+        <w:spacing/>
+        <w:ind/>
+      </w:pPr>
+      <w:tblPr>
+        <w:tblBorders/>
+      </w:tblPr>
+      <w:tcPr>
+        <w:shd w:val="clear" w:color="ffffff"/>
+        <w:tcBorders>
+          <w:top w:val="none" w:color="000000" w:sz="4" w:space="0"/>
+          <w:left w:val="none" w:color="000000" w:sz="4" w:space="0"/>
+          <w:bottom w:val="none" w:color="000000" w:sz="4" w:space="0"/>
+          <w:right w:val="none" w:color="000000" w:sz="4" w:space="0"/>
+        </w:tcBorders>
+      </w:tcPr>
+    </w:tblStylePr>
     <w:tblStylePr w:type="nwCell">
       <w:pPr>
         <w:pBdr/>
@@ -11832,9 +15802,9 @@
       </w:tcPr>
     </w:tblStylePr>
   </w:style>
-  <w:style w:type="table" w:styleId="35">
+  <w:style w:type="table" w:styleId="729">
     <w:name w:val="Grid Table 3 - Accent 3"/>
-    <w:basedOn w:val="665"/>
+    <w:basedOn w:val="891"/>
     <w:uiPriority w:val="99"/>
     <w:pPr>
       <w:pBdr/>
@@ -11933,29 +15903,6 @@
         <w:tblBorders/>
       </w:tblPr>
       <w:tcPr>
-        <w:shd w:color="ffffff"/>
-        <w:tcBorders>
-          <w:top w:val="none" w:color="000000" w:sz="4" w:space="0"/>
-          <w:left w:val="none" w:color="000000" w:sz="4" w:space="0"/>
-          <w:bottom w:val="none" w:color="000000" w:sz="4" w:space="0"/>
-          <w:right w:val="none" w:color="000000" w:sz="4" w:space="0"/>
-        </w:tcBorders>
-      </w:tcPr>
-    </w:tblStylePr>
-    <w:tblStylePr w:type="firstRow">
-      <w:rPr>
-        <w:b/>
-        <w:color w:val="404040"/>
-      </w:rPr>
-      <w:pPr>
-        <w:pBdr/>
-        <w:spacing/>
-        <w:ind/>
-      </w:pPr>
-      <w:tblPr>
-        <w:tblBorders/>
-      </w:tblPr>
-      <w:tcPr>
         <w:shd w:val="clear" w:color="ffffff"/>
         <w:tcBorders>
           <w:top w:val="none" w:color="000000" w:sz="4" w:space="0"/>
@@ -11965,30 +15912,7 @@
         </w:tcBorders>
       </w:tcPr>
     </w:tblStylePr>
-    <w:tblStylePr w:type="lastCol">
-      <w:rPr>
-        <w:i/>
-        <w:color w:val="404040"/>
-      </w:rPr>
-      <w:pPr>
-        <w:pBdr/>
-        <w:spacing/>
-        <w:ind/>
-      </w:pPr>
-      <w:tblPr>
-        <w:tblBorders/>
-      </w:tblPr>
-      <w:tcPr>
-        <w:shd w:color="ffffff"/>
-        <w:tcBorders>
-          <w:top w:val="none" w:color="000000" w:sz="4" w:space="0"/>
-          <w:left w:val="none" w:color="000000" w:sz="4" w:space="0"/>
-          <w:bottom w:val="none" w:color="000000" w:sz="4" w:space="0"/>
-          <w:right w:val="none" w:color="000000" w:sz="4" w:space="0"/>
-        </w:tcBorders>
-      </w:tcPr>
-    </w:tblStylePr>
-    <w:tblStylePr w:type="lastRow">
+    <w:tblStylePr w:type="firstRow">
       <w:rPr>
         <w:b/>
         <w:color w:val="404040"/>
@@ -12011,6 +15935,52 @@
         </w:tcBorders>
       </w:tcPr>
     </w:tblStylePr>
+    <w:tblStylePr w:type="lastCol">
+      <w:rPr>
+        <w:i/>
+        <w:color w:val="404040"/>
+      </w:rPr>
+      <w:pPr>
+        <w:pBdr/>
+        <w:spacing/>
+        <w:ind/>
+      </w:pPr>
+      <w:tblPr>
+        <w:tblBorders/>
+      </w:tblPr>
+      <w:tcPr>
+        <w:shd w:val="clear" w:color="ffffff"/>
+        <w:tcBorders>
+          <w:top w:val="none" w:color="000000" w:sz="4" w:space="0"/>
+          <w:left w:val="none" w:color="000000" w:sz="4" w:space="0"/>
+          <w:bottom w:val="none" w:color="000000" w:sz="4" w:space="0"/>
+          <w:right w:val="none" w:color="000000" w:sz="4" w:space="0"/>
+        </w:tcBorders>
+      </w:tcPr>
+    </w:tblStylePr>
+    <w:tblStylePr w:type="lastRow">
+      <w:rPr>
+        <w:b/>
+        <w:color w:val="404040"/>
+      </w:rPr>
+      <w:pPr>
+        <w:pBdr/>
+        <w:spacing/>
+        <w:ind/>
+      </w:pPr>
+      <w:tblPr>
+        <w:tblBorders/>
+      </w:tblPr>
+      <w:tcPr>
+        <w:shd w:val="clear" w:color="ffffff"/>
+        <w:tcBorders>
+          <w:top w:val="none" w:color="000000" w:sz="4" w:space="0"/>
+          <w:left w:val="none" w:color="000000" w:sz="4" w:space="0"/>
+          <w:bottom w:val="none" w:color="000000" w:sz="4" w:space="0"/>
+          <w:right w:val="none" w:color="000000" w:sz="4" w:space="0"/>
+        </w:tcBorders>
+      </w:tcPr>
+    </w:tblStylePr>
     <w:tblStylePr w:type="nwCell">
       <w:pPr>
         <w:pBdr/>
@@ -12077,9 +16047,9 @@
       </w:tcPr>
     </w:tblStylePr>
   </w:style>
-  <w:style w:type="table" w:styleId="36">
+  <w:style w:type="table" w:styleId="730">
     <w:name w:val="Grid Table 3 - Accent 4"/>
-    <w:basedOn w:val="665"/>
+    <w:basedOn w:val="891"/>
     <w:uiPriority w:val="99"/>
     <w:pPr>
       <w:pBdr/>
@@ -12178,29 +16148,6 @@
         <w:tblBorders/>
       </w:tblPr>
       <w:tcPr>
-        <w:shd w:color="ffffff"/>
-        <w:tcBorders>
-          <w:top w:val="none" w:color="000000" w:sz="4" w:space="0"/>
-          <w:left w:val="none" w:color="000000" w:sz="4" w:space="0"/>
-          <w:bottom w:val="none" w:color="000000" w:sz="4" w:space="0"/>
-          <w:right w:val="none" w:color="000000" w:sz="4" w:space="0"/>
-        </w:tcBorders>
-      </w:tcPr>
-    </w:tblStylePr>
-    <w:tblStylePr w:type="firstRow">
-      <w:rPr>
-        <w:b/>
-        <w:color w:val="404040"/>
-      </w:rPr>
-      <w:pPr>
-        <w:pBdr/>
-        <w:spacing/>
-        <w:ind/>
-      </w:pPr>
-      <w:tblPr>
-        <w:tblBorders/>
-      </w:tblPr>
-      <w:tcPr>
         <w:shd w:val="clear" w:color="ffffff"/>
         <w:tcBorders>
           <w:top w:val="none" w:color="000000" w:sz="4" w:space="0"/>
@@ -12210,30 +16157,7 @@
         </w:tcBorders>
       </w:tcPr>
     </w:tblStylePr>
-    <w:tblStylePr w:type="lastCol">
-      <w:rPr>
-        <w:i/>
-        <w:color w:val="404040"/>
-      </w:rPr>
-      <w:pPr>
-        <w:pBdr/>
-        <w:spacing/>
-        <w:ind/>
-      </w:pPr>
-      <w:tblPr>
-        <w:tblBorders/>
-      </w:tblPr>
-      <w:tcPr>
-        <w:shd w:color="ffffff"/>
-        <w:tcBorders>
-          <w:top w:val="none" w:color="000000" w:sz="4" w:space="0"/>
-          <w:left w:val="none" w:color="000000" w:sz="4" w:space="0"/>
-          <w:bottom w:val="none" w:color="000000" w:sz="4" w:space="0"/>
-          <w:right w:val="none" w:color="000000" w:sz="4" w:space="0"/>
-        </w:tcBorders>
-      </w:tcPr>
-    </w:tblStylePr>
-    <w:tblStylePr w:type="lastRow">
+    <w:tblStylePr w:type="firstRow">
       <w:rPr>
         <w:b/>
         <w:color w:val="404040"/>
@@ -12256,6 +16180,52 @@
         </w:tcBorders>
       </w:tcPr>
     </w:tblStylePr>
+    <w:tblStylePr w:type="lastCol">
+      <w:rPr>
+        <w:i/>
+        <w:color w:val="404040"/>
+      </w:rPr>
+      <w:pPr>
+        <w:pBdr/>
+        <w:spacing/>
+        <w:ind/>
+      </w:pPr>
+      <w:tblPr>
+        <w:tblBorders/>
+      </w:tblPr>
+      <w:tcPr>
+        <w:shd w:val="clear" w:color="ffffff"/>
+        <w:tcBorders>
+          <w:top w:val="none" w:color="000000" w:sz="4" w:space="0"/>
+          <w:left w:val="none" w:color="000000" w:sz="4" w:space="0"/>
+          <w:bottom w:val="none" w:color="000000" w:sz="4" w:space="0"/>
+          <w:right w:val="none" w:color="000000" w:sz="4" w:space="0"/>
+        </w:tcBorders>
+      </w:tcPr>
+    </w:tblStylePr>
+    <w:tblStylePr w:type="lastRow">
+      <w:rPr>
+        <w:b/>
+        <w:color w:val="404040"/>
+      </w:rPr>
+      <w:pPr>
+        <w:pBdr/>
+        <w:spacing/>
+        <w:ind/>
+      </w:pPr>
+      <w:tblPr>
+        <w:tblBorders/>
+      </w:tblPr>
+      <w:tcPr>
+        <w:shd w:val="clear" w:color="ffffff"/>
+        <w:tcBorders>
+          <w:top w:val="none" w:color="000000" w:sz="4" w:space="0"/>
+          <w:left w:val="none" w:color="000000" w:sz="4" w:space="0"/>
+          <w:bottom w:val="none" w:color="000000" w:sz="4" w:space="0"/>
+          <w:right w:val="none" w:color="000000" w:sz="4" w:space="0"/>
+        </w:tcBorders>
+      </w:tcPr>
+    </w:tblStylePr>
     <w:tblStylePr w:type="nwCell">
       <w:pPr>
         <w:pBdr/>
@@ -12322,9 +16292,9 @@
       </w:tcPr>
     </w:tblStylePr>
   </w:style>
-  <w:style w:type="table" w:styleId="37">
+  <w:style w:type="table" w:styleId="731">
     <w:name w:val="Grid Table 3 - Accent 5"/>
-    <w:basedOn w:val="665"/>
+    <w:basedOn w:val="891"/>
     <w:uiPriority w:val="99"/>
     <w:pPr>
       <w:pBdr/>
@@ -12423,29 +16393,6 @@
         <w:tblBorders/>
       </w:tblPr>
       <w:tcPr>
-        <w:shd w:color="ffffff"/>
-        <w:tcBorders>
-          <w:top w:val="none" w:color="000000" w:sz="4" w:space="0"/>
-          <w:left w:val="none" w:color="000000" w:sz="4" w:space="0"/>
-          <w:bottom w:val="none" w:color="000000" w:sz="4" w:space="0"/>
-          <w:right w:val="none" w:color="000000" w:sz="4" w:space="0"/>
-        </w:tcBorders>
-      </w:tcPr>
-    </w:tblStylePr>
-    <w:tblStylePr w:type="firstRow">
-      <w:rPr>
-        <w:b/>
-        <w:color w:val="404040"/>
-      </w:rPr>
-      <w:pPr>
-        <w:pBdr/>
-        <w:spacing/>
-        <w:ind/>
-      </w:pPr>
-      <w:tblPr>
-        <w:tblBorders/>
-      </w:tblPr>
-      <w:tcPr>
         <w:shd w:val="clear" w:color="ffffff"/>
         <w:tcBorders>
           <w:top w:val="none" w:color="000000" w:sz="4" w:space="0"/>
@@ -12455,30 +16402,7 @@
         </w:tcBorders>
       </w:tcPr>
     </w:tblStylePr>
-    <w:tblStylePr w:type="lastCol">
-      <w:rPr>
-        <w:i/>
-        <w:color w:val="404040"/>
-      </w:rPr>
-      <w:pPr>
-        <w:pBdr/>
-        <w:spacing/>
-        <w:ind/>
-      </w:pPr>
-      <w:tblPr>
-        <w:tblBorders/>
-      </w:tblPr>
-      <w:tcPr>
-        <w:shd w:color="ffffff"/>
-        <w:tcBorders>
-          <w:top w:val="none" w:color="000000" w:sz="4" w:space="0"/>
-          <w:left w:val="none" w:color="000000" w:sz="4" w:space="0"/>
-          <w:bottom w:val="none" w:color="000000" w:sz="4" w:space="0"/>
-          <w:right w:val="none" w:color="000000" w:sz="4" w:space="0"/>
-        </w:tcBorders>
-      </w:tcPr>
-    </w:tblStylePr>
-    <w:tblStylePr w:type="lastRow">
+    <w:tblStylePr w:type="firstRow">
       <w:rPr>
         <w:b/>
         <w:color w:val="404040"/>
@@ -12501,6 +16425,52 @@
         </w:tcBorders>
       </w:tcPr>
     </w:tblStylePr>
+    <w:tblStylePr w:type="lastCol">
+      <w:rPr>
+        <w:i/>
+        <w:color w:val="404040"/>
+      </w:rPr>
+      <w:pPr>
+        <w:pBdr/>
+        <w:spacing/>
+        <w:ind/>
+      </w:pPr>
+      <w:tblPr>
+        <w:tblBorders/>
+      </w:tblPr>
+      <w:tcPr>
+        <w:shd w:val="clear" w:color="ffffff"/>
+        <w:tcBorders>
+          <w:top w:val="none" w:color="000000" w:sz="4" w:space="0"/>
+          <w:left w:val="none" w:color="000000" w:sz="4" w:space="0"/>
+          <w:bottom w:val="none" w:color="000000" w:sz="4" w:space="0"/>
+          <w:right w:val="none" w:color="000000" w:sz="4" w:space="0"/>
+        </w:tcBorders>
+      </w:tcPr>
+    </w:tblStylePr>
+    <w:tblStylePr w:type="lastRow">
+      <w:rPr>
+        <w:b/>
+        <w:color w:val="404040"/>
+      </w:rPr>
+      <w:pPr>
+        <w:pBdr/>
+        <w:spacing/>
+        <w:ind/>
+      </w:pPr>
+      <w:tblPr>
+        <w:tblBorders/>
+      </w:tblPr>
+      <w:tcPr>
+        <w:shd w:val="clear" w:color="ffffff"/>
+        <w:tcBorders>
+          <w:top w:val="none" w:color="000000" w:sz="4" w:space="0"/>
+          <w:left w:val="none" w:color="000000" w:sz="4" w:space="0"/>
+          <w:bottom w:val="none" w:color="000000" w:sz="4" w:space="0"/>
+          <w:right w:val="none" w:color="000000" w:sz="4" w:space="0"/>
+        </w:tcBorders>
+      </w:tcPr>
+    </w:tblStylePr>
     <w:tblStylePr w:type="nwCell">
       <w:pPr>
         <w:pBdr/>
@@ -12567,9 +16537,9 @@
       </w:tcPr>
     </w:tblStylePr>
   </w:style>
-  <w:style w:type="table" w:styleId="38">
+  <w:style w:type="table" w:styleId="732">
     <w:name w:val="Grid Table 3 - Accent 6"/>
-    <w:basedOn w:val="665"/>
+    <w:basedOn w:val="891"/>
     <w:uiPriority w:val="99"/>
     <w:pPr>
       <w:pBdr/>
@@ -12668,29 +16638,6 @@
         <w:tblBorders/>
       </w:tblPr>
       <w:tcPr>
-        <w:shd w:color="ffffff"/>
-        <w:tcBorders>
-          <w:top w:val="none" w:color="000000" w:sz="4" w:space="0"/>
-          <w:left w:val="none" w:color="000000" w:sz="4" w:space="0"/>
-          <w:bottom w:val="none" w:color="000000" w:sz="4" w:space="0"/>
-          <w:right w:val="none" w:color="000000" w:sz="4" w:space="0"/>
-        </w:tcBorders>
-      </w:tcPr>
-    </w:tblStylePr>
-    <w:tblStylePr w:type="firstRow">
-      <w:rPr>
-        <w:b/>
-        <w:color w:val="404040"/>
-      </w:rPr>
-      <w:pPr>
-        <w:pBdr/>
-        <w:spacing/>
-        <w:ind/>
-      </w:pPr>
-      <w:tblPr>
-        <w:tblBorders/>
-      </w:tblPr>
-      <w:tcPr>
         <w:shd w:val="clear" w:color="ffffff"/>
         <w:tcBorders>
           <w:top w:val="none" w:color="000000" w:sz="4" w:space="0"/>
@@ -12700,30 +16647,7 @@
         </w:tcBorders>
       </w:tcPr>
     </w:tblStylePr>
-    <w:tblStylePr w:type="lastCol">
-      <w:rPr>
-        <w:i/>
-        <w:color w:val="404040"/>
-      </w:rPr>
-      <w:pPr>
-        <w:pBdr/>
-        <w:spacing/>
-        <w:ind/>
-      </w:pPr>
-      <w:tblPr>
-        <w:tblBorders/>
-      </w:tblPr>
-      <w:tcPr>
-        <w:shd w:color="ffffff"/>
-        <w:tcBorders>
-          <w:top w:val="none" w:color="000000" w:sz="4" w:space="0"/>
-          <w:left w:val="none" w:color="000000" w:sz="4" w:space="0"/>
-          <w:bottom w:val="none" w:color="000000" w:sz="4" w:space="0"/>
-          <w:right w:val="none" w:color="000000" w:sz="4" w:space="0"/>
-        </w:tcBorders>
-      </w:tcPr>
-    </w:tblStylePr>
-    <w:tblStylePr w:type="lastRow">
+    <w:tblStylePr w:type="firstRow">
       <w:rPr>
         <w:b/>
         <w:color w:val="404040"/>
@@ -12746,6 +16670,52 @@
         </w:tcBorders>
       </w:tcPr>
     </w:tblStylePr>
+    <w:tblStylePr w:type="lastCol">
+      <w:rPr>
+        <w:i/>
+        <w:color w:val="404040"/>
+      </w:rPr>
+      <w:pPr>
+        <w:pBdr/>
+        <w:spacing/>
+        <w:ind/>
+      </w:pPr>
+      <w:tblPr>
+        <w:tblBorders/>
+      </w:tblPr>
+      <w:tcPr>
+        <w:shd w:val="clear" w:color="ffffff"/>
+        <w:tcBorders>
+          <w:top w:val="none" w:color="000000" w:sz="4" w:space="0"/>
+          <w:left w:val="none" w:color="000000" w:sz="4" w:space="0"/>
+          <w:bottom w:val="none" w:color="000000" w:sz="4" w:space="0"/>
+          <w:right w:val="none" w:color="000000" w:sz="4" w:space="0"/>
+        </w:tcBorders>
+      </w:tcPr>
+    </w:tblStylePr>
+    <w:tblStylePr w:type="lastRow">
+      <w:rPr>
+        <w:b/>
+        <w:color w:val="404040"/>
+      </w:rPr>
+      <w:pPr>
+        <w:pBdr/>
+        <w:spacing/>
+        <w:ind/>
+      </w:pPr>
+      <w:tblPr>
+        <w:tblBorders/>
+      </w:tblPr>
+      <w:tcPr>
+        <w:shd w:val="clear" w:color="ffffff"/>
+        <w:tcBorders>
+          <w:top w:val="none" w:color="000000" w:sz="4" w:space="0"/>
+          <w:left w:val="none" w:color="000000" w:sz="4" w:space="0"/>
+          <w:bottom w:val="none" w:color="000000" w:sz="4" w:space="0"/>
+          <w:right w:val="none" w:color="000000" w:sz="4" w:space="0"/>
+        </w:tcBorders>
+      </w:tcPr>
+    </w:tblStylePr>
     <w:tblStylePr w:type="nwCell">
       <w:pPr>
         <w:pBdr/>
@@ -12812,9 +16782,9 @@
       </w:tcPr>
     </w:tblStylePr>
   </w:style>
-  <w:style w:type="table" w:styleId="39">
+  <w:style w:type="table" w:styleId="733">
     <w:name w:val="Grid Table 4"/>
-    <w:basedOn w:val="665"/>
+    <w:basedOn w:val="891"/>
     <w:uiPriority w:val="59"/>
     <w:pPr>
       <w:pBdr/>
@@ -13045,9 +17015,9 @@
       </w:tcPr>
     </w:tblStylePr>
   </w:style>
-  <w:style w:type="table" w:styleId="40">
+  <w:style w:type="table" w:styleId="734">
     <w:name w:val="Grid Table 4 - Accent 1"/>
-    <w:basedOn w:val="665"/>
+    <w:basedOn w:val="891"/>
     <w:uiPriority w:val="59"/>
     <w:pPr>
       <w:pBdr/>
@@ -13278,9 +17248,9 @@
       </w:tcPr>
     </w:tblStylePr>
   </w:style>
-  <w:style w:type="table" w:styleId="41">
+  <w:style w:type="table" w:styleId="735">
     <w:name w:val="Grid Table 4 - Accent 2"/>
-    <w:basedOn w:val="665"/>
+    <w:basedOn w:val="891"/>
     <w:uiPriority w:val="59"/>
     <w:pPr>
       <w:pBdr/>
@@ -13511,9 +17481,9 @@
       </w:tcPr>
     </w:tblStylePr>
   </w:style>
-  <w:style w:type="table" w:styleId="42">
+  <w:style w:type="table" w:styleId="736">
     <w:name w:val="Grid Table 4 - Accent 3"/>
-    <w:basedOn w:val="665"/>
+    <w:basedOn w:val="891"/>
     <w:uiPriority w:val="59"/>
     <w:pPr>
       <w:pBdr/>
@@ -13744,9 +17714,9 @@
       </w:tcPr>
     </w:tblStylePr>
   </w:style>
-  <w:style w:type="table" w:styleId="43">
+  <w:style w:type="table" w:styleId="737">
     <w:name w:val="Grid Table 4 - Accent 4"/>
-    <w:basedOn w:val="665"/>
+    <w:basedOn w:val="891"/>
     <w:uiPriority w:val="59"/>
     <w:pPr>
       <w:pBdr/>
@@ -13977,9 +17947,9 @@
       </w:tcPr>
     </w:tblStylePr>
   </w:style>
-  <w:style w:type="table" w:styleId="44">
+  <w:style w:type="table" w:styleId="738">
     <w:name w:val="Grid Table 4 - Accent 5"/>
-    <w:basedOn w:val="665"/>
+    <w:basedOn w:val="891"/>
     <w:uiPriority w:val="59"/>
     <w:pPr>
       <w:pBdr/>
@@ -14210,9 +18180,9 @@
       </w:tcPr>
     </w:tblStylePr>
   </w:style>
-  <w:style w:type="table" w:styleId="45">
+  <w:style w:type="table" w:styleId="739">
     <w:name w:val="Grid Table 4 - Accent 6"/>
-    <w:basedOn w:val="665"/>
+    <w:basedOn w:val="891"/>
     <w:uiPriority w:val="59"/>
     <w:pPr>
       <w:pBdr/>
@@ -14443,9 +18413,9 @@
       </w:tcPr>
     </w:tblStylePr>
   </w:style>
-  <w:style w:type="table" w:styleId="46">
+  <w:style w:type="table" w:styleId="740">
     <w:name w:val="Grid Table 5 Dark"/>
-    <w:basedOn w:val="665"/>
+    <w:basedOn w:val="891"/>
     <w:uiPriority w:val="99"/>
     <w:pPr>
       <w:pBdr/>
@@ -14671,9 +18641,9 @@
       </w:tcPr>
     </w:tblStylePr>
   </w:style>
-  <w:style w:type="table" w:styleId="47">
+  <w:style w:type="table" w:styleId="741">
     <w:name w:val="Grid Table 5 Dark- Accent 1"/>
-    <w:basedOn w:val="665"/>
+    <w:basedOn w:val="891"/>
     <w:uiPriority w:val="99"/>
     <w:pPr>
       <w:pBdr/>
@@ -14899,9 +18869,9 @@
       </w:tcPr>
     </w:tblStylePr>
   </w:style>
-  <w:style w:type="table" w:styleId="48">
+  <w:style w:type="table" w:styleId="742">
     <w:name w:val="Grid Table 5 Dark - Accent 2"/>
-    <w:basedOn w:val="665"/>
+    <w:basedOn w:val="891"/>
     <w:uiPriority w:val="99"/>
     <w:pPr>
       <w:pBdr/>
@@ -15127,9 +19097,9 @@
       </w:tcPr>
     </w:tblStylePr>
   </w:style>
-  <w:style w:type="table" w:styleId="49">
+  <w:style w:type="table" w:styleId="743">
     <w:name w:val="Grid Table 5 Dark - Accent 3"/>
-    <w:basedOn w:val="665"/>
+    <w:basedOn w:val="891"/>
     <w:uiPriority w:val="99"/>
     <w:pPr>
       <w:pBdr/>
@@ -15355,9 +19325,9 @@
       </w:tcPr>
     </w:tblStylePr>
   </w:style>
-  <w:style w:type="table" w:styleId="50">
+  <w:style w:type="table" w:styleId="744">
     <w:name w:val="Grid Table 5 Dark- Accent 4"/>
-    <w:basedOn w:val="665"/>
+    <w:basedOn w:val="891"/>
     <w:uiPriority w:val="99"/>
     <w:pPr>
       <w:pBdr/>
@@ -15583,9 +19553,9 @@
       </w:tcPr>
     </w:tblStylePr>
   </w:style>
-  <w:style w:type="table" w:styleId="51">
+  <w:style w:type="table" w:styleId="745">
     <w:name w:val="Grid Table 5 Dark - Accent 5"/>
-    <w:basedOn w:val="665"/>
+    <w:basedOn w:val="891"/>
     <w:uiPriority w:val="99"/>
     <w:pPr>
       <w:pBdr/>
@@ -15811,9 +19781,9 @@
       </w:tcPr>
     </w:tblStylePr>
   </w:style>
-  <w:style w:type="table" w:styleId="52">
+  <w:style w:type="table" w:styleId="746">
     <w:name w:val="Grid Table 5 Dark - Accent 6"/>
-    <w:basedOn w:val="665"/>
+    <w:basedOn w:val="891"/>
     <w:uiPriority w:val="99"/>
     <w:pPr>
       <w:pBdr/>
@@ -16039,9 +20009,9 @@
       </w:tcPr>
     </w:tblStylePr>
   </w:style>
-  <w:style w:type="table" w:styleId="53">
+  <w:style w:type="table" w:styleId="747">
     <w:name w:val="Grid Table 6 Colorful"/>
-    <w:basedOn w:val="665"/>
+    <w:basedOn w:val="891"/>
     <w:uiPriority w:val="99"/>
     <w:pPr>
       <w:pBdr/>
@@ -16269,9 +20239,9 @@
       </w:tcPr>
     </w:tblStylePr>
   </w:style>
-  <w:style w:type="table" w:styleId="54">
+  <w:style w:type="table" w:styleId="748">
     <w:name w:val="Grid Table 6 Colorful - Accent 1"/>
-    <w:basedOn w:val="665"/>
+    <w:basedOn w:val="891"/>
     <w:uiPriority w:val="99"/>
     <w:pPr>
       <w:pBdr/>
@@ -16499,9 +20469,9 @@
       </w:tcPr>
     </w:tblStylePr>
   </w:style>
-  <w:style w:type="table" w:styleId="55">
+  <w:style w:type="table" w:styleId="749">
     <w:name w:val="Grid Table 6 Colorful - Accent 2"/>
-    <w:basedOn w:val="665"/>
+    <w:basedOn w:val="891"/>
     <w:uiPriority w:val="99"/>
     <w:pPr>
       <w:pBdr/>
@@ -16729,9 +20699,9 @@
       </w:tcPr>
     </w:tblStylePr>
   </w:style>
-  <w:style w:type="table" w:styleId="56">
+  <w:style w:type="table" w:styleId="750">
     <w:name w:val="Grid Table 6 Colorful - Accent 3"/>
-    <w:basedOn w:val="665"/>
+    <w:basedOn w:val="891"/>
     <w:uiPriority w:val="99"/>
     <w:pPr>
       <w:pBdr/>
@@ -16959,9 +20929,9 @@
       </w:tcPr>
     </w:tblStylePr>
   </w:style>
-  <w:style w:type="table" w:styleId="57">
+  <w:style w:type="table" w:styleId="751">
     <w:name w:val="Grid Table 6 Colorful - Accent 4"/>
-    <w:basedOn w:val="665"/>
+    <w:basedOn w:val="891"/>
     <w:uiPriority w:val="99"/>
     <w:pPr>
       <w:pBdr/>
@@ -17189,9 +21159,9 @@
       </w:tcPr>
     </w:tblStylePr>
   </w:style>
-  <w:style w:type="table" w:styleId="58">
+  <w:style w:type="table" w:styleId="752">
     <w:name w:val="Grid Table 6 Colorful - Accent 5"/>
-    <w:basedOn w:val="665"/>
+    <w:basedOn w:val="891"/>
     <w:uiPriority w:val="99"/>
     <w:pPr>
       <w:pBdr/>
@@ -17419,9 +21389,9 @@
       </w:tcPr>
     </w:tblStylePr>
   </w:style>
-  <w:style w:type="table" w:styleId="59">
+  <w:style w:type="table" w:styleId="753">
     <w:name w:val="Grid Table 6 Colorful - Accent 6"/>
-    <w:basedOn w:val="665"/>
+    <w:basedOn w:val="891"/>
     <w:uiPriority w:val="99"/>
     <w:pPr>
       <w:pBdr/>
@@ -17649,9 +21619,9 @@
       </w:tcPr>
     </w:tblStylePr>
   </w:style>
-  <w:style w:type="table" w:styleId="60">
+  <w:style w:type="table" w:styleId="754">
     <w:name w:val="Grid Table 7 Colorful"/>
-    <w:basedOn w:val="665"/>
+    <w:basedOn w:val="891"/>
     <w:uiPriority w:val="99"/>
     <w:pPr>
       <w:pBdr/>
@@ -17753,11 +21723,11 @@
         <w:tblBorders/>
       </w:tblPr>
       <w:tcPr>
-        <w:shd w:color="ffffff"/>
+        <w:shd w:val="clear" w:color="ffffff"/>
         <w:tcBorders>
-          <w:top w:val="none"/>
-          <w:left w:val="none"/>
-          <w:bottom w:val="none"/>
+          <w:top w:val="none" w:color="000000" w:sz="4" w:space="0"/>
+          <w:left w:val="none" w:color="000000" w:sz="4" w:space="0"/>
+          <w:bottom w:val="none" w:color="000000" w:sz="4" w:space="0"/>
           <w:right w:val="single" w:color="000000" w:themeColor="text1" w:themeTint="80" w:sz="4" w:space="0"/>
         </w:tcBorders>
       </w:tcPr>
@@ -17780,10 +21750,10 @@
       <w:tcPr>
         <w:shd w:val="clear" w:color="ffffff" w:themeColor="light1" w:fill="ffffff" w:themeFill="light1"/>
         <w:tcBorders>
-          <w:top w:val="none"/>
-          <w:left w:val="none"/>
+          <w:top w:val="none" w:color="000000" w:sz="4" w:space="0"/>
+          <w:left w:val="none" w:color="000000" w:sz="4" w:space="0"/>
           <w:bottom w:val="single" w:color="000000" w:themeColor="text1" w:themeTint="80" w:sz="4" w:space="0"/>
-          <w:right w:val="none"/>
+          <w:right w:val="none" w:color="000000" w:sz="4" w:space="0"/>
         </w:tcBorders>
       </w:tcPr>
     </w:tblStylePr>
@@ -17803,12 +21773,12 @@
         <w:tblBorders/>
       </w:tblPr>
       <w:tcPr>
-        <w:shd w:color="ffffff"/>
+        <w:shd w:val="clear" w:color="ffffff"/>
         <w:tcBorders>
-          <w:top w:val="none"/>
+          <w:top w:val="none" w:color="000000" w:sz="4" w:space="0"/>
           <w:left w:val="single" w:color="000000" w:themeColor="text1" w:themeTint="80" w:sz="4" w:space="0"/>
-          <w:bottom w:val="none"/>
-          <w:right w:val="none"/>
+          <w:bottom w:val="none" w:color="000000" w:sz="4" w:space="0"/>
+          <w:right w:val="none" w:color="000000" w:sz="4" w:space="0"/>
         </w:tcBorders>
       </w:tcPr>
     </w:tblStylePr>
@@ -17831,9 +21801,9 @@
         <w:shd w:val="clear" w:color="ffffff" w:themeColor="light1" w:fill="ffffff" w:themeFill="light1"/>
         <w:tcBorders>
           <w:top w:val="single" w:color="000000" w:themeColor="text1" w:themeTint="80" w:sz="4" w:space="0"/>
-          <w:left w:val="none"/>
-          <w:bottom w:val="none"/>
-          <w:right w:val="none"/>
+          <w:left w:val="none" w:color="000000" w:sz="4" w:space="0"/>
+          <w:bottom w:val="none" w:color="000000" w:sz="4" w:space="0"/>
+          <w:right w:val="none" w:color="000000" w:sz="4" w:space="0"/>
         </w:tcBorders>
       </w:tcPr>
     </w:tblStylePr>
@@ -17903,9 +21873,9 @@
       </w:tcPr>
     </w:tblStylePr>
   </w:style>
-  <w:style w:type="table" w:styleId="61">
+  <w:style w:type="table" w:styleId="755">
     <w:name w:val="Grid Table 7 Colorful - Accent 1"/>
-    <w:basedOn w:val="665"/>
+    <w:basedOn w:val="891"/>
     <w:uiPriority w:val="99"/>
     <w:pPr>
       <w:pBdr/>
@@ -18007,11 +21977,11 @@
         <w:tblBorders/>
       </w:tblPr>
       <w:tcPr>
-        <w:shd w:color="ffffff"/>
+        <w:shd w:val="clear" w:color="ffffff"/>
         <w:tcBorders>
-          <w:top w:val="none"/>
-          <w:left w:val="none"/>
-          <w:bottom w:val="none"/>
+          <w:top w:val="none" w:color="000000" w:sz="4" w:space="0"/>
+          <w:left w:val="none" w:color="000000" w:sz="4" w:space="0"/>
+          <w:bottom w:val="none" w:color="000000" w:sz="4" w:space="0"/>
           <w:right w:val="single" w:color="000000" w:themeColor="accent1" w:themeTint="80" w:sz="4" w:space="0"/>
         </w:tcBorders>
       </w:tcPr>
@@ -18034,10 +22004,10 @@
       <w:tcPr>
         <w:shd w:val="clear" w:color="ffffff" w:themeColor="light1" w:fill="ffffff" w:themeFill="light1"/>
         <w:tcBorders>
-          <w:top w:val="none"/>
-          <w:left w:val="none"/>
+          <w:top w:val="none" w:color="000000" w:sz="4" w:space="0"/>
+          <w:left w:val="none" w:color="000000" w:sz="4" w:space="0"/>
           <w:bottom w:val="single" w:color="000000" w:themeColor="accent1" w:themeTint="80" w:sz="4" w:space="0"/>
-          <w:right w:val="none"/>
+          <w:right w:val="none" w:color="000000" w:sz="4" w:space="0"/>
         </w:tcBorders>
       </w:tcPr>
     </w:tblStylePr>
@@ -18057,12 +22027,12 @@
         <w:tblBorders/>
       </w:tblPr>
       <w:tcPr>
-        <w:shd w:color="ffffff"/>
+        <w:shd w:val="clear" w:color="ffffff"/>
         <w:tcBorders>
-          <w:top w:val="none"/>
+          <w:top w:val="none" w:color="000000" w:sz="4" w:space="0"/>
           <w:left w:val="single" w:color="000000" w:themeColor="accent1" w:themeTint="80" w:sz="4" w:space="0"/>
-          <w:bottom w:val="none"/>
-          <w:right w:val="none"/>
+          <w:bottom w:val="none" w:color="000000" w:sz="4" w:space="0"/>
+          <w:right w:val="none" w:color="000000" w:sz="4" w:space="0"/>
         </w:tcBorders>
       </w:tcPr>
     </w:tblStylePr>
@@ -18085,9 +22055,9 @@
         <w:shd w:val="clear" w:color="ffffff" w:themeColor="light1" w:fill="ffffff" w:themeFill="light1"/>
         <w:tcBorders>
           <w:top w:val="single" w:color="000000" w:themeColor="accent1" w:themeTint="80" w:sz="4" w:space="0"/>
-          <w:left w:val="none"/>
-          <w:bottom w:val="none"/>
-          <w:right w:val="none"/>
+          <w:left w:val="none" w:color="000000" w:sz="4" w:space="0"/>
+          <w:bottom w:val="none" w:color="000000" w:sz="4" w:space="0"/>
+          <w:right w:val="none" w:color="000000" w:sz="4" w:space="0"/>
         </w:tcBorders>
       </w:tcPr>
     </w:tblStylePr>
@@ -18157,9 +22127,9 @@
       </w:tcPr>
     </w:tblStylePr>
   </w:style>
-  <w:style w:type="table" w:styleId="62">
+  <w:style w:type="table" w:styleId="756">
     <w:name w:val="Grid Table 7 Colorful - Accent 2"/>
-    <w:basedOn w:val="665"/>
+    <w:basedOn w:val="891"/>
     <w:uiPriority w:val="99"/>
     <w:pPr>
       <w:pBdr/>
@@ -18261,11 +22231,11 @@
         <w:tblBorders/>
       </w:tblPr>
       <w:tcPr>
-        <w:shd w:color="ffffff"/>
+        <w:shd w:val="clear" w:color="ffffff"/>
         <w:tcBorders>
-          <w:top w:val="none"/>
-          <w:left w:val="none"/>
-          <w:bottom w:val="none"/>
+          <w:top w:val="none" w:color="000000" w:sz="4" w:space="0"/>
+          <w:left w:val="none" w:color="000000" w:sz="4" w:space="0"/>
+          <w:bottom w:val="none" w:color="000000" w:sz="4" w:space="0"/>
           <w:right w:val="single" w:color="000000" w:themeColor="accent2" w:themeTint="97" w:sz="4" w:space="0"/>
         </w:tcBorders>
       </w:tcPr>
@@ -18288,10 +22258,10 @@
       <w:tcPr>
         <w:shd w:val="clear" w:color="ffffff" w:themeColor="light1" w:fill="ffffff" w:themeFill="light1"/>
         <w:tcBorders>
-          <w:top w:val="none"/>
-          <w:left w:val="none"/>
+          <w:top w:val="none" w:color="000000" w:sz="4" w:space="0"/>
+          <w:left w:val="none" w:color="000000" w:sz="4" w:space="0"/>
           <w:bottom w:val="single" w:color="000000" w:themeColor="accent2" w:themeTint="97" w:sz="4" w:space="0"/>
-          <w:right w:val="none"/>
+          <w:right w:val="none" w:color="000000" w:sz="4" w:space="0"/>
         </w:tcBorders>
       </w:tcPr>
     </w:tblStylePr>
@@ -18311,12 +22281,12 @@
         <w:tblBorders/>
       </w:tblPr>
       <w:tcPr>
-        <w:shd w:color="ffffff"/>
+        <w:shd w:val="clear" w:color="ffffff"/>
         <w:tcBorders>
-          <w:top w:val="none"/>
+          <w:top w:val="none" w:color="000000" w:sz="4" w:space="0"/>
           <w:left w:val="single" w:color="000000" w:themeColor="accent2" w:themeTint="97" w:sz="4" w:space="0"/>
-          <w:bottom w:val="none"/>
-          <w:right w:val="none"/>
+          <w:bottom w:val="none" w:color="000000" w:sz="4" w:space="0"/>
+          <w:right w:val="none" w:color="000000" w:sz="4" w:space="0"/>
         </w:tcBorders>
       </w:tcPr>
     </w:tblStylePr>
@@ -18339,9 +22309,9 @@
         <w:shd w:val="clear" w:color="ffffff" w:themeColor="light1" w:fill="ffffff" w:themeFill="light1"/>
         <w:tcBorders>
           <w:top w:val="single" w:color="000000" w:themeColor="accent2" w:themeTint="97" w:sz="4" w:space="0"/>
-          <w:left w:val="none"/>
-          <w:bottom w:val="none"/>
-          <w:right w:val="none"/>
+          <w:left w:val="none" w:color="000000" w:sz="4" w:space="0"/>
+          <w:bottom w:val="none" w:color="000000" w:sz="4" w:space="0"/>
+          <w:right w:val="none" w:color="000000" w:sz="4" w:space="0"/>
         </w:tcBorders>
       </w:tcPr>
     </w:tblStylePr>
@@ -18411,9 +22381,9 @@
       </w:tcPr>
     </w:tblStylePr>
   </w:style>
-  <w:style w:type="table" w:styleId="63">
+  <w:style w:type="table" w:styleId="757">
     <w:name w:val="Grid Table 7 Colorful - Accent 3"/>
-    <w:basedOn w:val="665"/>
+    <w:basedOn w:val="891"/>
     <w:uiPriority w:val="99"/>
     <w:pPr>
       <w:pBdr/>
@@ -18515,11 +22485,11 @@
         <w:tblBorders/>
       </w:tblPr>
       <w:tcPr>
-        <w:shd w:color="ffffff"/>
+        <w:shd w:val="clear" w:color="ffffff"/>
         <w:tcBorders>
-          <w:top w:val="none"/>
-          <w:left w:val="none"/>
-          <w:bottom w:val="none"/>
+          <w:top w:val="none" w:color="000000" w:sz="4" w:space="0"/>
+          <w:left w:val="none" w:color="000000" w:sz="4" w:space="0"/>
+          <w:bottom w:val="none" w:color="000000" w:sz="4" w:space="0"/>
           <w:right w:val="single" w:color="000000" w:themeColor="accent3" w:themeTint="FE" w:sz="4" w:space="0"/>
         </w:tcBorders>
       </w:tcPr>
@@ -18542,10 +22512,10 @@
       <w:tcPr>
         <w:shd w:val="clear" w:color="ffffff" w:themeColor="light1" w:fill="ffffff" w:themeFill="light1"/>
         <w:tcBorders>
-          <w:top w:val="none"/>
-          <w:left w:val="none"/>
+          <w:top w:val="none" w:color="000000" w:sz="4" w:space="0"/>
+          <w:left w:val="none" w:color="000000" w:sz="4" w:space="0"/>
           <w:bottom w:val="single" w:color="000000" w:themeColor="accent3" w:themeTint="FE" w:sz="4" w:space="0"/>
-          <w:right w:val="none"/>
+          <w:right w:val="none" w:color="000000" w:sz="4" w:space="0"/>
         </w:tcBorders>
       </w:tcPr>
     </w:tblStylePr>
@@ -18565,12 +22535,12 @@
         <w:tblBorders/>
       </w:tblPr>
       <w:tcPr>
-        <w:shd w:color="ffffff"/>
+        <w:shd w:val="clear" w:color="ffffff"/>
         <w:tcBorders>
-          <w:top w:val="none"/>
+          <w:top w:val="none" w:color="000000" w:sz="4" w:space="0"/>
           <w:left w:val="single" w:color="000000" w:themeColor="accent3" w:themeTint="FE" w:sz="4" w:space="0"/>
-          <w:bottom w:val="none"/>
-          <w:right w:val="none"/>
+          <w:bottom w:val="none" w:color="000000" w:sz="4" w:space="0"/>
+          <w:right w:val="none" w:color="000000" w:sz="4" w:space="0"/>
         </w:tcBorders>
       </w:tcPr>
     </w:tblStylePr>
@@ -18593,9 +22563,9 @@
         <w:shd w:val="clear" w:color="ffffff" w:themeColor="light1" w:fill="ffffff" w:themeFill="light1"/>
         <w:tcBorders>
           <w:top w:val="single" w:color="000000" w:themeColor="accent3" w:themeTint="FE" w:sz="4" w:space="0"/>
-          <w:left w:val="none"/>
-          <w:bottom w:val="none"/>
-          <w:right w:val="none"/>
+          <w:left w:val="none" w:color="000000" w:sz="4" w:space="0"/>
+          <w:bottom w:val="none" w:color="000000" w:sz="4" w:space="0"/>
+          <w:right w:val="none" w:color="000000" w:sz="4" w:space="0"/>
         </w:tcBorders>
       </w:tcPr>
     </w:tblStylePr>
@@ -18665,9 +22635,9 @@
       </w:tcPr>
     </w:tblStylePr>
   </w:style>
-  <w:style w:type="table" w:styleId="64">
+  <w:style w:type="table" w:styleId="758">
     <w:name w:val="Grid Table 7 Colorful - Accent 4"/>
-    <w:basedOn w:val="665"/>
+    <w:basedOn w:val="891"/>
     <w:uiPriority w:val="99"/>
     <w:pPr>
       <w:pBdr/>
@@ -18769,11 +22739,11 @@
         <w:tblBorders/>
       </w:tblPr>
       <w:tcPr>
-        <w:shd w:color="ffffff"/>
+        <w:shd w:val="clear" w:color="ffffff"/>
         <w:tcBorders>
-          <w:top w:val="none"/>
-          <w:left w:val="none"/>
-          <w:bottom w:val="none"/>
+          <w:top w:val="none" w:color="000000" w:sz="4" w:space="0"/>
+          <w:left w:val="none" w:color="000000" w:sz="4" w:space="0"/>
+          <w:bottom w:val="none" w:color="000000" w:sz="4" w:space="0"/>
           <w:right w:val="single" w:color="000000" w:themeColor="accent4" w:themeTint="9A" w:sz="4" w:space="0"/>
         </w:tcBorders>
       </w:tcPr>
@@ -18796,10 +22766,10 @@
       <w:tcPr>
         <w:shd w:val="clear" w:color="ffffff" w:themeColor="light1" w:fill="ffffff" w:themeFill="light1"/>
         <w:tcBorders>
-          <w:top w:val="none"/>
-          <w:left w:val="none"/>
+          <w:top w:val="none" w:color="000000" w:sz="4" w:space="0"/>
+          <w:left w:val="none" w:color="000000" w:sz="4" w:space="0"/>
           <w:bottom w:val="single" w:color="000000" w:themeColor="accent4" w:themeTint="9A" w:sz="4" w:space="0"/>
-          <w:right w:val="none"/>
+          <w:right w:val="none" w:color="000000" w:sz="4" w:space="0"/>
         </w:tcBorders>
       </w:tcPr>
     </w:tblStylePr>
@@ -18819,12 +22789,12 @@
         <w:tblBorders/>
       </w:tblPr>
       <w:tcPr>
-        <w:shd w:color="ffffff"/>
+        <w:shd w:val="clear" w:color="ffffff"/>
         <w:tcBorders>
-          <w:top w:val="none"/>
+          <w:top w:val="none" w:color="000000" w:sz="4" w:space="0"/>
           <w:left w:val="single" w:color="000000" w:themeColor="accent4" w:themeTint="9A" w:sz="4" w:space="0"/>
-          <w:bottom w:val="none"/>
-          <w:right w:val="none"/>
+          <w:bottom w:val="none" w:color="000000" w:sz="4" w:space="0"/>
+          <w:right w:val="none" w:color="000000" w:sz="4" w:space="0"/>
         </w:tcBorders>
       </w:tcPr>
     </w:tblStylePr>
@@ -18847,9 +22817,9 @@
         <w:shd w:val="clear" w:color="ffffff" w:themeColor="light1" w:fill="ffffff" w:themeFill="light1"/>
         <w:tcBorders>
           <w:top w:val="single" w:color="000000" w:themeColor="accent4" w:themeTint="9A" w:sz="4" w:space="0"/>
-          <w:left w:val="none"/>
-          <w:bottom w:val="none"/>
-          <w:right w:val="none"/>
+          <w:left w:val="none" w:color="000000" w:sz="4" w:space="0"/>
+          <w:bottom w:val="none" w:color="000000" w:sz="4" w:space="0"/>
+          <w:right w:val="none" w:color="000000" w:sz="4" w:space="0"/>
         </w:tcBorders>
       </w:tcPr>
     </w:tblStylePr>
@@ -18919,9 +22889,9 @@
       </w:tcPr>
     </w:tblStylePr>
   </w:style>
-  <w:style w:type="table" w:styleId="65">
+  <w:style w:type="table" w:styleId="759">
     <w:name w:val="Grid Table 7 Colorful - Accent 5"/>
-    <w:basedOn w:val="665"/>
+    <w:basedOn w:val="891"/>
     <w:uiPriority w:val="99"/>
     <w:pPr>
       <w:pBdr/>
@@ -19023,11 +22993,11 @@
         <w:tblBorders/>
       </w:tblPr>
       <w:tcPr>
-        <w:shd w:color="ffffff"/>
+        <w:shd w:val="clear" w:color="ffffff"/>
         <w:tcBorders>
-          <w:top w:val="none"/>
-          <w:left w:val="none"/>
-          <w:bottom w:val="none"/>
+          <w:top w:val="none" w:color="000000" w:sz="4" w:space="0"/>
+          <w:left w:val="none" w:color="000000" w:sz="4" w:space="0"/>
+          <w:bottom w:val="none" w:color="000000" w:sz="4" w:space="0"/>
           <w:right w:val="single" w:color="000000" w:themeColor="accent5" w:themeTint="90" w:sz="4" w:space="0"/>
         </w:tcBorders>
       </w:tcPr>
@@ -19050,10 +23020,10 @@
       <w:tcPr>
         <w:shd w:val="clear" w:color="ffffff" w:themeColor="light1" w:fill="ffffff" w:themeFill="light1"/>
         <w:tcBorders>
-          <w:top w:val="none"/>
-          <w:left w:val="none"/>
+          <w:top w:val="none" w:color="000000" w:sz="4" w:space="0"/>
+          <w:left w:val="none" w:color="000000" w:sz="4" w:space="0"/>
           <w:bottom w:val="single" w:color="000000" w:themeColor="accent5" w:themeTint="90" w:sz="4" w:space="0"/>
-          <w:right w:val="none"/>
+          <w:right w:val="none" w:color="000000" w:sz="4" w:space="0"/>
         </w:tcBorders>
       </w:tcPr>
     </w:tblStylePr>
@@ -19073,12 +23043,12 @@
         <w:tblBorders/>
       </w:tblPr>
       <w:tcPr>
-        <w:shd w:color="ffffff"/>
+        <w:shd w:val="clear" w:color="ffffff"/>
         <w:tcBorders>
-          <w:top w:val="none"/>
+          <w:top w:val="none" w:color="000000" w:sz="4" w:space="0"/>
           <w:left w:val="single" w:color="000000" w:themeColor="accent5" w:themeTint="90" w:sz="4" w:space="0"/>
-          <w:bottom w:val="none"/>
-          <w:right w:val="none"/>
+          <w:bottom w:val="none" w:color="000000" w:sz="4" w:space="0"/>
+          <w:right w:val="none" w:color="000000" w:sz="4" w:space="0"/>
         </w:tcBorders>
       </w:tcPr>
     </w:tblStylePr>
@@ -19101,9 +23071,9 @@
         <w:shd w:val="clear" w:color="ffffff" w:themeColor="light1" w:fill="ffffff" w:themeFill="light1"/>
         <w:tcBorders>
           <w:top w:val="single" w:color="000000" w:themeColor="accent5" w:themeTint="90" w:sz="4" w:space="0"/>
-          <w:left w:val="none"/>
-          <w:bottom w:val="none"/>
-          <w:right w:val="none"/>
+          <w:left w:val="none" w:color="000000" w:sz="4" w:space="0"/>
+          <w:bottom w:val="none" w:color="000000" w:sz="4" w:space="0"/>
+          <w:right w:val="none" w:color="000000" w:sz="4" w:space="0"/>
         </w:tcBorders>
       </w:tcPr>
     </w:tblStylePr>
@@ -19173,9 +23143,9 @@
       </w:tcPr>
     </w:tblStylePr>
   </w:style>
-  <w:style w:type="table" w:styleId="66">
+  <w:style w:type="table" w:styleId="760">
     <w:name w:val="Grid Table 7 Colorful - Accent 6"/>
-    <w:basedOn w:val="665"/>
+    <w:basedOn w:val="891"/>
     <w:uiPriority w:val="99"/>
     <w:pPr>
       <w:pBdr/>
@@ -19277,11 +23247,11 @@
         <w:tblBorders/>
       </w:tblPr>
       <w:tcPr>
-        <w:shd w:color="ffffff"/>
+        <w:shd w:val="clear" w:color="ffffff"/>
         <w:tcBorders>
-          <w:top w:val="none"/>
-          <w:left w:val="none"/>
-          <w:bottom w:val="none"/>
+          <w:top w:val="none" w:color="000000" w:sz="4" w:space="0"/>
+          <w:left w:val="none" w:color="000000" w:sz="4" w:space="0"/>
+          <w:bottom w:val="none" w:color="000000" w:sz="4" w:space="0"/>
           <w:right w:val="single" w:color="000000" w:themeColor="accent6" w:themeTint="90" w:sz="4" w:space="0"/>
         </w:tcBorders>
       </w:tcPr>
@@ -19304,10 +23274,10 @@
       <w:tcPr>
         <w:shd w:val="clear" w:color="ffffff" w:themeColor="light1" w:fill="ffffff" w:themeFill="light1"/>
         <w:tcBorders>
-          <w:top w:val="none"/>
-          <w:left w:val="none"/>
+          <w:top w:val="none" w:color="000000" w:sz="4" w:space="0"/>
+          <w:left w:val="none" w:color="000000" w:sz="4" w:space="0"/>
           <w:bottom w:val="single" w:color="000000" w:themeColor="accent6" w:themeTint="90" w:sz="4" w:space="0"/>
-          <w:right w:val="none"/>
+          <w:right w:val="none" w:color="000000" w:sz="4" w:space="0"/>
         </w:tcBorders>
       </w:tcPr>
     </w:tblStylePr>
@@ -19327,12 +23297,12 @@
         <w:tblBorders/>
       </w:tblPr>
       <w:tcPr>
-        <w:shd w:color="ffffff"/>
+        <w:shd w:val="clear" w:color="ffffff"/>
         <w:tcBorders>
-          <w:top w:val="none"/>
+          <w:top w:val="none" w:color="000000" w:sz="4" w:space="0"/>
           <w:left w:val="single" w:color="000000" w:themeColor="accent6" w:themeTint="90" w:sz="4" w:space="0"/>
-          <w:bottom w:val="none"/>
-          <w:right w:val="none"/>
+          <w:bottom w:val="none" w:color="000000" w:sz="4" w:space="0"/>
+          <w:right w:val="none" w:color="000000" w:sz="4" w:space="0"/>
         </w:tcBorders>
       </w:tcPr>
     </w:tblStylePr>
@@ -19355,9 +23325,9 @@
         <w:shd w:val="clear" w:color="ffffff" w:themeColor="light1" w:fill="ffffff" w:themeFill="light1"/>
         <w:tcBorders>
           <w:top w:val="single" w:color="000000" w:themeColor="accent6" w:themeTint="90" w:sz="4" w:space="0"/>
-          <w:left w:val="none"/>
-          <w:bottom w:val="none"/>
-          <w:right w:val="none"/>
+          <w:left w:val="none" w:color="000000" w:sz="4" w:space="0"/>
+          <w:bottom w:val="none" w:color="000000" w:sz="4" w:space="0"/>
+          <w:right w:val="none" w:color="000000" w:sz="4" w:space="0"/>
         </w:tcBorders>
       </w:tcPr>
     </w:tblStylePr>
@@ -19427,9 +23397,9 @@
       </w:tcPr>
     </w:tblStylePr>
   </w:style>
-  <w:style w:type="table" w:styleId="67">
+  <w:style w:type="table" w:styleId="761">
     <w:name w:val="List Table 1 Light"/>
-    <w:basedOn w:val="665"/>
+    <w:basedOn w:val="891"/>
     <w:uiPriority w:val="99"/>
     <w:pPr>
       <w:pBdr/>
@@ -19643,9 +23613,9 @@
       </w:tcPr>
     </w:tblStylePr>
   </w:style>
-  <w:style w:type="table" w:styleId="68">
+  <w:style w:type="table" w:styleId="762">
     <w:name w:val="List Table 1 Light - Accent 1"/>
-    <w:basedOn w:val="665"/>
+    <w:basedOn w:val="891"/>
     <w:uiPriority w:val="99"/>
     <w:pPr>
       <w:pBdr/>
@@ -19859,9 +23829,9 @@
       </w:tcPr>
     </w:tblStylePr>
   </w:style>
-  <w:style w:type="table" w:styleId="69">
+  <w:style w:type="table" w:styleId="763">
     <w:name w:val="List Table 1 Light - Accent 2"/>
-    <w:basedOn w:val="665"/>
+    <w:basedOn w:val="891"/>
     <w:uiPriority w:val="99"/>
     <w:pPr>
       <w:pBdr/>
@@ -20075,9 +24045,9 @@
       </w:tcPr>
     </w:tblStylePr>
   </w:style>
-  <w:style w:type="table" w:styleId="70">
+  <w:style w:type="table" w:styleId="764">
     <w:name w:val="List Table 1 Light - Accent 3"/>
-    <w:basedOn w:val="665"/>
+    <w:basedOn w:val="891"/>
     <w:uiPriority w:val="99"/>
     <w:pPr>
       <w:pBdr/>
@@ -20291,9 +24261,9 @@
       </w:tcPr>
     </w:tblStylePr>
   </w:style>
-  <w:style w:type="table" w:styleId="71">
+  <w:style w:type="table" w:styleId="765">
     <w:name w:val="List Table 1 Light - Accent 4"/>
-    <w:basedOn w:val="665"/>
+    <w:basedOn w:val="891"/>
     <w:uiPriority w:val="99"/>
     <w:pPr>
       <w:pBdr/>
@@ -20507,9 +24477,9 @@
       </w:tcPr>
     </w:tblStylePr>
   </w:style>
-  <w:style w:type="table" w:styleId="72">
+  <w:style w:type="table" w:styleId="766">
     <w:name w:val="List Table 1 Light - Accent 5"/>
-    <w:basedOn w:val="665"/>
+    <w:basedOn w:val="891"/>
     <w:uiPriority w:val="99"/>
     <w:pPr>
       <w:pBdr/>
@@ -20723,9 +24693,9 @@
       </w:tcPr>
     </w:tblStylePr>
   </w:style>
-  <w:style w:type="table" w:styleId="73">
+  <w:style w:type="table" w:styleId="767">
     <w:name w:val="List Table 1 Light - Accent 6"/>
-    <w:basedOn w:val="665"/>
+    <w:basedOn w:val="891"/>
     <w:uiPriority w:val="99"/>
     <w:pPr>
       <w:pBdr/>
@@ -20939,9 +24909,9 @@
       </w:tcPr>
     </w:tblStylePr>
   </w:style>
-  <w:style w:type="table" w:styleId="74">
+  <w:style w:type="table" w:styleId="768">
     <w:name w:val="List Table 2"/>
-    <w:basedOn w:val="665"/>
+    <w:basedOn w:val="891"/>
     <w:uiPriority w:val="99"/>
     <w:pPr>
       <w:pBdr/>
@@ -21177,9 +25147,9 @@
       </w:tcPr>
     </w:tblStylePr>
   </w:style>
-  <w:style w:type="table" w:styleId="75">
+  <w:style w:type="table" w:styleId="769">
     <w:name w:val="List Table 2 - Accent 1"/>
-    <w:basedOn w:val="665"/>
+    <w:basedOn w:val="891"/>
     <w:uiPriority w:val="99"/>
     <w:pPr>
       <w:pBdr/>
@@ -21415,9 +25385,9 @@
       </w:tcPr>
     </w:tblStylePr>
   </w:style>
-  <w:style w:type="table" w:styleId="76">
+  <w:style w:type="table" w:styleId="770">
     <w:name w:val="List Table 2 - Accent 2"/>
-    <w:basedOn w:val="665"/>
+    <w:basedOn w:val="891"/>
     <w:uiPriority w:val="99"/>
     <w:pPr>
       <w:pBdr/>
@@ -21653,9 +25623,9 @@
       </w:tcPr>
     </w:tblStylePr>
   </w:style>
-  <w:style w:type="table" w:styleId="77">
+  <w:style w:type="table" w:styleId="771">
     <w:name w:val="List Table 2 - Accent 3"/>
-    <w:basedOn w:val="665"/>
+    <w:basedOn w:val="891"/>
     <w:uiPriority w:val="99"/>
     <w:pPr>
       <w:pBdr/>
@@ -21891,9 +25861,9 @@
       </w:tcPr>
     </w:tblStylePr>
   </w:style>
-  <w:style w:type="table" w:styleId="78">
+  <w:style w:type="table" w:styleId="772">
     <w:name w:val="List Table 2 - Accent 4"/>
-    <w:basedOn w:val="665"/>
+    <w:basedOn w:val="891"/>
     <w:uiPriority w:val="99"/>
     <w:pPr>
       <w:pBdr/>
@@ -22129,9 +26099,9 @@
       </w:tcPr>
     </w:tblStylePr>
   </w:style>
-  <w:style w:type="table" w:styleId="79">
+  <w:style w:type="table" w:styleId="773">
     <w:name w:val="List Table 2 - Accent 5"/>
-    <w:basedOn w:val="665"/>
+    <w:basedOn w:val="891"/>
     <w:uiPriority w:val="99"/>
     <w:pPr>
       <w:pBdr/>
@@ -22367,9 +26337,9 @@
       </w:tcPr>
     </w:tblStylePr>
   </w:style>
-  <w:style w:type="table" w:styleId="80">
+  <w:style w:type="table" w:styleId="774">
     <w:name w:val="List Table 2 - Accent 6"/>
-    <w:basedOn w:val="665"/>
+    <w:basedOn w:val="891"/>
     <w:uiPriority w:val="99"/>
     <w:pPr>
       <w:pBdr/>
@@ -22605,9 +26575,9 @@
       </w:tcPr>
     </w:tblStylePr>
   </w:style>
-  <w:style w:type="table" w:styleId="81">
+  <w:style w:type="table" w:styleId="775">
     <w:name w:val="List Table 3"/>
-    <w:basedOn w:val="665"/>
+    <w:basedOn w:val="891"/>
     <w:uiPriority w:val="99"/>
     <w:pPr>
       <w:pBdr/>
@@ -22833,9 +26803,9 @@
       </w:tcPr>
     </w:tblStylePr>
   </w:style>
-  <w:style w:type="table" w:styleId="82">
+  <w:style w:type="table" w:styleId="776">
     <w:name w:val="List Table 3 - Accent 1"/>
-    <w:basedOn w:val="665"/>
+    <w:basedOn w:val="891"/>
     <w:uiPriority w:val="99"/>
     <w:pPr>
       <w:pBdr/>
@@ -23061,9 +27031,9 @@
       </w:tcPr>
     </w:tblStylePr>
   </w:style>
-  <w:style w:type="table" w:styleId="83">
+  <w:style w:type="table" w:styleId="777">
     <w:name w:val="List Table 3 - Accent 2"/>
-    <w:basedOn w:val="665"/>
+    <w:basedOn w:val="891"/>
     <w:uiPriority w:val="99"/>
     <w:pPr>
       <w:pBdr/>
@@ -23289,9 +27259,9 @@
       </w:tcPr>
     </w:tblStylePr>
   </w:style>
-  <w:style w:type="table" w:styleId="84">
+  <w:style w:type="table" w:styleId="778">
     <w:name w:val="List Table 3 - Accent 3"/>
-    <w:basedOn w:val="665"/>
+    <w:basedOn w:val="891"/>
     <w:uiPriority w:val="99"/>
     <w:pPr>
       <w:pBdr/>
@@ -23517,9 +27487,9 @@
       </w:tcPr>
     </w:tblStylePr>
   </w:style>
-  <w:style w:type="table" w:styleId="85">
+  <w:style w:type="table" w:styleId="779">
     <w:name w:val="List Table 3 - Accent 4"/>
-    <w:basedOn w:val="665"/>
+    <w:basedOn w:val="891"/>
     <w:uiPriority w:val="99"/>
     <w:pPr>
       <w:pBdr/>
@@ -23745,9 +27715,9 @@
       </w:tcPr>
     </w:tblStylePr>
   </w:style>
-  <w:style w:type="table" w:styleId="86">
+  <w:style w:type="table" w:styleId="780">
     <w:name w:val="List Table 3 - Accent 5"/>
-    <w:basedOn w:val="665"/>
+    <w:basedOn w:val="891"/>
     <w:uiPriority w:val="99"/>
     <w:pPr>
       <w:pBdr/>
@@ -23973,9 +27943,9 @@
       </w:tcPr>
     </w:tblStylePr>
   </w:style>
-  <w:style w:type="table" w:styleId="87">
+  <w:style w:type="table" w:styleId="781">
     <w:name w:val="List Table 3 - Accent 6"/>
-    <w:basedOn w:val="665"/>
+    <w:basedOn w:val="891"/>
     <w:uiPriority w:val="99"/>
     <w:pPr>
       <w:pBdr/>
@@ -24201,9 +28171,9 @@
       </w:tcPr>
     </w:tblStylePr>
   </w:style>
-  <w:style w:type="table" w:styleId="88">
+  <w:style w:type="table" w:styleId="782">
     <w:name w:val="List Table 4"/>
-    <w:basedOn w:val="665"/>
+    <w:basedOn w:val="891"/>
     <w:uiPriority w:val="99"/>
     <w:pPr>
       <w:pBdr/>
@@ -24426,9 +28396,9 @@
       </w:tcPr>
     </w:tblStylePr>
   </w:style>
-  <w:style w:type="table" w:styleId="89">
+  <w:style w:type="table" w:styleId="783">
     <w:name w:val="List Table 4 - Accent 1"/>
-    <w:basedOn w:val="665"/>
+    <w:basedOn w:val="891"/>
     <w:uiPriority w:val="99"/>
     <w:pPr>
       <w:pBdr/>
@@ -24651,9 +28621,9 @@
       </w:tcPr>
     </w:tblStylePr>
   </w:style>
-  <w:style w:type="table" w:styleId="90">
+  <w:style w:type="table" w:styleId="784">
     <w:name w:val="List Table 4 - Accent 2"/>
-    <w:basedOn w:val="665"/>
+    <w:basedOn w:val="891"/>
     <w:uiPriority w:val="99"/>
     <w:pPr>
       <w:pBdr/>
@@ -24876,9 +28846,9 @@
       </w:tcPr>
     </w:tblStylePr>
   </w:style>
-  <w:style w:type="table" w:styleId="91">
+  <w:style w:type="table" w:styleId="785">
     <w:name w:val="List Table 4 - Accent 3"/>
-    <w:basedOn w:val="665"/>
+    <w:basedOn w:val="891"/>
     <w:uiPriority w:val="99"/>
     <w:pPr>
       <w:pBdr/>
@@ -25101,9 +29071,9 @@
       </w:tcPr>
     </w:tblStylePr>
   </w:style>
-  <w:style w:type="table" w:styleId="92">
+  <w:style w:type="table" w:styleId="786">
     <w:name w:val="List Table 4 - Accent 4"/>
-    <w:basedOn w:val="665"/>
+    <w:basedOn w:val="891"/>
     <w:uiPriority w:val="99"/>
     <w:pPr>
       <w:pBdr/>
@@ -25326,9 +29296,9 @@
       </w:tcPr>
     </w:tblStylePr>
   </w:style>
-  <w:style w:type="table" w:styleId="93">
+  <w:style w:type="table" w:styleId="787">
     <w:name w:val="List Table 4 - Accent 5"/>
-    <w:basedOn w:val="665"/>
+    <w:basedOn w:val="891"/>
     <w:uiPriority w:val="99"/>
     <w:pPr>
       <w:pBdr/>
@@ -25551,9 +29521,9 @@
       </w:tcPr>
     </w:tblStylePr>
   </w:style>
-  <w:style w:type="table" w:styleId="94">
+  <w:style w:type="table" w:styleId="788">
     <w:name w:val="List Table 4 - Accent 6"/>
-    <w:basedOn w:val="665"/>
+    <w:basedOn w:val="891"/>
     <w:uiPriority w:val="99"/>
     <w:pPr>
       <w:pBdr/>
@@ -25776,9 +29746,9 @@
       </w:tcPr>
     </w:tblStylePr>
   </w:style>
-  <w:style w:type="table" w:styleId="95">
+  <w:style w:type="table" w:styleId="789">
     <w:name w:val="List Table 5 Dark"/>
-    <w:basedOn w:val="665"/>
+    <w:basedOn w:val="891"/>
     <w:uiPriority w:val="99"/>
     <w:pPr>
       <w:pBdr/>
@@ -26018,9 +29988,9 @@
       </w:tcPr>
     </w:tblStylePr>
   </w:style>
-  <w:style w:type="table" w:styleId="96">
+  <w:style w:type="table" w:styleId="790">
     <w:name w:val="List Table 5 Dark - Accent 1"/>
-    <w:basedOn w:val="665"/>
+    <w:basedOn w:val="891"/>
     <w:uiPriority w:val="99"/>
     <w:pPr>
       <w:pBdr/>
@@ -26260,9 +30230,9 @@
       </w:tcPr>
     </w:tblStylePr>
   </w:style>
-  <w:style w:type="table" w:styleId="97">
+  <w:style w:type="table" w:styleId="791">
     <w:name w:val="List Table 5 Dark - Accent 2"/>
-    <w:basedOn w:val="665"/>
+    <w:basedOn w:val="891"/>
     <w:uiPriority w:val="99"/>
     <w:pPr>
       <w:pBdr/>
@@ -26502,9 +30472,9 @@
       </w:tcPr>
     </w:tblStylePr>
   </w:style>
-  <w:style w:type="table" w:styleId="98">
+  <w:style w:type="table" w:styleId="792">
     <w:name w:val="List Table 5 Dark - Accent 3"/>
-    <w:basedOn w:val="665"/>
+    <w:basedOn w:val="891"/>
     <w:uiPriority w:val="99"/>
     <w:pPr>
       <w:pBdr/>
@@ -26744,9 +30714,9 @@
       </w:tcPr>
     </w:tblStylePr>
   </w:style>
-  <w:style w:type="table" w:styleId="99">
+  <w:style w:type="table" w:styleId="793">
     <w:name w:val="List Table 5 Dark - Accent 4"/>
-    <w:basedOn w:val="665"/>
+    <w:basedOn w:val="891"/>
     <w:uiPriority w:val="99"/>
     <w:pPr>
       <w:pBdr/>
@@ -26986,9 +30956,9 @@
       </w:tcPr>
     </w:tblStylePr>
   </w:style>
-  <w:style w:type="table" w:styleId="100">
+  <w:style w:type="table" w:styleId="794">
     <w:name w:val="List Table 5 Dark - Accent 5"/>
-    <w:basedOn w:val="665"/>
+    <w:basedOn w:val="891"/>
     <w:uiPriority w:val="99"/>
     <w:pPr>
       <w:pBdr/>
@@ -27228,9 +31198,9 @@
       </w:tcPr>
     </w:tblStylePr>
   </w:style>
-  <w:style w:type="table" w:styleId="101">
+  <w:style w:type="table" w:styleId="795">
     <w:name w:val="List Table 5 Dark - Accent 6"/>
-    <w:basedOn w:val="665"/>
+    <w:basedOn w:val="891"/>
     <w:uiPriority w:val="99"/>
     <w:pPr>
       <w:pBdr/>
@@ -27470,9 +31440,9 @@
       </w:tcPr>
     </w:tblStylePr>
   </w:style>
-  <w:style w:type="table" w:styleId="102">
+  <w:style w:type="table" w:styleId="796">
     <w:name w:val="List Table 6 Colorful"/>
-    <w:basedOn w:val="665"/>
+    <w:basedOn w:val="891"/>
     <w:uiPriority w:val="99"/>
     <w:pPr>
       <w:pBdr/>
@@ -27693,9 +31663,9 @@
       </w:tcPr>
     </w:tblStylePr>
   </w:style>
-  <w:style w:type="table" w:styleId="103">
+  <w:style w:type="table" w:styleId="797">
     <w:name w:val="List Table 6 Colorful - Accent 1"/>
-    <w:basedOn w:val="665"/>
+    <w:basedOn w:val="891"/>
     <w:uiPriority w:val="99"/>
     <w:pPr>
       <w:pBdr/>
@@ -27916,9 +31886,9 @@
       </w:tcPr>
     </w:tblStylePr>
   </w:style>
-  <w:style w:type="table" w:styleId="104">
+  <w:style w:type="table" w:styleId="798">
     <w:name w:val="List Table 6 Colorful - Accent 2"/>
-    <w:basedOn w:val="665"/>
+    <w:basedOn w:val="891"/>
     <w:uiPriority w:val="99"/>
     <w:pPr>
       <w:pBdr/>
@@ -28139,9 +32109,9 @@
       </w:tcPr>
     </w:tblStylePr>
   </w:style>
-  <w:style w:type="table" w:styleId="105">
+  <w:style w:type="table" w:styleId="799">
     <w:name w:val="List Table 6 Colorful - Accent 3"/>
-    <w:basedOn w:val="665"/>
+    <w:basedOn w:val="891"/>
     <w:uiPriority w:val="99"/>
     <w:pPr>
       <w:pBdr/>
@@ -28362,9 +32332,9 @@
       </w:tcPr>
     </w:tblStylePr>
   </w:style>
-  <w:style w:type="table" w:styleId="106">
+  <w:style w:type="table" w:styleId="800">
     <w:name w:val="List Table 6 Colorful - Accent 4"/>
-    <w:basedOn w:val="665"/>
+    <w:basedOn w:val="891"/>
     <w:uiPriority w:val="99"/>
     <w:pPr>
       <w:pBdr/>
@@ -28585,9 +32555,9 @@
       </w:tcPr>
     </w:tblStylePr>
   </w:style>
-  <w:style w:type="table" w:styleId="107">
+  <w:style w:type="table" w:styleId="801">
     <w:name w:val="List Table 6 Colorful - Accent 5"/>
-    <w:basedOn w:val="665"/>
+    <w:basedOn w:val="891"/>
     <w:uiPriority w:val="99"/>
     <w:pPr>
       <w:pBdr/>
@@ -28808,9 +32778,9 @@
       </w:tcPr>
     </w:tblStylePr>
   </w:style>
-  <w:style w:type="table" w:styleId="108">
+  <w:style w:type="table" w:styleId="802">
     <w:name w:val="List Table 6 Colorful - Accent 6"/>
-    <w:basedOn w:val="665"/>
+    <w:basedOn w:val="891"/>
     <w:uiPriority w:val="99"/>
     <w:pPr>
       <w:pBdr/>
@@ -29031,9 +33001,9 @@
       </w:tcPr>
     </w:tblStylePr>
   </w:style>
-  <w:style w:type="table" w:styleId="109">
+  <w:style w:type="table" w:styleId="803">
     <w:name w:val="List Table 7 Colorful"/>
-    <w:basedOn w:val="665"/>
+    <w:basedOn w:val="891"/>
     <w:uiPriority w:val="99"/>
     <w:pPr>
       <w:pBdr/>
@@ -29132,11 +33102,11 @@
         <w:tblBorders/>
       </w:tblPr>
       <w:tcPr>
-        <w:shd w:color="ffffff"/>
+        <w:shd w:val="clear" w:color="ffffff"/>
         <w:tcBorders>
-          <w:top w:val="none"/>
-          <w:left w:val="none"/>
-          <w:bottom w:val="none"/>
+          <w:top w:val="none" w:color="000000" w:sz="4" w:space="0"/>
+          <w:left w:val="none" w:color="000000" w:sz="4" w:space="0"/>
+          <w:bottom w:val="none" w:color="000000" w:sz="4" w:space="0"/>
           <w:right w:val="single" w:color="000000" w:themeColor="text1" w:themeTint="80" w:sz="4" w:space="0"/>
         </w:tcBorders>
       </w:tcPr>
@@ -29159,10 +33129,10 @@
       <w:tcPr>
         <w:shd w:val="clear" w:color="ffffff" w:themeColor="light1" w:fill="ffffff" w:themeFill="light1"/>
         <w:tcBorders>
-          <w:top w:val="none"/>
-          <w:left w:val="none"/>
+          <w:top w:val="none" w:color="000000" w:sz="4" w:space="0"/>
+          <w:left w:val="none" w:color="000000" w:sz="4" w:space="0"/>
           <w:bottom w:val="single" w:color="000000" w:themeColor="text1" w:themeTint="80" w:sz="4" w:space="0"/>
-          <w:right w:val="none"/>
+          <w:right w:val="none" w:color="000000" w:sz="4" w:space="0"/>
         </w:tcBorders>
       </w:tcPr>
     </w:tblStylePr>
@@ -29182,12 +33152,12 @@
         <w:tblBorders/>
       </w:tblPr>
       <w:tcPr>
-        <w:shd w:color="ffffff"/>
+        <w:shd w:val="clear" w:color="ffffff"/>
         <w:tcBorders>
-          <w:top w:val="none"/>
+          <w:top w:val="none" w:color="000000" w:sz="4" w:space="0"/>
           <w:left w:val="single" w:color="000000" w:themeColor="text1" w:themeTint="80" w:sz="4" w:space="0"/>
-          <w:bottom w:val="none"/>
-          <w:right w:val="none"/>
+          <w:bottom w:val="none" w:color="000000" w:sz="4" w:space="0"/>
+          <w:right w:val="none" w:color="000000" w:sz="4" w:space="0"/>
         </w:tcBorders>
       </w:tcPr>
     </w:tblStylePr>
@@ -29210,9 +33180,9 @@
         <w:shd w:val="clear" w:color="ffffff" w:themeColor="light1" w:fill="ffffff" w:themeFill="light1"/>
         <w:tcBorders>
           <w:top w:val="single" w:color="000000" w:themeColor="text1" w:themeTint="80" w:sz="4" w:space="0"/>
-          <w:left w:val="none"/>
-          <w:bottom w:val="none"/>
-          <w:right w:val="none"/>
+          <w:left w:val="none" w:color="000000" w:sz="4" w:space="0"/>
+          <w:bottom w:val="none" w:color="000000" w:sz="4" w:space="0"/>
+          <w:right w:val="none" w:color="000000" w:sz="4" w:space="0"/>
         </w:tcBorders>
       </w:tcPr>
     </w:tblStylePr>
@@ -29287,9 +33257,9 @@
       </w:tcPr>
     </w:tblStylePr>
   </w:style>
-  <w:style w:type="table" w:styleId="110">
+  <w:style w:type="table" w:styleId="804">
     <w:name w:val="List Table 7 Colorful - Accent 1"/>
-    <w:basedOn w:val="665"/>
+    <w:basedOn w:val="891"/>
     <w:uiPriority w:val="99"/>
     <w:pPr>
       <w:pBdr/>
@@ -29388,11 +33358,11 @@
         <w:tblBorders/>
       </w:tblPr>
       <w:tcPr>
-        <w:shd w:color="ffffff"/>
+        <w:shd w:val="clear" w:color="ffffff"/>
         <w:tcBorders>
-          <w:top w:val="none"/>
-          <w:left w:val="none"/>
-          <w:bottom w:val="none"/>
+          <w:top w:val="none" w:color="000000" w:sz="4" w:space="0"/>
+          <w:left w:val="none" w:color="000000" w:sz="4" w:space="0"/>
+          <w:bottom w:val="none" w:color="000000" w:sz="4" w:space="0"/>
           <w:right w:val="single" w:color="000000" w:themeColor="accent1" w:sz="4" w:space="0"/>
         </w:tcBorders>
       </w:tcPr>
@@ -29415,10 +33385,10 @@
       <w:tcPr>
         <w:shd w:val="clear" w:color="ffffff" w:themeColor="light1" w:fill="ffffff" w:themeFill="light1"/>
         <w:tcBorders>
-          <w:top w:val="none"/>
-          <w:left w:val="none"/>
+          <w:top w:val="none" w:color="000000" w:sz="4" w:space="0"/>
+          <w:left w:val="none" w:color="000000" w:sz="4" w:space="0"/>
           <w:bottom w:val="single" w:color="000000" w:themeColor="accent1" w:sz="4" w:space="0"/>
-          <w:right w:val="none"/>
+          <w:right w:val="none" w:color="000000" w:sz="4" w:space="0"/>
         </w:tcBorders>
       </w:tcPr>
     </w:tblStylePr>
@@ -29438,12 +33408,12 @@
         <w:tblBorders/>
       </w:tblPr>
       <w:tcPr>
-        <w:shd w:color="ffffff"/>
+        <w:shd w:val="clear" w:color="ffffff"/>
         <w:tcBorders>
-          <w:top w:val="none"/>
+          <w:top w:val="none" w:color="000000" w:sz="4" w:space="0"/>
           <w:left w:val="single" w:color="000000" w:themeColor="accent1" w:sz="4" w:space="0"/>
-          <w:bottom w:val="none"/>
-          <w:right w:val="none"/>
+          <w:bottom w:val="none" w:color="000000" w:sz="4" w:space="0"/>
+          <w:right w:val="none" w:color="000000" w:sz="4" w:space="0"/>
         </w:tcBorders>
       </w:tcPr>
     </w:tblStylePr>
@@ -29466,9 +33436,9 @@
         <w:shd w:val="clear" w:color="ffffff" w:themeColor="light1" w:fill="ffffff" w:themeFill="light1"/>
         <w:tcBorders>
           <w:top w:val="single" w:color="000000" w:themeColor="accent1" w:sz="4" w:space="0"/>
-          <w:left w:val="none"/>
-          <w:bottom w:val="none"/>
-          <w:right w:val="none"/>
+          <w:left w:val="none" w:color="000000" w:sz="4" w:space="0"/>
+          <w:bottom w:val="none" w:color="000000" w:sz="4" w:space="0"/>
+          <w:right w:val="none" w:color="000000" w:sz="4" w:space="0"/>
         </w:tcBorders>
       </w:tcPr>
     </w:tblStylePr>
@@ -29543,9 +33513,9 @@
       </w:tcPr>
     </w:tblStylePr>
   </w:style>
-  <w:style w:type="table" w:styleId="111">
+  <w:style w:type="table" w:styleId="805">
     <w:name w:val="List Table 7 Colorful - Accent 2"/>
-    <w:basedOn w:val="665"/>
+    <w:basedOn w:val="891"/>
     <w:uiPriority w:val="99"/>
     <w:pPr>
       <w:pBdr/>
@@ -29644,11 +33614,11 @@
         <w:tblBorders/>
       </w:tblPr>
       <w:tcPr>
-        <w:shd w:color="ffffff"/>
+        <w:shd w:val="clear" w:color="ffffff"/>
         <w:tcBorders>
-          <w:top w:val="none"/>
-          <w:left w:val="none"/>
-          <w:bottom w:val="none"/>
+          <w:top w:val="none" w:color="000000" w:sz="4" w:space="0"/>
+          <w:left w:val="none" w:color="000000" w:sz="4" w:space="0"/>
+          <w:bottom w:val="none" w:color="000000" w:sz="4" w:space="0"/>
           <w:right w:val="single" w:color="000000" w:themeColor="accent2" w:themeTint="97" w:sz="4" w:space="0"/>
         </w:tcBorders>
       </w:tcPr>
@@ -29671,10 +33641,10 @@
       <w:tcPr>
         <w:shd w:val="clear" w:color="ffffff" w:themeColor="light1" w:fill="ffffff" w:themeFill="light1"/>
         <w:tcBorders>
-          <w:top w:val="none"/>
-          <w:left w:val="none"/>
+          <w:top w:val="none" w:color="000000" w:sz="4" w:space="0"/>
+          <w:left w:val="none" w:color="000000" w:sz="4" w:space="0"/>
           <w:bottom w:val="single" w:color="000000" w:themeColor="accent2" w:themeTint="97" w:sz="4" w:space="0"/>
-          <w:right w:val="none"/>
+          <w:right w:val="none" w:color="000000" w:sz="4" w:space="0"/>
         </w:tcBorders>
       </w:tcPr>
     </w:tblStylePr>
@@ -29694,12 +33664,12 @@
         <w:tblBorders/>
       </w:tblPr>
       <w:tcPr>
-        <w:shd w:color="ffffff"/>
+        <w:shd w:val="clear" w:color="ffffff"/>
         <w:tcBorders>
-          <w:top w:val="none"/>
+          <w:top w:val="none" w:color="000000" w:sz="4" w:space="0"/>
           <w:left w:val="single" w:color="000000" w:themeColor="accent2" w:themeTint="97" w:sz="4" w:space="0"/>
-          <w:bottom w:val="none"/>
-          <w:right w:val="none"/>
+          <w:bottom w:val="none" w:color="000000" w:sz="4" w:space="0"/>
+          <w:right w:val="none" w:color="000000" w:sz="4" w:space="0"/>
         </w:tcBorders>
       </w:tcPr>
     </w:tblStylePr>
@@ -29722,9 +33692,9 @@
         <w:shd w:val="clear" w:color="ffffff" w:themeColor="light1" w:fill="ffffff" w:themeFill="light1"/>
         <w:tcBorders>
           <w:top w:val="single" w:color="000000" w:themeColor="accent2" w:themeTint="97" w:sz="4" w:space="0"/>
-          <w:left w:val="none"/>
-          <w:bottom w:val="none"/>
-          <w:right w:val="none"/>
+          <w:left w:val="none" w:color="000000" w:sz="4" w:space="0"/>
+          <w:bottom w:val="none" w:color="000000" w:sz="4" w:space="0"/>
+          <w:right w:val="none" w:color="000000" w:sz="4" w:space="0"/>
         </w:tcBorders>
       </w:tcPr>
     </w:tblStylePr>
@@ -29799,9 +33769,9 @@
       </w:tcPr>
     </w:tblStylePr>
   </w:style>
-  <w:style w:type="table" w:styleId="112">
+  <w:style w:type="table" w:styleId="806">
     <w:name w:val="List Table 7 Colorful - Accent 3"/>
-    <w:basedOn w:val="665"/>
+    <w:basedOn w:val="891"/>
     <w:uiPriority w:val="99"/>
     <w:pPr>
       <w:pBdr/>
@@ -29900,11 +33870,11 @@
         <w:tblBorders/>
       </w:tblPr>
       <w:tcPr>
-        <w:shd w:color="ffffff"/>
+        <w:shd w:val="clear" w:color="ffffff"/>
         <w:tcBorders>
-          <w:top w:val="none"/>
-          <w:left w:val="none"/>
-          <w:bottom w:val="none"/>
+          <w:top w:val="none" w:color="000000" w:sz="4" w:space="0"/>
+          <w:left w:val="none" w:color="000000" w:sz="4" w:space="0"/>
+          <w:bottom w:val="none" w:color="000000" w:sz="4" w:space="0"/>
           <w:right w:val="single" w:color="000000" w:themeColor="accent3" w:themeTint="98" w:sz="4" w:space="0"/>
         </w:tcBorders>
       </w:tcPr>
@@ -29927,10 +33897,10 @@
       <w:tcPr>
         <w:shd w:val="clear" w:color="ffffff" w:themeColor="light1" w:fill="ffffff" w:themeFill="light1"/>
         <w:tcBorders>
-          <w:top w:val="none"/>
-          <w:left w:val="none"/>
+          <w:top w:val="none" w:color="000000" w:sz="4" w:space="0"/>
+          <w:left w:val="none" w:color="000000" w:sz="4" w:space="0"/>
           <w:bottom w:val="single" w:color="000000" w:themeColor="accent3" w:themeTint="98" w:sz="4" w:space="0"/>
-          <w:right w:val="none"/>
+          <w:right w:val="none" w:color="000000" w:sz="4" w:space="0"/>
         </w:tcBorders>
       </w:tcPr>
     </w:tblStylePr>
@@ -29950,12 +33920,12 @@
         <w:tblBorders/>
       </w:tblPr>
       <w:tcPr>
-        <w:shd w:color="ffffff"/>
+        <w:shd w:val="clear" w:color="ffffff"/>
         <w:tcBorders>
-          <w:top w:val="none"/>
+          <w:top w:val="none" w:color="000000" w:sz="4" w:space="0"/>
           <w:left w:val="single" w:color="000000" w:themeColor="accent3" w:themeTint="98" w:sz="4" w:space="0"/>
-          <w:bottom w:val="none"/>
-          <w:right w:val="none"/>
+          <w:bottom w:val="none" w:color="000000" w:sz="4" w:space="0"/>
+          <w:right w:val="none" w:color="000000" w:sz="4" w:space="0"/>
         </w:tcBorders>
       </w:tcPr>
     </w:tblStylePr>
@@ -29978,9 +33948,9 @@
         <w:shd w:val="clear" w:color="ffffff" w:themeColor="light1" w:fill="ffffff" w:themeFill="light1"/>
         <w:tcBorders>
           <w:top w:val="single" w:color="000000" w:themeColor="accent3" w:themeTint="98" w:sz="4" w:space="0"/>
-          <w:left w:val="none"/>
-          <w:bottom w:val="none"/>
-          <w:right w:val="none"/>
+          <w:left w:val="none" w:color="000000" w:sz="4" w:space="0"/>
+          <w:bottom w:val="none" w:color="000000" w:sz="4" w:space="0"/>
+          <w:right w:val="none" w:color="000000" w:sz="4" w:space="0"/>
         </w:tcBorders>
       </w:tcPr>
     </w:tblStylePr>
@@ -30055,9 +34025,9 @@
       </w:tcPr>
     </w:tblStylePr>
   </w:style>
-  <w:style w:type="table" w:styleId="113">
+  <w:style w:type="table" w:styleId="807">
     <w:name w:val="List Table 7 Colorful - Accent 4"/>
-    <w:basedOn w:val="665"/>
+    <w:basedOn w:val="891"/>
     <w:uiPriority w:val="99"/>
     <w:pPr>
       <w:pBdr/>
@@ -30156,11 +34126,11 @@
         <w:tblBorders/>
       </w:tblPr>
       <w:tcPr>
-        <w:shd w:color="ffffff"/>
+        <w:shd w:val="clear" w:color="ffffff"/>
         <w:tcBorders>
-          <w:top w:val="none"/>
-          <w:left w:val="none"/>
-          <w:bottom w:val="none"/>
+          <w:top w:val="none" w:color="000000" w:sz="4" w:space="0"/>
+          <w:left w:val="none" w:color="000000" w:sz="4" w:space="0"/>
+          <w:bottom w:val="none" w:color="000000" w:sz="4" w:space="0"/>
           <w:right w:val="single" w:color="000000" w:themeColor="accent4" w:themeTint="9A" w:sz="4" w:space="0"/>
         </w:tcBorders>
       </w:tcPr>
@@ -30183,10 +34153,10 @@
       <w:tcPr>
         <w:shd w:val="clear" w:color="ffffff" w:themeColor="light1" w:fill="ffffff" w:themeFill="light1"/>
         <w:tcBorders>
-          <w:top w:val="none"/>
-          <w:left w:val="none"/>
+          <w:top w:val="none" w:color="000000" w:sz="4" w:space="0"/>
+          <w:left w:val="none" w:color="000000" w:sz="4" w:space="0"/>
           <w:bottom w:val="single" w:color="000000" w:themeColor="accent4" w:themeTint="9A" w:sz="4" w:space="0"/>
-          <w:right w:val="none"/>
+          <w:right w:val="none" w:color="000000" w:sz="4" w:space="0"/>
         </w:tcBorders>
       </w:tcPr>
     </w:tblStylePr>
@@ -30206,12 +34176,12 @@
         <w:tblBorders/>
       </w:tblPr>
       <w:tcPr>
-        <w:shd w:color="ffffff"/>
+        <w:shd w:val="clear" w:color="ffffff"/>
         <w:tcBorders>
-          <w:top w:val="none"/>
+          <w:top w:val="none" w:color="000000" w:sz="4" w:space="0"/>
           <w:left w:val="single" w:color="000000" w:themeColor="accent4" w:themeTint="9A" w:sz="4" w:space="0"/>
-          <w:bottom w:val="none"/>
-          <w:right w:val="none"/>
+          <w:bottom w:val="none" w:color="000000" w:sz="4" w:space="0"/>
+          <w:right w:val="none" w:color="000000" w:sz="4" w:space="0"/>
         </w:tcBorders>
       </w:tcPr>
     </w:tblStylePr>
@@ -30234,9 +34204,9 @@
         <w:shd w:val="clear" w:color="ffffff" w:themeColor="light1" w:fill="ffffff" w:themeFill="light1"/>
         <w:tcBorders>
           <w:top w:val="single" w:color="000000" w:themeColor="accent4" w:themeTint="9A" w:sz="4" w:space="0"/>
-          <w:left w:val="none"/>
-          <w:bottom w:val="none"/>
-          <w:right w:val="none"/>
+          <w:left w:val="none" w:color="000000" w:sz="4" w:space="0"/>
+          <w:bottom w:val="none" w:color="000000" w:sz="4" w:space="0"/>
+          <w:right w:val="none" w:color="000000" w:sz="4" w:space="0"/>
         </w:tcBorders>
       </w:tcPr>
     </w:tblStylePr>
@@ -30311,9 +34281,9 @@
       </w:tcPr>
     </w:tblStylePr>
   </w:style>
-  <w:style w:type="table" w:styleId="114">
+  <w:style w:type="table" w:styleId="808">
     <w:name w:val="List Table 7 Colorful - Accent 5"/>
-    <w:basedOn w:val="665"/>
+    <w:basedOn w:val="891"/>
     <w:uiPriority w:val="99"/>
     <w:pPr>
       <w:pBdr/>
@@ -30412,11 +34382,11 @@
         <w:tblBorders/>
       </w:tblPr>
       <w:tcPr>
-        <w:shd w:color="ffffff"/>
+        <w:shd w:val="clear" w:color="ffffff"/>
         <w:tcBorders>
-          <w:top w:val="none"/>
-          <w:left w:val="none"/>
-          <w:bottom w:val="none"/>
+          <w:top w:val="none" w:color="000000" w:sz="4" w:space="0"/>
+          <w:left w:val="none" w:color="000000" w:sz="4" w:space="0"/>
+          <w:bottom w:val="none" w:color="000000" w:sz="4" w:space="0"/>
           <w:right w:val="single" w:color="000000" w:themeColor="accent5" w:themeTint="9A" w:sz="4" w:space="0"/>
         </w:tcBorders>
       </w:tcPr>
@@ -30439,10 +34409,10 @@
       <w:tcPr>
         <w:shd w:val="clear" w:color="ffffff" w:themeColor="light1" w:fill="ffffff" w:themeFill="light1"/>
         <w:tcBorders>
-          <w:top w:val="none"/>
-          <w:left w:val="none"/>
+          <w:top w:val="none" w:color="000000" w:sz="4" w:space="0"/>
+          <w:left w:val="none" w:color="000000" w:sz="4" w:space="0"/>
           <w:bottom w:val="single" w:color="000000" w:themeColor="accent5" w:themeTint="9A" w:sz="4" w:space="0"/>
-          <w:right w:val="none"/>
+          <w:right w:val="none" w:color="000000" w:sz="4" w:space="0"/>
         </w:tcBorders>
       </w:tcPr>
     </w:tblStylePr>
@@ -30462,12 +34432,12 @@
         <w:tblBorders/>
       </w:tblPr>
       <w:tcPr>
-        <w:shd w:color="ffffff"/>
+        <w:shd w:val="clear" w:color="ffffff"/>
         <w:tcBorders>
-          <w:top w:val="none"/>
+          <w:top w:val="none" w:color="000000" w:sz="4" w:space="0"/>
           <w:left w:val="single" w:color="000000" w:themeColor="accent5" w:themeTint="9A" w:sz="4" w:space="0"/>
-          <w:bottom w:val="none"/>
-          <w:right w:val="none"/>
+          <w:bottom w:val="none" w:color="000000" w:sz="4" w:space="0"/>
+          <w:right w:val="none" w:color="000000" w:sz="4" w:space="0"/>
         </w:tcBorders>
       </w:tcPr>
     </w:tblStylePr>
@@ -30490,9 +34460,9 @@
         <w:shd w:val="clear" w:color="ffffff" w:themeColor="light1" w:fill="ffffff" w:themeFill="light1"/>
         <w:tcBorders>
           <w:top w:val="single" w:color="000000" w:themeColor="accent5" w:themeTint="9A" w:sz="4" w:space="0"/>
-          <w:left w:val="none"/>
-          <w:bottom w:val="none"/>
-          <w:right w:val="none"/>
+          <w:left w:val="none" w:color="000000" w:sz="4" w:space="0"/>
+          <w:bottom w:val="none" w:color="000000" w:sz="4" w:space="0"/>
+          <w:right w:val="none" w:color="000000" w:sz="4" w:space="0"/>
         </w:tcBorders>
       </w:tcPr>
     </w:tblStylePr>
@@ -30567,9 +34537,9 @@
       </w:tcPr>
     </w:tblStylePr>
   </w:style>
-  <w:style w:type="table" w:styleId="115">
+  <w:style w:type="table" w:styleId="809">
     <w:name w:val="List Table 7 Colorful - Accent 6"/>
-    <w:basedOn w:val="665"/>
+    <w:basedOn w:val="891"/>
     <w:uiPriority w:val="99"/>
     <w:pPr>
       <w:pBdr/>
@@ -30668,11 +34638,11 @@
         <w:tblBorders/>
       </w:tblPr>
       <w:tcPr>
-        <w:shd w:color="ffffff"/>
+        <w:shd w:val="clear" w:color="ffffff"/>
         <w:tcBorders>
-          <w:top w:val="none"/>
-          <w:left w:val="none"/>
-          <w:bottom w:val="none"/>
+          <w:top w:val="none" w:color="000000" w:sz="4" w:space="0"/>
+          <w:left w:val="none" w:color="000000" w:sz="4" w:space="0"/>
+          <w:bottom w:val="none" w:color="000000" w:sz="4" w:space="0"/>
           <w:right w:val="single" w:color="000000" w:themeColor="accent6" w:themeTint="98" w:sz="4" w:space="0"/>
         </w:tcBorders>
       </w:tcPr>
@@ -30695,10 +34665,10 @@
       <w:tcPr>
         <w:shd w:val="clear" w:color="ffffff" w:themeColor="light1" w:fill="ffffff" w:themeFill="light1"/>
         <w:tcBorders>
-          <w:top w:val="none"/>
-          <w:left w:val="none"/>
+          <w:top w:val="none" w:color="000000" w:sz="4" w:space="0"/>
+          <w:left w:val="none" w:color="000000" w:sz="4" w:space="0"/>
           <w:bottom w:val="single" w:color="000000" w:themeColor="accent6" w:themeTint="98" w:sz="4" w:space="0"/>
-          <w:right w:val="none"/>
+          <w:right w:val="none" w:color="000000" w:sz="4" w:space="0"/>
         </w:tcBorders>
       </w:tcPr>
     </w:tblStylePr>
@@ -30718,12 +34688,12 @@
         <w:tblBorders/>
       </w:tblPr>
       <w:tcPr>
-        <w:shd w:color="ffffff"/>
+        <w:shd w:val="clear" w:color="ffffff"/>
         <w:tcBorders>
-          <w:top w:val="none"/>
+          <w:top w:val="none" w:color="000000" w:sz="4" w:space="0"/>
           <w:left w:val="single" w:color="000000" w:themeColor="accent6" w:themeTint="98" w:sz="4" w:space="0"/>
-          <w:bottom w:val="none"/>
-          <w:right w:val="none"/>
+          <w:bottom w:val="none" w:color="000000" w:sz="4" w:space="0"/>
+          <w:right w:val="none" w:color="000000" w:sz="4" w:space="0"/>
         </w:tcBorders>
       </w:tcPr>
     </w:tblStylePr>
@@ -30746,9 +34716,9 @@
         <w:shd w:val="clear" w:color="ffffff" w:themeColor="light1" w:fill="ffffff" w:themeFill="light1"/>
         <w:tcBorders>
           <w:top w:val="single" w:color="000000" w:themeColor="accent6" w:themeTint="98" w:sz="4" w:space="0"/>
-          <w:left w:val="none"/>
-          <w:bottom w:val="none"/>
-          <w:right w:val="none"/>
+          <w:left w:val="none" w:color="000000" w:sz="4" w:space="0"/>
+          <w:bottom w:val="none" w:color="000000" w:sz="4" w:space="0"/>
+          <w:right w:val="none" w:color="000000" w:sz="4" w:space="0"/>
         </w:tcBorders>
       </w:tcPr>
     </w:tblStylePr>
@@ -30823,9 +34793,9 @@
       </w:tcPr>
     </w:tblStylePr>
   </w:style>
-  <w:style w:type="table" w:styleId="116">
+  <w:style w:type="table" w:styleId="810">
     <w:name w:val="Lined - Accent"/>
-    <w:basedOn w:val="665"/>
+    <w:basedOn w:val="891"/>
     <w:uiPriority w:val="99"/>
     <w:pPr>
       <w:pBdr/>
@@ -31060,9 +35030,9 @@
       </w:tcPr>
     </w:tblStylePr>
   </w:style>
-  <w:style w:type="table" w:styleId="117">
+  <w:style w:type="table" w:styleId="811">
     <w:name w:val="Lined - Accent 1"/>
-    <w:basedOn w:val="665"/>
+    <w:basedOn w:val="891"/>
     <w:uiPriority w:val="99"/>
     <w:pPr>
       <w:pBdr/>
@@ -31297,9 +35267,9 @@
       </w:tcPr>
     </w:tblStylePr>
   </w:style>
-  <w:style w:type="table" w:styleId="118">
+  <w:style w:type="table" w:styleId="812">
     <w:name w:val="Lined - Accent 2"/>
-    <w:basedOn w:val="665"/>
+    <w:basedOn w:val="891"/>
     <w:uiPriority w:val="99"/>
     <w:pPr>
       <w:pBdr/>
@@ -31534,9 +35504,9 @@
       </w:tcPr>
     </w:tblStylePr>
   </w:style>
-  <w:style w:type="table" w:styleId="119">
+  <w:style w:type="table" w:styleId="813">
     <w:name w:val="Lined - Accent 3"/>
-    <w:basedOn w:val="665"/>
+    <w:basedOn w:val="891"/>
     <w:uiPriority w:val="99"/>
     <w:pPr>
       <w:pBdr/>
@@ -31771,9 +35741,9 @@
       </w:tcPr>
     </w:tblStylePr>
   </w:style>
-  <w:style w:type="table" w:styleId="120">
+  <w:style w:type="table" w:styleId="814">
     <w:name w:val="Lined - Accent 4"/>
-    <w:basedOn w:val="665"/>
+    <w:basedOn w:val="891"/>
     <w:uiPriority w:val="99"/>
     <w:pPr>
       <w:pBdr/>
@@ -32008,9 +35978,9 @@
       </w:tcPr>
     </w:tblStylePr>
   </w:style>
-  <w:style w:type="table" w:styleId="121">
+  <w:style w:type="table" w:styleId="815">
     <w:name w:val="Lined - Accent 5"/>
-    <w:basedOn w:val="665"/>
+    <w:basedOn w:val="891"/>
     <w:uiPriority w:val="99"/>
     <w:pPr>
       <w:pBdr/>
@@ -32245,9 +36215,9 @@
       </w:tcPr>
     </w:tblStylePr>
   </w:style>
-  <w:style w:type="table" w:styleId="122">
+  <w:style w:type="table" w:styleId="816">
     <w:name w:val="Lined - Accent 6"/>
-    <w:basedOn w:val="665"/>
+    <w:basedOn w:val="891"/>
     <w:uiPriority w:val="99"/>
     <w:pPr>
       <w:pBdr/>
@@ -32482,9 +36452,9 @@
       </w:tcPr>
     </w:tblStylePr>
   </w:style>
-  <w:style w:type="table" w:styleId="123">
+  <w:style w:type="table" w:styleId="817">
     <w:name w:val="Bordered &amp; Lined - Accent"/>
-    <w:basedOn w:val="665"/>
+    <w:basedOn w:val="891"/>
     <w:uiPriority w:val="99"/>
     <w:pPr>
       <w:pBdr/>
@@ -32726,9 +36696,9 @@
       </w:tcPr>
     </w:tblStylePr>
   </w:style>
-  <w:style w:type="table" w:styleId="124">
+  <w:style w:type="table" w:styleId="818">
     <w:name w:val="Bordered &amp; Lined - Accent 1"/>
-    <w:basedOn w:val="665"/>
+    <w:basedOn w:val="891"/>
     <w:uiPriority w:val="99"/>
     <w:pPr>
       <w:pBdr/>
@@ -32970,9 +36940,9 @@
       </w:tcPr>
     </w:tblStylePr>
   </w:style>
-  <w:style w:type="table" w:styleId="125">
+  <w:style w:type="table" w:styleId="819">
     <w:name w:val="Bordered &amp; Lined - Accent 2"/>
-    <w:basedOn w:val="665"/>
+    <w:basedOn w:val="891"/>
     <w:uiPriority w:val="99"/>
     <w:pPr>
       <w:pBdr/>
@@ -33214,9 +37184,9 @@
       </w:tcPr>
     </w:tblStylePr>
   </w:style>
-  <w:style w:type="table" w:styleId="126">
+  <w:style w:type="table" w:styleId="820">
     <w:name w:val="Bordered &amp; Lined - Accent 3"/>
-    <w:basedOn w:val="665"/>
+    <w:basedOn w:val="891"/>
     <w:uiPriority w:val="99"/>
     <w:pPr>
       <w:pBdr/>
@@ -33458,9 +37428,9 @@
       </w:tcPr>
     </w:tblStylePr>
   </w:style>
-  <w:style w:type="table" w:styleId="127">
+  <w:style w:type="table" w:styleId="821">
     <w:name w:val="Bordered &amp; Lined - Accent 4"/>
-    <w:basedOn w:val="665"/>
+    <w:basedOn w:val="891"/>
     <w:uiPriority w:val="99"/>
     <w:pPr>
       <w:pBdr/>
@@ -33702,9 +37672,9 @@
       </w:tcPr>
     </w:tblStylePr>
   </w:style>
-  <w:style w:type="table" w:styleId="128">
+  <w:style w:type="table" w:styleId="822">
     <w:name w:val="Bordered &amp; Lined - Accent 5"/>
-    <w:basedOn w:val="665"/>
+    <w:basedOn w:val="891"/>
     <w:uiPriority w:val="99"/>
     <w:pPr>
       <w:pBdr/>
@@ -33946,9 +37916,9 @@
       </w:tcPr>
     </w:tblStylePr>
   </w:style>
-  <w:style w:type="table" w:styleId="129">
+  <w:style w:type="table" w:styleId="823">
     <w:name w:val="Bordered &amp; Lined - Accent 6"/>
-    <w:basedOn w:val="665"/>
+    <w:basedOn w:val="891"/>
     <w:uiPriority w:val="99"/>
     <w:pPr>
       <w:pBdr/>
@@ -34190,9 +38160,9 @@
       </w:tcPr>
     </w:tblStylePr>
   </w:style>
-  <w:style w:type="table" w:styleId="130">
+  <w:style w:type="table" w:styleId="824">
     <w:name w:val="Bordered"/>
-    <w:basedOn w:val="665"/>
+    <w:basedOn w:val="891"/>
     <w:uiPriority w:val="99"/>
     <w:pPr>
       <w:pBdr/>
@@ -34421,9 +38391,9 @@
       </w:tcPr>
     </w:tblStylePr>
   </w:style>
-  <w:style w:type="table" w:styleId="131">
+  <w:style w:type="table" w:styleId="825">
     <w:name w:val="Bordered - Accent 1"/>
-    <w:basedOn w:val="665"/>
+    <w:basedOn w:val="891"/>
     <w:uiPriority w:val="99"/>
     <w:pPr>
       <w:pBdr/>
@@ -34652,9 +38622,9 @@
       </w:tcPr>
     </w:tblStylePr>
   </w:style>
-  <w:style w:type="table" w:styleId="132">
+  <w:style w:type="table" w:styleId="826">
     <w:name w:val="Bordered - Accent 2"/>
-    <w:basedOn w:val="665"/>
+    <w:basedOn w:val="891"/>
     <w:uiPriority w:val="99"/>
     <w:pPr>
       <w:pBdr/>
@@ -34883,9 +38853,9 @@
       </w:tcPr>
     </w:tblStylePr>
   </w:style>
-  <w:style w:type="table" w:styleId="133">
+  <w:style w:type="table" w:styleId="827">
     <w:name w:val="Bordered - Accent 3"/>
-    <w:basedOn w:val="665"/>
+    <w:basedOn w:val="891"/>
     <w:uiPriority w:val="99"/>
     <w:pPr>
       <w:pBdr/>
@@ -35114,9 +39084,9 @@
       </w:tcPr>
     </w:tblStylePr>
   </w:style>
-  <w:style w:type="table" w:styleId="134">
+  <w:style w:type="table" w:styleId="828">
     <w:name w:val="Bordered - Accent 4"/>
-    <w:basedOn w:val="665"/>
+    <w:basedOn w:val="891"/>
     <w:uiPriority w:val="99"/>
     <w:pPr>
       <w:pBdr/>
@@ -35345,9 +39315,9 @@
       </w:tcPr>
     </w:tblStylePr>
   </w:style>
-  <w:style w:type="table" w:styleId="135">
+  <w:style w:type="table" w:styleId="829">
     <w:name w:val="Bordered - Accent 5"/>
-    <w:basedOn w:val="665"/>
+    <w:basedOn w:val="891"/>
     <w:uiPriority w:val="99"/>
     <w:pPr>
       <w:pBdr/>
@@ -35576,9 +39546,9 @@
       </w:tcPr>
     </w:tblStylePr>
   </w:style>
-  <w:style w:type="table" w:styleId="136">
+  <w:style w:type="table" w:styleId="830">
     <w:name w:val="Bordered - Accent 6"/>
-    <w:basedOn w:val="665"/>
+    <w:basedOn w:val="891"/>
     <w:uiPriority w:val="99"/>
     <w:pPr>
       <w:pBdr/>
@@ -35807,11 +39777,11 @@
       </w:tcPr>
     </w:tblStylePr>
   </w:style>
-  <w:style w:type="paragraph" w:styleId="138">
+  <w:style w:type="paragraph" w:styleId="831">
     <w:name w:val="Heading 1"/>
-    <w:basedOn w:val="664"/>
-    <w:next w:val="664"/>
-    <w:link w:val="149"/>
+    <w:basedOn w:val="890"/>
+    <w:next w:val="890"/>
+    <w:link w:val="841"/>
     <w:uiPriority w:val="9"/>
     <w:qFormat/>
     <w:pPr>
@@ -35829,11 +39799,11 @@
       <w:szCs w:val="40"/>
     </w:rPr>
   </w:style>
-  <w:style w:type="paragraph" w:styleId="139">
+  <w:style w:type="paragraph" w:styleId="832">
     <w:name w:val="Heading 2"/>
-    <w:basedOn w:val="664"/>
-    <w:next w:val="664"/>
-    <w:link w:val="150"/>
+    <w:basedOn w:val="890"/>
+    <w:next w:val="890"/>
+    <w:link w:val="842"/>
     <w:uiPriority w:val="9"/>
     <w:unhideWhenUsed/>
     <w:qFormat/>
@@ -35852,11 +39822,11 @@
       <w:szCs w:val="32"/>
     </w:rPr>
   </w:style>
-  <w:style w:type="paragraph" w:styleId="140">
+  <w:style w:type="paragraph" w:styleId="833">
     <w:name w:val="Heading 3"/>
-    <w:basedOn w:val="664"/>
-    <w:next w:val="664"/>
-    <w:link w:val="151"/>
+    <w:basedOn w:val="890"/>
+    <w:next w:val="890"/>
+    <w:link w:val="843"/>
     <w:uiPriority w:val="9"/>
     <w:unhideWhenUsed/>
     <w:qFormat/>
@@ -35875,11 +39845,11 @@
       <w:szCs w:val="28"/>
     </w:rPr>
   </w:style>
-  <w:style w:type="paragraph" w:styleId="141">
+  <w:style w:type="paragraph" w:styleId="834">
     <w:name w:val="Heading 4"/>
-    <w:basedOn w:val="664"/>
-    <w:next w:val="664"/>
-    <w:link w:val="152"/>
+    <w:basedOn w:val="890"/>
+    <w:next w:val="890"/>
+    <w:link w:val="844"/>
     <w:uiPriority w:val="9"/>
     <w:unhideWhenUsed/>
     <w:qFormat/>
@@ -35898,11 +39868,11 @@
       <w:color w:val="0f4761" w:themeColor="accent1" w:themeShade="BF"/>
     </w:rPr>
   </w:style>
-  <w:style w:type="paragraph" w:styleId="142">
+  <w:style w:type="paragraph" w:styleId="835">
     <w:name w:val="Heading 5"/>
-    <w:basedOn w:val="664"/>
-    <w:next w:val="664"/>
-    <w:link w:val="153"/>
+    <w:basedOn w:val="890"/>
+    <w:next w:val="890"/>
+    <w:link w:val="845"/>
     <w:uiPriority w:val="9"/>
     <w:unhideWhenUsed/>
     <w:qFormat/>
@@ -35919,11 +39889,11 @@
       <w:color w:val="0f4761" w:themeColor="accent1" w:themeShade="BF"/>
     </w:rPr>
   </w:style>
-  <w:style w:type="paragraph" w:styleId="143">
+  <w:style w:type="paragraph" w:styleId="836">
     <w:name w:val="Heading 6"/>
-    <w:basedOn w:val="664"/>
-    <w:next w:val="664"/>
-    <w:link w:val="154"/>
+    <w:basedOn w:val="890"/>
+    <w:next w:val="890"/>
+    <w:link w:val="846"/>
     <w:uiPriority w:val="9"/>
     <w:unhideWhenUsed/>
     <w:qFormat/>
@@ -35942,11 +39912,11 @@
       <w:color w:val="595959" w:themeColor="text1" w:themeTint="A6"/>
     </w:rPr>
   </w:style>
-  <w:style w:type="paragraph" w:styleId="144">
+  <w:style w:type="paragraph" w:styleId="837">
     <w:name w:val="Heading 7"/>
-    <w:basedOn w:val="664"/>
-    <w:next w:val="664"/>
-    <w:link w:val="155"/>
+    <w:basedOn w:val="890"/>
+    <w:next w:val="890"/>
+    <w:link w:val="847"/>
     <w:uiPriority w:val="9"/>
     <w:unhideWhenUsed/>
     <w:qFormat/>
@@ -35963,11 +39933,11 @@
       <w:color w:val="595959" w:themeColor="text1" w:themeTint="A6"/>
     </w:rPr>
   </w:style>
-  <w:style w:type="paragraph" w:styleId="145">
+  <w:style w:type="paragraph" w:styleId="838">
     <w:name w:val="Heading 8"/>
-    <w:basedOn w:val="664"/>
-    <w:next w:val="664"/>
-    <w:link w:val="156"/>
+    <w:basedOn w:val="890"/>
+    <w:next w:val="890"/>
+    <w:link w:val="848"/>
     <w:uiPriority w:val="9"/>
     <w:unhideWhenUsed/>
     <w:qFormat/>
@@ -35986,11 +39956,11 @@
       <w:color w:val="272727" w:themeColor="text1" w:themeTint="D8"/>
     </w:rPr>
   </w:style>
-  <w:style w:type="paragraph" w:styleId="146">
+  <w:style w:type="paragraph" w:styleId="839">
     <w:name w:val="Heading 9"/>
-    <w:basedOn w:val="664"/>
-    <w:next w:val="664"/>
-    <w:link w:val="157"/>
+    <w:basedOn w:val="890"/>
+    <w:next w:val="890"/>
+    <w:link w:val="849"/>
     <w:uiPriority w:val="9"/>
     <w:unhideWhenUsed/>
     <w:qFormat/>
@@ -36009,7 +39979,7 @@
       <w:color w:val="272727" w:themeColor="text1" w:themeTint="D8"/>
     </w:rPr>
   </w:style>
-  <w:style w:type="character" w:styleId="147" w:default="1">
+  <w:style w:type="character" w:styleId="840" w:default="1">
     <w:name w:val="Default Paragraph Font"/>
     <w:uiPriority w:val="1"/>
     <w:semiHidden/>
@@ -36020,10 +39990,10 @@
       <w:ind/>
     </w:pPr>
   </w:style>
-  <w:style w:type="character" w:styleId="149">
+  <w:style w:type="character" w:styleId="841">
     <w:name w:val="Heading 1 Char"/>
-    <w:basedOn w:val="147"/>
-    <w:link w:val="138"/>
+    <w:basedOn w:val="840"/>
+    <w:link w:val="831"/>
     <w:uiPriority w:val="9"/>
     <w:pPr>
       <w:pBdr/>
@@ -36037,10 +40007,10 @@
       <w:szCs w:val="40"/>
     </w:rPr>
   </w:style>
-  <w:style w:type="character" w:styleId="150">
+  <w:style w:type="character" w:styleId="842">
     <w:name w:val="Heading 2 Char"/>
-    <w:basedOn w:val="147"/>
-    <w:link w:val="139"/>
+    <w:basedOn w:val="840"/>
+    <w:link w:val="832"/>
     <w:uiPriority w:val="9"/>
     <w:pPr>
       <w:pBdr/>
@@ -36054,10 +40024,10 @@
       <w:szCs w:val="32"/>
     </w:rPr>
   </w:style>
-  <w:style w:type="character" w:styleId="151">
+  <w:style w:type="character" w:styleId="843">
     <w:name w:val="Heading 3 Char"/>
-    <w:basedOn w:val="147"/>
-    <w:link w:val="140"/>
+    <w:basedOn w:val="840"/>
+    <w:link w:val="833"/>
     <w:uiPriority w:val="9"/>
     <w:pPr>
       <w:pBdr/>
@@ -36071,10 +40041,10 @@
       <w:szCs w:val="28"/>
     </w:rPr>
   </w:style>
-  <w:style w:type="character" w:styleId="152">
+  <w:style w:type="character" w:styleId="844">
     <w:name w:val="Heading 4 Char"/>
-    <w:basedOn w:val="147"/>
-    <w:link w:val="141"/>
+    <w:basedOn w:val="840"/>
+    <w:link w:val="834"/>
     <w:uiPriority w:val="9"/>
     <w:pPr>
       <w:pBdr/>
@@ -36088,10 +40058,10 @@
       <w:color w:val="0f4761" w:themeColor="accent1" w:themeShade="BF"/>
     </w:rPr>
   </w:style>
-  <w:style w:type="character" w:styleId="153">
+  <w:style w:type="character" w:styleId="845">
     <w:name w:val="Heading 5 Char"/>
-    <w:basedOn w:val="147"/>
-    <w:link w:val="142"/>
+    <w:basedOn w:val="840"/>
+    <w:link w:val="835"/>
     <w:uiPriority w:val="9"/>
     <w:pPr>
       <w:pBdr/>
@@ -36103,10 +40073,10 @@
       <w:color w:val="0f4761" w:themeColor="accent1" w:themeShade="BF"/>
     </w:rPr>
   </w:style>
-  <w:style w:type="character" w:styleId="154">
+  <w:style w:type="character" w:styleId="846">
     <w:name w:val="Heading 6 Char"/>
-    <w:basedOn w:val="147"/>
-    <w:link w:val="143"/>
+    <w:basedOn w:val="840"/>
+    <w:link w:val="836"/>
     <w:uiPriority w:val="9"/>
     <w:pPr>
       <w:pBdr/>
@@ -36120,10 +40090,10 @@
       <w:color w:val="595959" w:themeColor="text1" w:themeTint="A6"/>
     </w:rPr>
   </w:style>
-  <w:style w:type="character" w:styleId="155">
+  <w:style w:type="character" w:styleId="847">
     <w:name w:val="Heading 7 Char"/>
-    <w:basedOn w:val="147"/>
-    <w:link w:val="144"/>
+    <w:basedOn w:val="840"/>
+    <w:link w:val="837"/>
     <w:uiPriority w:val="9"/>
     <w:pPr>
       <w:pBdr/>
@@ -36135,10 +40105,10 @@
       <w:color w:val="595959" w:themeColor="text1" w:themeTint="A6"/>
     </w:rPr>
   </w:style>
-  <w:style w:type="character" w:styleId="156">
+  <w:style w:type="character" w:styleId="848">
     <w:name w:val="Heading 8 Char"/>
-    <w:basedOn w:val="147"/>
-    <w:link w:val="145"/>
+    <w:basedOn w:val="840"/>
+    <w:link w:val="838"/>
     <w:uiPriority w:val="9"/>
     <w:pPr>
       <w:pBdr/>
@@ -36152,10 +40122,10 @@
       <w:color w:val="272727" w:themeColor="text1" w:themeTint="D8"/>
     </w:rPr>
   </w:style>
-  <w:style w:type="character" w:styleId="157">
+  <w:style w:type="character" w:styleId="849">
     <w:name w:val="Heading 9 Char"/>
-    <w:basedOn w:val="147"/>
-    <w:link w:val="146"/>
+    <w:basedOn w:val="840"/>
+    <w:link w:val="839"/>
     <w:uiPriority w:val="9"/>
     <w:pPr>
       <w:pBdr/>
@@ -36169,11 +40139,11 @@
       <w:color w:val="272727" w:themeColor="text1" w:themeTint="D8"/>
     </w:rPr>
   </w:style>
-  <w:style w:type="paragraph" w:styleId="158">
+  <w:style w:type="paragraph" w:styleId="850">
     <w:name w:val="Title"/>
-    <w:basedOn w:val="664"/>
-    <w:next w:val="664"/>
-    <w:link w:val="159"/>
+    <w:basedOn w:val="890"/>
+    <w:next w:val="890"/>
+    <w:link w:val="851"/>
     <w:uiPriority w:val="10"/>
     <w:qFormat/>
     <w:pPr>
@@ -36189,10 +40159,10 @@
       <w:szCs w:val="56"/>
     </w:rPr>
   </w:style>
-  <w:style w:type="character" w:styleId="159">
+  <w:style w:type="character" w:styleId="851">
     <w:name w:val="Title Char"/>
-    <w:basedOn w:val="147"/>
-    <w:link w:val="158"/>
+    <w:basedOn w:val="840"/>
+    <w:link w:val="850"/>
     <w:uiPriority w:val="10"/>
     <w:pPr>
       <w:pBdr/>
@@ -36206,11 +40176,11 @@
       <w:szCs w:val="56"/>
     </w:rPr>
   </w:style>
-  <w:style w:type="paragraph" w:styleId="160">
+  <w:style w:type="paragraph" w:styleId="852">
     <w:name w:val="Subtitle"/>
-    <w:basedOn w:val="664"/>
-    <w:next w:val="664"/>
-    <w:link w:val="161"/>
+    <w:basedOn w:val="890"/>
+    <w:next w:val="890"/>
+    <w:link w:val="853"/>
     <w:uiPriority w:val="11"/>
     <w:qFormat/>
     <w:pPr>
@@ -36228,10 +40198,10 @@
       <w:szCs w:val="28"/>
     </w:rPr>
   </w:style>
-  <w:style w:type="character" w:styleId="161">
+  <w:style w:type="character" w:styleId="853">
     <w:name w:val="Subtitle Char"/>
-    <w:basedOn w:val="147"/>
-    <w:link w:val="160"/>
+    <w:basedOn w:val="840"/>
+    <w:link w:val="852"/>
     <w:uiPriority w:val="11"/>
     <w:pPr>
       <w:pBdr/>
@@ -36245,11 +40215,11 @@
       <w:szCs w:val="28"/>
     </w:rPr>
   </w:style>
-  <w:style w:type="paragraph" w:styleId="162">
+  <w:style w:type="paragraph" w:styleId="854">
     <w:name w:val="Quote"/>
-    <w:basedOn w:val="664"/>
-    <w:next w:val="664"/>
-    <w:link w:val="163"/>
+    <w:basedOn w:val="890"/>
+    <w:next w:val="890"/>
+    <w:link w:val="855"/>
     <w:uiPriority w:val="29"/>
     <w:qFormat/>
     <w:pPr>
@@ -36264,10 +40234,10 @@
       <w:color w:val="404040" w:themeColor="text1" w:themeTint="BF"/>
     </w:rPr>
   </w:style>
-  <w:style w:type="character" w:styleId="163">
+  <w:style w:type="character" w:styleId="855">
     <w:name w:val="Quote Char"/>
-    <w:basedOn w:val="147"/>
-    <w:link w:val="162"/>
+    <w:basedOn w:val="840"/>
+    <w:link w:val="854"/>
     <w:uiPriority w:val="29"/>
     <w:pPr>
       <w:pBdr/>
@@ -36280,9 +40250,9 @@
       <w:color w:val="404040" w:themeColor="text1" w:themeTint="BF"/>
     </w:rPr>
   </w:style>
-  <w:style w:type="character" w:styleId="165">
+  <w:style w:type="character" w:styleId="856">
     <w:name w:val="Intense Emphasis"/>
-    <w:basedOn w:val="147"/>
+    <w:basedOn w:val="840"/>
     <w:uiPriority w:val="21"/>
     <w:qFormat/>
     <w:pPr>
@@ -36296,11 +40266,11 @@
       <w:color w:val="0f4761" w:themeColor="accent1" w:themeShade="BF"/>
     </w:rPr>
   </w:style>
-  <w:style w:type="paragraph" w:styleId="166">
+  <w:style w:type="paragraph" w:styleId="857">
     <w:name w:val="Intense Quote"/>
-    <w:basedOn w:val="664"/>
-    <w:next w:val="664"/>
-    <w:link w:val="167"/>
+    <w:basedOn w:val="890"/>
+    <w:next w:val="890"/>
+    <w:link w:val="858"/>
     <w:uiPriority w:val="30"/>
     <w:qFormat/>
     <w:pPr>
@@ -36318,10 +40288,10 @@
       <w:color w:val="0f4761" w:themeColor="accent1" w:themeShade="BF"/>
     </w:rPr>
   </w:style>
-  <w:style w:type="character" w:styleId="167">
+  <w:style w:type="character" w:styleId="858">
     <w:name w:val="Intense Quote Char"/>
-    <w:basedOn w:val="147"/>
-    <w:link w:val="166"/>
+    <w:basedOn w:val="840"/>
+    <w:link w:val="857"/>
     <w:uiPriority w:val="30"/>
     <w:pPr>
       <w:pBdr/>
@@ -36334,9 +40304,9 @@
       <w:color w:val="0f4761" w:themeColor="accent1" w:themeShade="BF"/>
     </w:rPr>
   </w:style>
-  <w:style w:type="character" w:styleId="168">
+  <w:style w:type="character" w:styleId="859">
     <w:name w:val="Intense Reference"/>
-    <w:basedOn w:val="147"/>
+    <w:basedOn w:val="840"/>
     <w:uiPriority w:val="32"/>
     <w:qFormat/>
     <w:pPr>
@@ -36352,9 +40322,9 @@
       <w:spacing w:val="5"/>
     </w:rPr>
   </w:style>
-  <w:style w:type="character" w:styleId="170">
+  <w:style w:type="character" w:styleId="860">
     <w:name w:val="Subtle Emphasis"/>
-    <w:basedOn w:val="147"/>
+    <w:basedOn w:val="840"/>
     <w:uiPriority w:val="19"/>
     <w:qFormat/>
     <w:pPr>
@@ -36368,9 +40338,9 @@
       <w:color w:val="404040" w:themeColor="text1" w:themeTint="BF"/>
     </w:rPr>
   </w:style>
-  <w:style w:type="character" w:styleId="171">
+  <w:style w:type="character" w:styleId="861">
     <w:name w:val="Emphasis"/>
-    <w:basedOn w:val="147"/>
+    <w:basedOn w:val="840"/>
     <w:uiPriority w:val="20"/>
     <w:qFormat/>
     <w:pPr>
@@ -36383,9 +40353,9 @@
       <w:iCs/>
     </w:rPr>
   </w:style>
-  <w:style w:type="character" w:styleId="172">
+  <w:style w:type="character" w:styleId="862">
     <w:name w:val="Strong"/>
-    <w:basedOn w:val="147"/>
+    <w:basedOn w:val="840"/>
     <w:uiPriority w:val="22"/>
     <w:qFormat/>
     <w:pPr>
@@ -36398,9 +40368,9 @@
       <w:bCs/>
     </w:rPr>
   </w:style>
-  <w:style w:type="character" w:styleId="173">
+  <w:style w:type="character" w:styleId="863">
     <w:name w:val="Subtle Reference"/>
-    <w:basedOn w:val="147"/>
+    <w:basedOn w:val="840"/>
     <w:uiPriority w:val="31"/>
     <w:qFormat/>
     <w:pPr>
@@ -36413,9 +40383,9 @@
       <w:color w:val="5a5a5a" w:themeColor="text1" w:themeTint="A5"/>
     </w:rPr>
   </w:style>
-  <w:style w:type="character" w:styleId="174">
+  <w:style w:type="character" w:styleId="864">
     <w:name w:val="Book Title"/>
-    <w:basedOn w:val="147"/>
+    <w:basedOn w:val="840"/>
     <w:uiPriority w:val="33"/>
     <w:qFormat/>
     <w:pPr>
@@ -36431,10 +40401,10 @@
       <w:spacing w:val="5"/>
     </w:rPr>
   </w:style>
-  <w:style w:type="paragraph" w:styleId="175">
+  <w:style w:type="paragraph" w:styleId="865">
     <w:name w:val="Header"/>
-    <w:basedOn w:val="664"/>
-    <w:link w:val="176"/>
+    <w:basedOn w:val="890"/>
+    <w:link w:val="866"/>
     <w:uiPriority w:val="99"/>
     <w:unhideWhenUsed/>
     <w:pPr>
@@ -36447,10 +40417,10 @@
       <w:ind/>
     </w:pPr>
   </w:style>
-  <w:style w:type="character" w:styleId="176">
+  <w:style w:type="character" w:styleId="866">
     <w:name w:val="Header Char"/>
-    <w:basedOn w:val="147"/>
-    <w:link w:val="175"/>
+    <w:basedOn w:val="840"/>
+    <w:link w:val="865"/>
     <w:uiPriority w:val="99"/>
     <w:pPr>
       <w:pBdr/>
@@ -36458,10 +40428,10 @@
       <w:ind/>
     </w:pPr>
   </w:style>
-  <w:style w:type="paragraph" w:styleId="177">
+  <w:style w:type="paragraph" w:styleId="867">
     <w:name w:val="Footer"/>
-    <w:basedOn w:val="664"/>
-    <w:link w:val="178"/>
+    <w:basedOn w:val="890"/>
+    <w:link w:val="868"/>
     <w:uiPriority w:val="99"/>
     <w:unhideWhenUsed/>
     <w:pPr>
@@ -36474,10 +40444,10 @@
       <w:ind/>
     </w:pPr>
   </w:style>
-  <w:style w:type="character" w:styleId="178">
+  <w:style w:type="character" w:styleId="868">
     <w:name w:val="Footer Char"/>
-    <w:basedOn w:val="147"/>
-    <w:link w:val="177"/>
+    <w:basedOn w:val="840"/>
+    <w:link w:val="867"/>
     <w:uiPriority w:val="99"/>
     <w:pPr>
       <w:pBdr/>
@@ -36485,10 +40455,10 @@
       <w:ind/>
     </w:pPr>
   </w:style>
-  <w:style w:type="paragraph" w:styleId="179">
+  <w:style w:type="paragraph" w:styleId="869">
     <w:name w:val="Caption"/>
-    <w:basedOn w:val="664"/>
-    <w:next w:val="664"/>
+    <w:basedOn w:val="890"/>
+    <w:next w:val="890"/>
     <w:uiPriority w:val="35"/>
     <w:unhideWhenUsed/>
     <w:qFormat/>
@@ -36505,10 +40475,10 @@
       <w:szCs w:val="18"/>
     </w:rPr>
   </w:style>
-  <w:style w:type="paragraph" w:styleId="180">
+  <w:style w:type="paragraph" w:styleId="870">
     <w:name w:val="footnote text"/>
-    <w:basedOn w:val="664"/>
-    <w:link w:val="181"/>
+    <w:basedOn w:val="890"/>
+    <w:link w:val="871"/>
     <w:uiPriority w:val="99"/>
     <w:semiHidden/>
     <w:unhideWhenUsed/>
@@ -36522,10 +40492,10 @@
       <w:szCs w:val="20"/>
     </w:rPr>
   </w:style>
-  <w:style w:type="character" w:styleId="181">
+  <w:style w:type="character" w:styleId="871">
     <w:name w:val="Footnote Text Char"/>
-    <w:basedOn w:val="147"/>
-    <w:link w:val="180"/>
+    <w:basedOn w:val="840"/>
+    <w:link w:val="870"/>
     <w:uiPriority w:val="99"/>
     <w:semiHidden/>
     <w:pPr>
@@ -36538,9 +40508,9 @@
       <w:szCs w:val="20"/>
     </w:rPr>
   </w:style>
-  <w:style w:type="character" w:styleId="182">
+  <w:style w:type="character" w:styleId="872">
     <w:name w:val="footnote reference"/>
-    <w:basedOn w:val="147"/>
+    <w:basedOn w:val="840"/>
     <w:uiPriority w:val="99"/>
     <w:semiHidden/>
     <w:unhideWhenUsed/>
@@ -36553,10 +40523,10 @@
       <w:vertAlign w:val="superscript"/>
     </w:rPr>
   </w:style>
-  <w:style w:type="paragraph" w:styleId="183">
+  <w:style w:type="paragraph" w:styleId="873">
     <w:name w:val="endnote text"/>
-    <w:basedOn w:val="664"/>
-    <w:link w:val="184"/>
+    <w:basedOn w:val="890"/>
+    <w:link w:val="874"/>
     <w:uiPriority w:val="99"/>
     <w:semiHidden/>
     <w:unhideWhenUsed/>
@@ -36570,10 +40540,10 @@
       <w:szCs w:val="20"/>
     </w:rPr>
   </w:style>
-  <w:style w:type="character" w:styleId="184">
+  <w:style w:type="character" w:styleId="874">
     <w:name w:val="Endnote Text Char"/>
-    <w:basedOn w:val="147"/>
-    <w:link w:val="183"/>
+    <w:basedOn w:val="840"/>
+    <w:link w:val="873"/>
     <w:uiPriority w:val="99"/>
     <w:semiHidden/>
     <w:pPr>
@@ -36586,9 +40556,9 @@
       <w:szCs w:val="20"/>
     </w:rPr>
   </w:style>
-  <w:style w:type="character" w:styleId="185">
+  <w:style w:type="character" w:styleId="875">
     <w:name w:val="endnote reference"/>
-    <w:basedOn w:val="147"/>
+    <w:basedOn w:val="840"/>
     <w:uiPriority w:val="99"/>
     <w:semiHidden/>
     <w:unhideWhenUsed/>
@@ -36601,9 +40571,9 @@
       <w:vertAlign w:val="superscript"/>
     </w:rPr>
   </w:style>
-  <w:style w:type="character" w:styleId="186">
+  <w:style w:type="character" w:styleId="876">
     <w:name w:val="Hyperlink"/>
-    <w:basedOn w:val="147"/>
+    <w:basedOn w:val="840"/>
     <w:uiPriority w:val="99"/>
     <w:unhideWhenUsed/>
     <w:pPr>
@@ -36616,9 +40586,9 @@
       <w:u w:val="single"/>
     </w:rPr>
   </w:style>
-  <w:style w:type="character" w:styleId="187">
+  <w:style w:type="character" w:styleId="877">
     <w:name w:val="FollowedHyperlink"/>
-    <w:basedOn w:val="147"/>
+    <w:basedOn w:val="840"/>
     <w:uiPriority w:val="99"/>
     <w:semiHidden/>
     <w:unhideWhenUsed/>
@@ -36632,10 +40602,10 @@
       <w:u w:val="single"/>
     </w:rPr>
   </w:style>
-  <w:style w:type="paragraph" w:styleId="188">
+  <w:style w:type="paragraph" w:styleId="878">
     <w:name w:val="toc 1"/>
-    <w:basedOn w:val="664"/>
-    <w:next w:val="664"/>
+    <w:basedOn w:val="890"/>
+    <w:next w:val="890"/>
     <w:uiPriority w:val="39"/>
     <w:unhideWhenUsed/>
     <w:pPr>
@@ -36644,10 +40614,10 @@
       <w:ind/>
     </w:pPr>
   </w:style>
-  <w:style w:type="paragraph" w:styleId="189">
+  <w:style w:type="paragraph" w:styleId="879">
     <w:name w:val="toc 2"/>
-    <w:basedOn w:val="664"/>
-    <w:next w:val="664"/>
+    <w:basedOn w:val="890"/>
+    <w:next w:val="890"/>
     <w:uiPriority w:val="39"/>
     <w:unhideWhenUsed/>
     <w:pPr>
@@ -36656,10 +40626,10 @@
       <w:ind w:left="220"/>
     </w:pPr>
   </w:style>
-  <w:style w:type="paragraph" w:styleId="190">
+  <w:style w:type="paragraph" w:styleId="880">
     <w:name w:val="toc 3"/>
-    <w:basedOn w:val="664"/>
-    <w:next w:val="664"/>
+    <w:basedOn w:val="890"/>
+    <w:next w:val="890"/>
     <w:uiPriority w:val="39"/>
     <w:unhideWhenUsed/>
     <w:pPr>
@@ -36668,10 +40638,10 @@
       <w:ind w:left="440"/>
     </w:pPr>
   </w:style>
-  <w:style w:type="paragraph" w:styleId="191">
+  <w:style w:type="paragraph" w:styleId="881">
     <w:name w:val="toc 4"/>
-    <w:basedOn w:val="664"/>
-    <w:next w:val="664"/>
+    <w:basedOn w:val="890"/>
+    <w:next w:val="890"/>
     <w:uiPriority w:val="39"/>
     <w:unhideWhenUsed/>
     <w:pPr>
@@ -36680,10 +40650,10 @@
       <w:ind w:left="660"/>
     </w:pPr>
   </w:style>
-  <w:style w:type="paragraph" w:styleId="192">
+  <w:style w:type="paragraph" w:styleId="882">
     <w:name w:val="toc 5"/>
-    <w:basedOn w:val="664"/>
-    <w:next w:val="664"/>
+    <w:basedOn w:val="890"/>
+    <w:next w:val="890"/>
     <w:uiPriority w:val="39"/>
     <w:unhideWhenUsed/>
     <w:pPr>
@@ -36692,10 +40662,10 @@
       <w:ind w:left="880"/>
     </w:pPr>
   </w:style>
-  <w:style w:type="paragraph" w:styleId="193">
+  <w:style w:type="paragraph" w:styleId="883">
     <w:name w:val="toc 6"/>
-    <w:basedOn w:val="664"/>
-    <w:next w:val="664"/>
+    <w:basedOn w:val="890"/>
+    <w:next w:val="890"/>
     <w:uiPriority w:val="39"/>
     <w:unhideWhenUsed/>
     <w:pPr>
@@ -36704,10 +40674,10 @@
       <w:ind w:left="1100"/>
     </w:pPr>
   </w:style>
-  <w:style w:type="paragraph" w:styleId="194">
+  <w:style w:type="paragraph" w:styleId="884">
     <w:name w:val="toc 7"/>
-    <w:basedOn w:val="664"/>
-    <w:next w:val="664"/>
+    <w:basedOn w:val="890"/>
+    <w:next w:val="890"/>
     <w:uiPriority w:val="39"/>
     <w:unhideWhenUsed/>
     <w:pPr>
@@ -36716,10 +40686,10 @@
       <w:ind w:left="1320"/>
     </w:pPr>
   </w:style>
-  <w:style w:type="paragraph" w:styleId="195">
+  <w:style w:type="paragraph" w:styleId="885">
     <w:name w:val="toc 8"/>
-    <w:basedOn w:val="664"/>
-    <w:next w:val="664"/>
+    <w:basedOn w:val="890"/>
+    <w:next w:val="890"/>
     <w:uiPriority w:val="39"/>
     <w:unhideWhenUsed/>
     <w:pPr>
@@ -36728,10 +40698,10 @@
       <w:ind w:left="1540"/>
     </w:pPr>
   </w:style>
-  <w:style w:type="paragraph" w:styleId="196">
+  <w:style w:type="paragraph" w:styleId="886">
     <w:name w:val="toc 9"/>
-    <w:basedOn w:val="664"/>
-    <w:next w:val="664"/>
+    <w:basedOn w:val="890"/>
+    <w:next w:val="890"/>
     <w:uiPriority w:val="39"/>
     <w:unhideWhenUsed/>
     <w:pPr>
@@ -36740,9 +40710,9 @@
       <w:ind w:left="1760"/>
     </w:pPr>
   </w:style>
-  <w:style w:type="character" w:styleId="197">
+  <w:style w:type="character" w:styleId="887">
     <w:name w:val="Placeholder Text"/>
-    <w:basedOn w:val="147"/>
+    <w:basedOn w:val="840"/>
     <w:uiPriority w:val="99"/>
     <w:semiHidden/>
     <w:pPr>
@@ -36754,7 +40724,7 @@
       <w:color w:val="666666"/>
     </w:rPr>
   </w:style>
-  <w:style w:type="paragraph" w:styleId="207">
+  <w:style w:type="paragraph" w:styleId="888">
     <w:name w:val="TOC Heading"/>
     <w:uiPriority w:val="39"/>
     <w:unhideWhenUsed/>
@@ -36764,10 +40734,10 @@
       <w:ind/>
     </w:pPr>
   </w:style>
-  <w:style w:type="paragraph" w:styleId="208">
+  <w:style w:type="paragraph" w:styleId="889">
     <w:name w:val="table of figures"/>
-    <w:basedOn w:val="664"/>
-    <w:next w:val="664"/>
+    <w:basedOn w:val="890"/>
+    <w:next w:val="890"/>
     <w:uiPriority w:val="99"/>
     <w:unhideWhenUsed/>
     <w:pPr>
@@ -36776,7 +40746,7 @@
       <w:ind/>
     </w:pPr>
   </w:style>
-  <w:style w:type="paragraph" w:styleId="664" w:default="1">
+  <w:style w:type="paragraph" w:styleId="890" w:default="1">
     <w:name w:val="Normal"/>
     <w:qFormat/>
     <w:pPr>
@@ -36791,7 +40761,7 @@
       <w:lang w:val="ru-RU"/>
     </w:rPr>
   </w:style>
-  <w:style w:type="table" w:styleId="665" w:default="1">
+  <w:style w:type="table" w:styleId="891" w:default="1">
     <w:name w:val="Normal Table"/>
     <w:uiPriority w:val="99"/>
     <w:semiHidden/>
@@ -36984,7 +40954,7 @@
       </w:tcPr>
     </w:tblStylePr>
   </w:style>
-  <w:style w:type="numbering" w:styleId="666" w:default="1">
+  <w:style w:type="numbering" w:styleId="892" w:default="1">
     <w:name w:val="No List"/>
     <w:uiPriority w:val="99"/>
     <w:semiHidden/>
@@ -36995,9 +40965,9 @@
       <w:ind/>
     </w:pPr>
   </w:style>
-  <w:style w:type="paragraph" w:styleId="667">
+  <w:style w:type="paragraph" w:styleId="893">
     <w:name w:val="No Spacing"/>
-    <w:basedOn w:val="664"/>
+    <w:basedOn w:val="890"/>
     <w:uiPriority w:val="1"/>
     <w:qFormat/>
     <w:pPr>
@@ -37006,9 +40976,9 @@
       <w:ind/>
     </w:pPr>
   </w:style>
-  <w:style w:type="paragraph" w:styleId="668">
+  <w:style w:type="paragraph" w:styleId="894">
     <w:name w:val="List Paragraph"/>
-    <w:basedOn w:val="664"/>
+    <w:basedOn w:val="890"/>
     <w:uiPriority w:val="34"/>
     <w:qFormat/>
     <w:pPr>
